--- a/eng/docx/52.content.docx
+++ b/eng/docx/52.content.docx
@@ -7,6 +7,15 @@
       <w:r/>
     </w:p>
     <w:p>
+      <w:pPr>
+        <w:pStyle w:val="Heading2"/>
+      </w:pPr>
+      <w:r>
+        <w:t>Resource: Study Notes (Tyndale)</w:t>
+      </w:r>
+      <w:r/>
+    </w:p>
+    <w:p>
       <w:r/>
       <w:r>
         <w:rPr>
@@ -46,7 +55,7 @@
         <w:pStyle w:val="Heading1"/>
       </w:pPr>
       <w:r>
-        <w:t>Aquifer Open Study Notes</w:t>
+        <w:t>Study Notes (Tyndale)</w:t>
       </w:r>
     </w:p>
     <w:p>
@@ -55,6 +64,51 @@
           <w:headerReference w:type="even" r:id="rId8"/>
           <w:headerReference w:type="default" r:id="rId9"/>
           <w:footerReference w:type="default" r:id="rId10"/>
+          <w:footnotePr>
+            <w:numRestart w:val="eachSect"/>
+          </w:footnotePr>
+          <w:type w:val="continuous"/>
+          <w:pgSz w:w="12240" w:h="15840" w:code="1"/>
+          <w:pgMar w:top="1440" w:right="1440" w:bottom="1440" w:left="1440" w:header="504" w:footer="504" w:gutter="0"/>
+          <w:cols w:space="708"/>
+          <w:titlePg/>
+          <w:docGrid w:linePitch="360"/>
+        </w:sectPr>
+      </w:pPr>
+    </w:p>
+    <w:p>
+      <w:r/>
+    </w:p>
+    <w:p>
+      <w:pPr>
+        <w:pStyle w:val="Heading2"/>
+      </w:pPr>
+      <w:r>
+        <w:t>1TH</w:t>
+      </w:r>
+      <w:r/>
+    </w:p>
+    <w:p>
+      <w:r/>
+      <w:r>
+        <w:rPr>
+          <w:i/>
+        </w:rPr>
+        <w:t>1 Thessalonians 1:1, 1 Thessalonians 1:2, 1 Thessalonians 1:2–10, 1 Thessalonians 1:3, 1 Thessalonians 1:4, 1 Thessalonians 1:5, 1 Thessalonians 1:6, 1 Thessalonians 1:7–8, 1 Thessalonians 1:9, 1 Thessalonians 1:10, 1 Thessalonians 2:1, 1 Thessalonians 2:1–3.13, 1 Thessalonians 2:2, 1 Thessalonians 2:4, 1 Thessalonians 2:5, 1 Thessalonians 2:7, 1 Thessalonians 2:9, 1 Thessalonians 2:10, 1 Thessalonians 2:11, 1 Thessalonians 2:12, 1 Thessalonians 2:13, 1 Thessalonians 2:14, 1 Thessalonians 2:15, 1 Thessalonians 2:16, 1 Thessalonians 2:17, 1 Thessalonians 2:18, 1 Thessalonians 2:19, 1 Thessalonians 2:20, 1 Thessalonians 3:1–5, 1 Thessalonians 3:3, 1 Thessalonians 3:5, 1 Thessalonians 3:6, 1 Thessalonians 3:8, 1 Thessalonians 3:11, 1 Thessalonians 3:12, 1 Thessalonians 3:13, 1 Thessalonians 4:1–2, 1 Thessalonians 4:1–5.22, 1 Thessalonians 4:3, 1 Thessalonians 4:4, 1 Thessalonians 4:5, 1 Thessalonians 4:7, 1 Thessalonians 4:8, 1 Thessalonians 4:9, 1 Thessalonians 4:9–5.11, 1 Thessalonians 4:10, 1 Thessalonians 4:11, 1 Thessalonians 4:12, 1 Thessalonians 4:13, 1 Thessalonians 4:14, 1 Thessalonians 4:15, 1 Thessalonians 4:16, 1 Thessalonians 4:17, 1 Thessalonians 4:18, 1 Thessalonians 5:1, 1 Thessalonians 5:2, 1 Thessalonians 5:3, 1 Thessalonians 5:4, 1 Thessalonians 5:5, 1 Thessalonians 5:6, 1 Thessalonians 5:7, 1 Thessalonians 5:8, 1 Thessalonians 5:9, 1 Thessalonians 5:10, 1 Thessalonians 5:11, 1 Thessalonians 5:12, 1 Thessalonians 5:13, 1 Thessalonians 5:14, 1 Thessalonians 5:15, 1 Thessalonians 5:17, 1 Thessalonians 5:18, 1 Thessalonians 5:19, 1 Thessalonians 5:20–21, 1 Thessalonians 5:22, 1 Thessalonians 5:23, 1 Thessalonians 5:23–28, 1 Thessalonians 5:24, 1 Thessalonians 5:26, 1 Thessalonians 5:27, 1 Thessalonians 5:28</w:t>
+      </w:r>
+      <w:r/>
+    </w:p>
+    <w:p>
+      <w:r/>
+      <w:r>
+        <w:t xml:space="preserve"> </w:t>
+      </w:r>
+      <w:r/>
+      <w:r/>
+    </w:p>
+    <w:p>
+      <w:pPr>
+        <w:sectPr>
           <w:footnotePr>
             <w:numRestart w:val="eachSect"/>
           </w:footnotePr>

--- a/eng/docx/52.content.docx
+++ b/eng/docx/52.content.docx
@@ -150,19 +150,6 @@
           <w:lang w:val="en_US" w:bidi="en_US"/>
         </w:rPr>
         <w:t>1TH</w:t>
-      </w:r>
-      <w:r>
-        <w:rPr>
-          <w:lang w:val="en_US" w:bidi="en_US"/>
-        </w:rPr>
-      </w:r>
-    </w:p>
-    <w:p>
-      <w:pPr/>
-      <w:r>
-        <w:rPr>
-          <w:lang w:val="en_US" w:bidi="en_US"/>
-        </w:rPr>
       </w:r>
       <w:r>
         <w:rPr>

--- a/eng/docx/52.content.docx
+++ b/eng/docx/52.content.docx
@@ -19,7 +19,7 @@
         <w:rPr>
           <w:lang w:val="en_US" w:bidi="en_US"/>
         </w:rPr>
-        <w:t>Resource: Study Notes (Tyndale)</w:t>
+        <w:t>Resource: Tyndale Open Study Notes</w:t>
       </w:r>
       <w:r>
         <w:rPr>
@@ -112,7 +112,7 @@
         <w:rPr>
           <w:lang w:val="en_US" w:bidi="en_US"/>
         </w:rPr>
-        <w:t>Study Notes (Tyndale)</w:t>
+        <w:t>Tyndale Open Study Notes</w:t>
       </w:r>
     </w:p>
     <w:p>

--- a/eng/docx/52.content.docx
+++ b/eng/docx/52.content.docx
@@ -1079,7 +1079,7 @@
         <w:rPr>
           <w:lang w:val="en_US" w:bidi="en_US"/>
         </w:rPr>
-        <w:t>Among the non-Jews (gentiles), the apostles encouraged people to turn from idols to serve the living and true God, who created everything (</w:t>
+        <w:t>Among the Gentiles (non-Jewish people), the apostles called people to turn away from false gods and worship the living and true God, who created all things (</w:t>
       </w:r>
       <w:hyperlink r:id="rId34">
         <w:r>
@@ -1133,7 +1133,7 @@
         <w:rPr>
           <w:lang w:val="en_US" w:bidi="en_US"/>
         </w:rPr>
-        <w:t xml:space="preserve">). In a society with many religions, asking people to abandon the gods of their ancestors was unusual (see </w:t>
+        <w:t xml:space="preserve">). In a society where many religions existed side by side, it was unusual to ask people to abandon the gods worshiped by their families and communities (see </w:t>
       </w:r>
       <w:hyperlink r:id="rId37">
         <w:r>
@@ -2772,7 +2772,7 @@
         <w:rPr>
           <w:lang w:val="en_US" w:bidi="en_US"/>
         </w:rPr>
-        <w:t>The mission to the non-Jews (gentiles) was a key issue in the early church (</w:t>
+        <w:t>The mission to the Gentiles was one of the most important issues in the early church (</w:t>
       </w:r>
       <w:hyperlink r:id="rId77">
         <w:r>
@@ -2862,7 +2862,7 @@
         <w:rPr>
           <w:lang w:val="en_US" w:bidi="en_US"/>
         </w:rPr>
-        <w:t>Wrath (or judgment) comes when sins increase to full capacity</w:t>
+        <w:t>Judgment comes when sins increase to full capacity</w:t>
       </w:r>
       <w:r>
         <w:rPr>
@@ -7101,7 +7101,7 @@
         <w:rPr>
           <w:lang w:val="en_US" w:bidi="en_US"/>
         </w:rPr>
-        <w:t>In talking about Jesus's return, Paul uses a Greek term (</w:t>
+        <w:t>In talking about the return of Jesus, Paul uses a Greek term (</w:t>
       </w:r>
       <w:r>
         <w:rPr>

--- a/eng/docx/52.content.docx
+++ b/eng/docx/52.content.docx
@@ -8851,7 +8851,7 @@
         <w:rPr>
           <w:lang w:val="en_US" w:bidi="en_US"/>
         </w:rPr>
-        <w:t>). Christians will not suffer the terrors of the Day of the Lord (</w:t>
+        <w:t>). Christians will not suffer the terrors of the day of the Lord (</w:t>
       </w:r>
       <w:hyperlink r:id="rId235">
         <w:r>

--- a/eng/docx/52.content.docx
+++ b/eng/docx/52.content.docx
@@ -19,7 +19,7 @@
         <w:rPr>
           <w:lang w:val="en_US" w:bidi="en_US"/>
         </w:rPr>
-        <w:t>Resource: Tyndale Open Study Notes</w:t>
+        <w:t>Resource: Aquifer Open Study Notes</w:t>
       </w:r>
       <w:r>
         <w:rPr>
@@ -112,7 +112,7 @@
         <w:rPr>
           <w:lang w:val="en_US" w:bidi="en_US"/>
         </w:rPr>
-        <w:t>Tyndale Open Study Notes</w:t>
+        <w:t>Aquifer Open Study Notes</w:t>
       </w:r>
     </w:p>
     <w:p>

--- a/eng/docx/52.content.docx
+++ b/eng/docx/52.content.docx
@@ -255,18 +255,12 @@
         </w:rPr>
         <w:t>Paul, Silvanus, and Timothy started this church (</w:t>
       </w:r>
-      <w:hyperlink r:id="rId13">
-        <w:r>
-          <w:rPr>
-            <w:lang w:val="en_US" w:bidi="en_US"/>
-          </w:rPr>
-          <w:rPr>
-            <w:color w:val="0000EE"/>
-            <w:u w:val="single"/>
-          </w:rPr>
-          <w:t>Acts 17:1–9</w:t>
-        </w:r>
-      </w:hyperlink>
+      <w:r>
+        <w:rPr>
+          <w:lang w:val="en_US" w:bidi="en_US"/>
+        </w:rPr>
+        <w:t>Acts 17:1–9</w:t>
+      </w:r>
       <w:r>
         <w:rPr>
           <w:lang w:val="en_US" w:bidi="en_US"/>
@@ -365,36 +359,24 @@
         </w:rPr>
         <w:t xml:space="preserve"> (see </w:t>
       </w:r>
-      <w:hyperlink r:id="rId14">
-        <w:r>
-          <w:rPr>
-            <w:lang w:val="en_US" w:bidi="en_US"/>
-          </w:rPr>
-          <w:rPr>
-            <w:color w:val="0000EE"/>
-            <w:u w:val="single"/>
-          </w:rPr>
-          <w:t>2:13</w:t>
-        </w:r>
-      </w:hyperlink>
-      <w:r>
-        <w:rPr>
-          <w:lang w:val="en_US" w:bidi="en_US"/>
-        </w:rPr>
-        <w:t xml:space="preserve">; </w:t>
-      </w:r>
-      <w:hyperlink r:id="rId15">
-        <w:r>
-          <w:rPr>
-            <w:lang w:val="en_US" w:bidi="en_US"/>
-          </w:rPr>
-          <w:rPr>
-            <w:color w:val="0000EE"/>
-            <w:u w:val="single"/>
-          </w:rPr>
-          <w:t>3:9</w:t>
-        </w:r>
-      </w:hyperlink>
+      <w:r>
+        <w:rPr>
+          <w:lang w:val="en_US" w:bidi="en_US"/>
+        </w:rPr>
+        <w:t>2:13</w:t>
+      </w:r>
+      <w:r>
+        <w:rPr>
+          <w:lang w:val="en_US" w:bidi="en_US"/>
+        </w:rPr>
+        <w:t xml:space="preserve">; </w:t>
+      </w:r>
+      <w:r>
+        <w:rPr>
+          <w:lang w:val="en_US" w:bidi="en_US"/>
+        </w:rPr>
+        <w:t>3:9</w:t>
+      </w:r>
       <w:r>
         <w:rPr>
           <w:lang w:val="en_US" w:bidi="en_US"/>
@@ -449,90 +431,60 @@
         </w:rPr>
         <w:t>The apostle Paul first thanks God for the faith, love, and hope of the Thessalonian Christians (</w:t>
       </w:r>
-      <w:hyperlink r:id="rId16">
-        <w:r>
-          <w:rPr>
-            <w:lang w:val="en_US" w:bidi="en_US"/>
-          </w:rPr>
-          <w:rPr>
-            <w:color w:val="0000EE"/>
-            <w:u w:val="single"/>
-          </w:rPr>
-          <w:t>1:2–3</w:t>
-        </w:r>
-      </w:hyperlink>
+      <w:r>
+        <w:rPr>
+          <w:lang w:val="en_US" w:bidi="en_US"/>
+        </w:rPr>
+        <w:t>1:2–3</w:t>
+      </w:r>
       <w:r>
         <w:rPr>
           <w:lang w:val="en_US" w:bidi="en_US"/>
         </w:rPr>
         <w:t>). Then he recalls how they heard the good news about Jesus (</w:t>
       </w:r>
-      <w:hyperlink r:id="rId17">
-        <w:r>
-          <w:rPr>
-            <w:lang w:val="en_US" w:bidi="en_US"/>
-          </w:rPr>
-          <w:rPr>
-            <w:color w:val="0000EE"/>
-            <w:u w:val="single"/>
-          </w:rPr>
-          <w:t>1:4–5</w:t>
-        </w:r>
-      </w:hyperlink>
+      <w:r>
+        <w:rPr>
+          <w:lang w:val="en_US" w:bidi="en_US"/>
+        </w:rPr>
+        <w:t>1:4–5</w:t>
+      </w:r>
       <w:r>
         <w:rPr>
           <w:lang w:val="en_US" w:bidi="en_US"/>
         </w:rPr>
         <w:t>), and how they accepted its message (</w:t>
       </w:r>
-      <w:hyperlink r:id="rId18">
-        <w:r>
-          <w:rPr>
-            <w:lang w:val="en_US" w:bidi="en_US"/>
-          </w:rPr>
-          <w:rPr>
-            <w:color w:val="0000EE"/>
-            <w:u w:val="single"/>
-          </w:rPr>
-          <w:t>1:6–10</w:t>
-        </w:r>
-      </w:hyperlink>
+      <w:r>
+        <w:rPr>
+          <w:lang w:val="en_US" w:bidi="en_US"/>
+        </w:rPr>
+        <w:t>1:6–10</w:t>
+      </w:r>
       <w:r>
         <w:rPr>
           <w:lang w:val="en_US" w:bidi="en_US"/>
         </w:rPr>
         <w:t xml:space="preserve">). Paul mentions these themes again in </w:t>
       </w:r>
-      <w:hyperlink r:id="rId19">
-        <w:r>
-          <w:rPr>
-            <w:lang w:val="en_US" w:bidi="en_US"/>
-          </w:rPr>
-          <w:rPr>
-            <w:color w:val="0000EE"/>
-            <w:u w:val="single"/>
-          </w:rPr>
-          <w:t>2:1–12</w:t>
-        </w:r>
-      </w:hyperlink>
+      <w:r>
+        <w:rPr>
+          <w:lang w:val="en_US" w:bidi="en_US"/>
+        </w:rPr>
+        <w:t>2:1–12</w:t>
+      </w:r>
       <w:r>
         <w:rPr>
           <w:lang w:val="en_US" w:bidi="en_US"/>
         </w:rPr>
         <w:t xml:space="preserve"> and </w:t>
       </w:r>
-      <w:hyperlink r:id="rId20">
-        <w:r>
-          <w:rPr>
-            <w:lang w:val="en_US" w:bidi="en_US"/>
-          </w:rPr>
-          <w:rPr>
-            <w:color w:val="0000EE"/>
-            <w:u w:val="single"/>
-          </w:rPr>
-          <w:t>2:13–16</w:t>
-        </w:r>
-      </w:hyperlink>
+      <w:r>
+        <w:rPr>
+          <w:lang w:val="en_US" w:bidi="en_US"/>
+        </w:rPr>
+        <w:t>2:13–16</w:t>
+      </w:r>
       <w:r>
         <w:rPr>
           <w:lang w:val="en_US" w:bidi="en_US"/>
@@ -587,54 +539,36 @@
         </w:rPr>
         <w:t xml:space="preserve">The apostle Paul was grateful because the Thessalonians showed loyal work, deeds of love, and steady hope (see </w:t>
       </w:r>
-      <w:hyperlink r:id="rId21">
-        <w:r>
-          <w:rPr>
-            <w:lang w:val="en_US" w:bidi="en_US"/>
-          </w:rPr>
-          <w:rPr>
-            <w:color w:val="0000EE"/>
-            <w:u w:val="single"/>
-          </w:rPr>
-          <w:t>3:6</w:t>
-        </w:r>
-      </w:hyperlink>
-      <w:r>
-        <w:rPr>
-          <w:lang w:val="en_US" w:bidi="en_US"/>
-        </w:rPr>
-        <w:t xml:space="preserve">; </w:t>
-      </w:r>
-      <w:hyperlink r:id="rId22">
-        <w:r>
-          <w:rPr>
-            <w:lang w:val="en_US" w:bidi="en_US"/>
-          </w:rPr>
-          <w:rPr>
-            <w:color w:val="0000EE"/>
-            <w:u w:val="single"/>
-          </w:rPr>
-          <w:t>5:8</w:t>
-        </w:r>
-      </w:hyperlink>
-      <w:r>
-        <w:rPr>
-          <w:lang w:val="en_US" w:bidi="en_US"/>
-        </w:rPr>
-        <w:t xml:space="preserve">; </w:t>
-      </w:r>
-      <w:hyperlink r:id="rId23">
-        <w:r>
-          <w:rPr>
-            <w:lang w:val="en_US" w:bidi="en_US"/>
-          </w:rPr>
-          <w:rPr>
-            <w:color w:val="0000EE"/>
-            <w:u w:val="single"/>
-          </w:rPr>
-          <w:t>2 Thessalonians 1:3–4</w:t>
-        </w:r>
-      </w:hyperlink>
+      <w:r>
+        <w:rPr>
+          <w:lang w:val="en_US" w:bidi="en_US"/>
+        </w:rPr>
+        <w:t>3:6</w:t>
+      </w:r>
+      <w:r>
+        <w:rPr>
+          <w:lang w:val="en_US" w:bidi="en_US"/>
+        </w:rPr>
+        <w:t xml:space="preserve">; </w:t>
+      </w:r>
+      <w:r>
+        <w:rPr>
+          <w:lang w:val="en_US" w:bidi="en_US"/>
+        </w:rPr>
+        <w:t>5:8</w:t>
+      </w:r>
+      <w:r>
+        <w:rPr>
+          <w:lang w:val="en_US" w:bidi="en_US"/>
+        </w:rPr>
+        <w:t xml:space="preserve">; </w:t>
+      </w:r>
+      <w:r>
+        <w:rPr>
+          <w:lang w:val="en_US" w:bidi="en_US"/>
+        </w:rPr>
+        <w:t>2 Thessalonians 1:3–4</w:t>
+      </w:r>
       <w:r>
         <w:rPr>
           <w:lang w:val="en_US" w:bidi="en_US"/>
@@ -757,54 +691,36 @@
         </w:rPr>
         <w:t>God called the Thessalonians through the announcement of the good news about Jesus (</w:t>
       </w:r>
-      <w:hyperlink r:id="rId24">
-        <w:r>
-          <w:rPr>
-            <w:lang w:val="en_US" w:bidi="en_US"/>
-          </w:rPr>
-          <w:rPr>
-            <w:color w:val="0000EE"/>
-            <w:u w:val="single"/>
-          </w:rPr>
-          <w:t>2 Thessalonians 2:13–14</w:t>
-        </w:r>
-      </w:hyperlink>
+      <w:r>
+        <w:rPr>
+          <w:lang w:val="en_US" w:bidi="en_US"/>
+        </w:rPr>
+        <w:t>2 Thessalonians 2:13–14</w:t>
+      </w:r>
       <w:r>
         <w:rPr>
           <w:lang w:val="en_US" w:bidi="en_US"/>
         </w:rPr>
         <w:t>). The Holy Spirit convinced the listeners that the message was true (</w:t>
       </w:r>
-      <w:hyperlink r:id="rId25">
-        <w:r>
-          <w:rPr>
-            <w:lang w:val="en_US" w:bidi="en_US"/>
-          </w:rPr>
-          <w:rPr>
-            <w:color w:val="0000EE"/>
-            <w:u w:val="single"/>
-          </w:rPr>
-          <w:t>1 Corinthians 2:4–5</w:t>
-        </w:r>
-      </w:hyperlink>
-      <w:r>
-        <w:rPr>
-          <w:lang w:val="en_US" w:bidi="en_US"/>
-        </w:rPr>
-        <w:t xml:space="preserve">; </w:t>
-      </w:r>
-      <w:hyperlink r:id="rId26">
-        <w:r>
-          <w:rPr>
-            <w:lang w:val="en_US" w:bidi="en_US"/>
-          </w:rPr>
-          <w:rPr>
-            <w:color w:val="0000EE"/>
-            <w:u w:val="single"/>
-          </w:rPr>
-          <w:t>1 Peter 1:12</w:t>
-        </w:r>
-      </w:hyperlink>
+      <w:r>
+        <w:rPr>
+          <w:lang w:val="en_US" w:bidi="en_US"/>
+        </w:rPr>
+        <w:t>1 Corinthians 2:4–5</w:t>
+      </w:r>
+      <w:r>
+        <w:rPr>
+          <w:lang w:val="en_US" w:bidi="en_US"/>
+        </w:rPr>
+        <w:t xml:space="preserve">; </w:t>
+      </w:r>
+      <w:r>
+        <w:rPr>
+          <w:lang w:val="en_US" w:bidi="en_US"/>
+        </w:rPr>
+        <w:t>1 Peter 1:12</w:t>
+      </w:r>
       <w:r>
         <w:rPr>
           <w:lang w:val="en_US" w:bidi="en_US"/>
@@ -859,126 +775,84 @@
         </w:rPr>
         <w:t>The Thessalonians encountered great suffering from their peers because they accepted the good news about Jesus (</w:t>
       </w:r>
-      <w:hyperlink r:id="rId27">
-        <w:r>
-          <w:rPr>
-            <w:lang w:val="en_US" w:bidi="en_US"/>
-          </w:rPr>
-          <w:rPr>
-            <w:color w:val="0000EE"/>
-            <w:u w:val="single"/>
-          </w:rPr>
-          <w:t>2:14</w:t>
-        </w:r>
-      </w:hyperlink>
-      <w:r>
-        <w:rPr>
-          <w:lang w:val="en_US" w:bidi="en_US"/>
-        </w:rPr>
-        <w:t xml:space="preserve">; </w:t>
-      </w:r>
-      <w:hyperlink r:id="rId28">
-        <w:r>
-          <w:rPr>
-            <w:lang w:val="en_US" w:bidi="en_US"/>
-          </w:rPr>
-          <w:rPr>
-            <w:color w:val="0000EE"/>
-            <w:u w:val="single"/>
-          </w:rPr>
-          <w:t>3:3–4</w:t>
-        </w:r>
-      </w:hyperlink>
+      <w:r>
+        <w:rPr>
+          <w:lang w:val="en_US" w:bidi="en_US"/>
+        </w:rPr>
+        <w:t>2:14</w:t>
+      </w:r>
+      <w:r>
+        <w:rPr>
+          <w:lang w:val="en_US" w:bidi="en_US"/>
+        </w:rPr>
+        <w:t xml:space="preserve">; </w:t>
+      </w:r>
+      <w:r>
+        <w:rPr>
+          <w:lang w:val="en_US" w:bidi="en_US"/>
+        </w:rPr>
+        <w:t>3:3–4</w:t>
+      </w:r>
       <w:r>
         <w:rPr>
           <w:lang w:val="en_US" w:bidi="en_US"/>
         </w:rPr>
         <w:t>). However, by following the example of the apostles and the Lord himself, they found the joy of the Holy Spirit (</w:t>
       </w:r>
-      <w:hyperlink r:id="rId29">
-        <w:r>
-          <w:rPr>
-            <w:lang w:val="en_US" w:bidi="en_US"/>
-          </w:rPr>
-          <w:rPr>
-            <w:color w:val="0000EE"/>
-            <w:u w:val="single"/>
-          </w:rPr>
-          <w:t>Matthew 5:11–12</w:t>
-        </w:r>
-      </w:hyperlink>
-      <w:r>
-        <w:rPr>
-          <w:lang w:val="en_US" w:bidi="en_US"/>
-        </w:rPr>
-        <w:t xml:space="preserve">; </w:t>
-      </w:r>
-      <w:hyperlink r:id="rId30">
-        <w:r>
-          <w:rPr>
-            <w:lang w:val="en_US" w:bidi="en_US"/>
-          </w:rPr>
-          <w:rPr>
-            <w:color w:val="0000EE"/>
-            <w:u w:val="single"/>
-          </w:rPr>
-          <w:t>Romans 8:17</w:t>
-        </w:r>
-      </w:hyperlink>
-      <w:r>
-        <w:rPr>
-          <w:lang w:val="en_US" w:bidi="en_US"/>
-        </w:rPr>
-        <w:t xml:space="preserve">; </w:t>
-      </w:r>
-      <w:hyperlink r:id="rId31">
-        <w:r>
-          <w:rPr>
-            <w:lang w:val="en_US" w:bidi="en_US"/>
-          </w:rPr>
-          <w:rPr>
-            <w:color w:val="0000EE"/>
-            <w:u w:val="single"/>
-          </w:rPr>
-          <w:t>12:12</w:t>
-        </w:r>
-      </w:hyperlink>
-      <w:r>
-        <w:rPr>
-          <w:lang w:val="en_US" w:bidi="en_US"/>
-        </w:rPr>
-        <w:t xml:space="preserve">; </w:t>
-      </w:r>
-      <w:hyperlink r:id="rId32">
-        <w:r>
-          <w:rPr>
-            <w:lang w:val="en_US" w:bidi="en_US"/>
-          </w:rPr>
-          <w:rPr>
-            <w:color w:val="0000EE"/>
-            <w:u w:val="single"/>
-          </w:rPr>
-          <w:t>Philippians 2:17</w:t>
-        </w:r>
-      </w:hyperlink>
-      <w:r>
-        <w:rPr>
-          <w:lang w:val="en_US" w:bidi="en_US"/>
-        </w:rPr>
-        <w:t xml:space="preserve">; </w:t>
-      </w:r>
-      <w:hyperlink r:id="rId33">
-        <w:r>
-          <w:rPr>
-            <w:lang w:val="en_US" w:bidi="en_US"/>
-          </w:rPr>
-          <w:rPr>
-            <w:color w:val="0000EE"/>
-            <w:u w:val="single"/>
-          </w:rPr>
-          <w:t>1 Peter 4:13–14</w:t>
-        </w:r>
-      </w:hyperlink>
+      <w:r>
+        <w:rPr>
+          <w:lang w:val="en_US" w:bidi="en_US"/>
+        </w:rPr>
+        <w:t>Matthew 5:11–12</w:t>
+      </w:r>
+      <w:r>
+        <w:rPr>
+          <w:lang w:val="en_US" w:bidi="en_US"/>
+        </w:rPr>
+        <w:t xml:space="preserve">; </w:t>
+      </w:r>
+      <w:r>
+        <w:rPr>
+          <w:lang w:val="en_US" w:bidi="en_US"/>
+        </w:rPr>
+        <w:t>Romans 8:17</w:t>
+      </w:r>
+      <w:r>
+        <w:rPr>
+          <w:lang w:val="en_US" w:bidi="en_US"/>
+        </w:rPr>
+        <w:t xml:space="preserve">; </w:t>
+      </w:r>
+      <w:r>
+        <w:rPr>
+          <w:lang w:val="en_US" w:bidi="en_US"/>
+        </w:rPr>
+        <w:t>12:12</w:t>
+      </w:r>
+      <w:r>
+        <w:rPr>
+          <w:lang w:val="en_US" w:bidi="en_US"/>
+        </w:rPr>
+        <w:t xml:space="preserve">; </w:t>
+      </w:r>
+      <w:r>
+        <w:rPr>
+          <w:lang w:val="en_US" w:bidi="en_US"/>
+        </w:rPr>
+        <w:t>Philippians 2:17</w:t>
+      </w:r>
+      <w:r>
+        <w:rPr>
+          <w:lang w:val="en_US" w:bidi="en_US"/>
+        </w:rPr>
+        <w:t xml:space="preserve">; </w:t>
+      </w:r>
+      <w:r>
+        <w:rPr>
+          <w:lang w:val="en_US" w:bidi="en_US"/>
+        </w:rPr>
+        <w:t>1 Peter 4:13–14</w:t>
+      </w:r>
       <w:r>
         <w:rPr>
           <w:lang w:val="en_US" w:bidi="en_US"/>
@@ -1081,90 +955,60 @@
         </w:rPr>
         <w:t>Among the Gentiles (non-Jewish people), the apostles called people to turn away from false gods and worship the living and true God, who created all things (</w:t>
       </w:r>
-      <w:hyperlink r:id="rId34">
-        <w:r>
-          <w:rPr>
-            <w:lang w:val="en_US" w:bidi="en_US"/>
-          </w:rPr>
-          <w:rPr>
-            <w:color w:val="0000EE"/>
-            <w:u w:val="single"/>
-          </w:rPr>
-          <w:t>Acts 14:11–18</w:t>
-        </w:r>
-      </w:hyperlink>
-      <w:r>
-        <w:rPr>
-          <w:lang w:val="en_US" w:bidi="en_US"/>
-        </w:rPr>
-        <w:t xml:space="preserve">; </w:t>
-      </w:r>
-      <w:hyperlink r:id="rId35">
-        <w:r>
-          <w:rPr>
-            <w:lang w:val="en_US" w:bidi="en_US"/>
-          </w:rPr>
-          <w:rPr>
-            <w:color w:val="0000EE"/>
-            <w:u w:val="single"/>
-          </w:rPr>
-          <w:t>17:22–31</w:t>
-        </w:r>
-      </w:hyperlink>
-      <w:r>
-        <w:rPr>
-          <w:lang w:val="en_US" w:bidi="en_US"/>
-        </w:rPr>
-        <w:t xml:space="preserve">; </w:t>
-      </w:r>
-      <w:hyperlink r:id="rId36">
-        <w:r>
-          <w:rPr>
-            <w:lang w:val="en_US" w:bidi="en_US"/>
-          </w:rPr>
-          <w:rPr>
-            <w:color w:val="0000EE"/>
-            <w:u w:val="single"/>
-          </w:rPr>
-          <w:t>19:23–41</w:t>
-        </w:r>
-      </w:hyperlink>
+      <w:r>
+        <w:rPr>
+          <w:lang w:val="en_US" w:bidi="en_US"/>
+        </w:rPr>
+        <w:t>Acts 14:11–18</w:t>
+      </w:r>
+      <w:r>
+        <w:rPr>
+          <w:lang w:val="en_US" w:bidi="en_US"/>
+        </w:rPr>
+        <w:t xml:space="preserve">; </w:t>
+      </w:r>
+      <w:r>
+        <w:rPr>
+          <w:lang w:val="en_US" w:bidi="en_US"/>
+        </w:rPr>
+        <w:t>17:22–31</w:t>
+      </w:r>
+      <w:r>
+        <w:rPr>
+          <w:lang w:val="en_US" w:bidi="en_US"/>
+        </w:rPr>
+        <w:t xml:space="preserve">; </w:t>
+      </w:r>
+      <w:r>
+        <w:rPr>
+          <w:lang w:val="en_US" w:bidi="en_US"/>
+        </w:rPr>
+        <w:t>19:23–41</w:t>
+      </w:r>
       <w:r>
         <w:rPr>
           <w:lang w:val="en_US" w:bidi="en_US"/>
         </w:rPr>
         <w:t xml:space="preserve">). In a society where many religions existed side by side, it was unusual to ask people to abandon the gods worshiped by their families and communities (see </w:t>
       </w:r>
-      <w:hyperlink r:id="rId37">
-        <w:r>
-          <w:rPr>
-            <w:lang w:val="en_US" w:bidi="en_US"/>
-          </w:rPr>
-          <w:rPr>
-            <w:color w:val="0000EE"/>
-            <w:u w:val="single"/>
-          </w:rPr>
-          <w:t>Jeremiah 10:8–10</w:t>
-        </w:r>
-      </w:hyperlink>
-      <w:r>
-        <w:rPr>
-          <w:lang w:val="en_US" w:bidi="en_US"/>
-        </w:rPr>
-        <w:t xml:space="preserve">; </w:t>
-      </w:r>
-      <w:hyperlink r:id="rId38">
-        <w:r>
-          <w:rPr>
-            <w:lang w:val="en_US" w:bidi="en_US"/>
-          </w:rPr>
-          <w:rPr>
-            <w:color w:val="0000EE"/>
-            <w:u w:val="single"/>
-          </w:rPr>
-          <w:t>1 Corinthians 8:4–6</w:t>
-        </w:r>
-      </w:hyperlink>
+      <w:r>
+        <w:rPr>
+          <w:lang w:val="en_US" w:bidi="en_US"/>
+        </w:rPr>
+        <w:t>Jeremiah 10:8–10</w:t>
+      </w:r>
+      <w:r>
+        <w:rPr>
+          <w:lang w:val="en_US" w:bidi="en_US"/>
+        </w:rPr>
+        <w:t xml:space="preserve">; </w:t>
+      </w:r>
+      <w:r>
+        <w:rPr>
+          <w:lang w:val="en_US" w:bidi="en_US"/>
+        </w:rPr>
+        <w:t>1 Corinthians 8:4–6</w:t>
+      </w:r>
       <w:r>
         <w:rPr>
           <w:lang w:val="en_US" w:bidi="en_US"/>
@@ -1219,144 +1063,96 @@
         </w:rPr>
         <w:t>The resurrection of Jesus from the dead was central to the apostles’ preaching (</w:t>
       </w:r>
-      <w:hyperlink r:id="rId39">
-        <w:r>
-          <w:rPr>
-            <w:lang w:val="en_US" w:bidi="en_US"/>
-          </w:rPr>
-          <w:rPr>
-            <w:color w:val="0000EE"/>
-            <w:u w:val="single"/>
-          </w:rPr>
-          <w:t>4:14</w:t>
-        </w:r>
-      </w:hyperlink>
-      <w:r>
-        <w:rPr>
-          <w:lang w:val="en_US" w:bidi="en_US"/>
-        </w:rPr>
-        <w:t xml:space="preserve">; </w:t>
-      </w:r>
-      <w:hyperlink r:id="rId40">
-        <w:r>
-          <w:rPr>
-            <w:lang w:val="en_US" w:bidi="en_US"/>
-          </w:rPr>
-          <w:rPr>
-            <w:color w:val="0000EE"/>
-            <w:u w:val="single"/>
-          </w:rPr>
-          <w:t>Acts 2:32</w:t>
-        </w:r>
-      </w:hyperlink>
-      <w:r>
-        <w:rPr>
-          <w:lang w:val="en_US" w:bidi="en_US"/>
-        </w:rPr>
-        <w:t xml:space="preserve">; </w:t>
-      </w:r>
-      <w:hyperlink r:id="rId41">
-        <w:r>
-          <w:rPr>
-            <w:lang w:val="en_US" w:bidi="en_US"/>
-          </w:rPr>
-          <w:rPr>
-            <w:color w:val="0000EE"/>
-            <w:u w:val="single"/>
-          </w:rPr>
-          <w:t>3:15</w:t>
-        </w:r>
-      </w:hyperlink>
-      <w:r>
-        <w:rPr>
-          <w:lang w:val="en_US" w:bidi="en_US"/>
-        </w:rPr>
-        <w:t xml:space="preserve">; </w:t>
-      </w:r>
-      <w:hyperlink r:id="rId42">
-        <w:r>
-          <w:rPr>
-            <w:lang w:val="en_US" w:bidi="en_US"/>
-          </w:rPr>
-          <w:rPr>
-            <w:color w:val="0000EE"/>
-            <w:u w:val="single"/>
-          </w:rPr>
-          <w:t>10:40</w:t>
-        </w:r>
-      </w:hyperlink>
-      <w:r>
-        <w:rPr>
-          <w:lang w:val="en_US" w:bidi="en_US"/>
-        </w:rPr>
-        <w:t xml:space="preserve">; </w:t>
-      </w:r>
-      <w:hyperlink r:id="rId43">
-        <w:r>
-          <w:rPr>
-            <w:lang w:val="en_US" w:bidi="en_US"/>
-          </w:rPr>
-          <w:rPr>
-            <w:color w:val="0000EE"/>
-            <w:u w:val="single"/>
-          </w:rPr>
-          <w:t>13:29–30</w:t>
-        </w:r>
-      </w:hyperlink>
-      <w:r>
-        <w:rPr>
-          <w:lang w:val="en_US" w:bidi="en_US"/>
-        </w:rPr>
-        <w:t xml:space="preserve">; </w:t>
-      </w:r>
-      <w:hyperlink r:id="rId44">
-        <w:r>
-          <w:rPr>
-            <w:lang w:val="en_US" w:bidi="en_US"/>
-          </w:rPr>
-          <w:rPr>
-            <w:color w:val="0000EE"/>
-            <w:u w:val="single"/>
-          </w:rPr>
-          <w:t>1 Corinthians 15:3–8</w:t>
-        </w:r>
-      </w:hyperlink>
+      <w:r>
+        <w:rPr>
+          <w:lang w:val="en_US" w:bidi="en_US"/>
+        </w:rPr>
+        <w:t>4:14</w:t>
+      </w:r>
+      <w:r>
+        <w:rPr>
+          <w:lang w:val="en_US" w:bidi="en_US"/>
+        </w:rPr>
+        <w:t xml:space="preserve">; </w:t>
+      </w:r>
+      <w:r>
+        <w:rPr>
+          <w:lang w:val="en_US" w:bidi="en_US"/>
+        </w:rPr>
+        <w:t>Acts 2:32</w:t>
+      </w:r>
+      <w:r>
+        <w:rPr>
+          <w:lang w:val="en_US" w:bidi="en_US"/>
+        </w:rPr>
+        <w:t xml:space="preserve">; </w:t>
+      </w:r>
+      <w:r>
+        <w:rPr>
+          <w:lang w:val="en_US" w:bidi="en_US"/>
+        </w:rPr>
+        <w:t>3:15</w:t>
+      </w:r>
+      <w:r>
+        <w:rPr>
+          <w:lang w:val="en_US" w:bidi="en_US"/>
+        </w:rPr>
+        <w:t xml:space="preserve">; </w:t>
+      </w:r>
+      <w:r>
+        <w:rPr>
+          <w:lang w:val="en_US" w:bidi="en_US"/>
+        </w:rPr>
+        <w:t>10:40</w:t>
+      </w:r>
+      <w:r>
+        <w:rPr>
+          <w:lang w:val="en_US" w:bidi="en_US"/>
+        </w:rPr>
+        <w:t xml:space="preserve">; </w:t>
+      </w:r>
+      <w:r>
+        <w:rPr>
+          <w:lang w:val="en_US" w:bidi="en_US"/>
+        </w:rPr>
+        <w:t>13:29–30</w:t>
+      </w:r>
+      <w:r>
+        <w:rPr>
+          <w:lang w:val="en_US" w:bidi="en_US"/>
+        </w:rPr>
+        <w:t xml:space="preserve">; </w:t>
+      </w:r>
+      <w:r>
+        <w:rPr>
+          <w:lang w:val="en_US" w:bidi="en_US"/>
+        </w:rPr>
+        <w:t>1 Corinthians 15:3–8</w:t>
+      </w:r>
       <w:r>
         <w:rPr>
           <w:lang w:val="en_US" w:bidi="en_US"/>
         </w:rPr>
         <w:t xml:space="preserve">). It formed the basis for confidence in the return of Jesus (see </w:t>
       </w:r>
-      <w:hyperlink r:id="rId45">
-        <w:r>
-          <w:rPr>
-            <w:lang w:val="en_US" w:bidi="en_US"/>
-          </w:rPr>
-          <w:rPr>
-            <w:color w:val="0000EE"/>
-            <w:u w:val="single"/>
-          </w:rPr>
-          <w:t>1 Thessalonians 5:9</w:t>
-        </w:r>
-      </w:hyperlink>
-      <w:r>
-        <w:rPr>
-          <w:lang w:val="en_US" w:bidi="en_US"/>
-        </w:rPr>
-        <w:t xml:space="preserve">; </w:t>
-      </w:r>
-      <w:hyperlink r:id="rId46">
-        <w:r>
-          <w:rPr>
-            <w:lang w:val="en_US" w:bidi="en_US"/>
-          </w:rPr>
-          <w:rPr>
-            <w:color w:val="0000EE"/>
-            <w:u w:val="single"/>
-          </w:rPr>
-          <w:t>2 Thessalonians 1:6–10</w:t>
-        </w:r>
-      </w:hyperlink>
+      <w:r>
+        <w:rPr>
+          <w:lang w:val="en_US" w:bidi="en_US"/>
+        </w:rPr>
+        <w:t>1 Thessalonians 5:9</w:t>
+      </w:r>
+      <w:r>
+        <w:rPr>
+          <w:lang w:val="en_US" w:bidi="en_US"/>
+        </w:rPr>
+        <w:t xml:space="preserve">; </w:t>
+      </w:r>
+      <w:r>
+        <w:rPr>
+          <w:lang w:val="en_US" w:bidi="en_US"/>
+        </w:rPr>
+        <w:t>2 Thessalonians 1:6–10</w:t>
+      </w:r>
       <w:r>
         <w:rPr>
           <w:lang w:val="en_US" w:bidi="en_US"/>
@@ -1472,36 +1268,24 @@
         </w:rPr>
         <w:t>The letter begins by discussing the character of Paul and his associates, as well as how the Thessalonians accepted the good news (</w:t>
       </w:r>
-      <w:hyperlink r:id="rId19">
-        <w:r>
-          <w:rPr>
-            <w:lang w:val="en_US" w:bidi="en_US"/>
-          </w:rPr>
-          <w:rPr>
-            <w:color w:val="0000EE"/>
-            <w:u w:val="single"/>
-          </w:rPr>
-          <w:t>2:1–12</w:t>
-        </w:r>
-      </w:hyperlink>
-      <w:r>
-        <w:rPr>
-          <w:lang w:val="en_US" w:bidi="en_US"/>
-        </w:rPr>
-        <w:t xml:space="preserve">; </w:t>
-      </w:r>
-      <w:hyperlink r:id="rId20">
-        <w:r>
-          <w:rPr>
-            <w:lang w:val="en_US" w:bidi="en_US"/>
-          </w:rPr>
-          <w:rPr>
-            <w:color w:val="0000EE"/>
-            <w:u w:val="single"/>
-          </w:rPr>
-          <w:t>13–16</w:t>
-        </w:r>
-      </w:hyperlink>
+      <w:r>
+        <w:rPr>
+          <w:lang w:val="en_US" w:bidi="en_US"/>
+        </w:rPr>
+        <w:t>2:1–12</w:t>
+      </w:r>
+      <w:r>
+        <w:rPr>
+          <w:lang w:val="en_US" w:bidi="en_US"/>
+        </w:rPr>
+        <w:t xml:space="preserve">; </w:t>
+      </w:r>
+      <w:r>
+        <w:rPr>
+          <w:lang w:val="en_US" w:bidi="en_US"/>
+        </w:rPr>
+        <w:t>13–16</w:t>
+      </w:r>
       <w:r>
         <w:rPr>
           <w:lang w:val="en_US" w:bidi="en_US"/>
@@ -1540,18 +1324,12 @@
         </w:rPr>
         <w:t>his efforts to visit them again (</w:t>
       </w:r>
-      <w:hyperlink r:id="rId47">
-        <w:r>
-          <w:rPr>
-            <w:lang w:val="en_US" w:bidi="en_US"/>
-          </w:rPr>
-          <w:rPr>
-            <w:color w:val="0000EE"/>
-            <w:u w:val="single"/>
-          </w:rPr>
-          <w:t>2:17–20</w:t>
-        </w:r>
-      </w:hyperlink>
+      <w:r>
+        <w:rPr>
+          <w:lang w:val="en_US" w:bidi="en_US"/>
+        </w:rPr>
+        <w:t>2:17–20</w:t>
+      </w:r>
       <w:r>
         <w:rPr>
           <w:lang w:val="en_US" w:bidi="en_US"/>
@@ -1576,18 +1354,12 @@
         </w:rPr>
         <w:t>his choice to send Timothy when he could not go himself (</w:t>
       </w:r>
-      <w:hyperlink r:id="rId48">
-        <w:r>
-          <w:rPr>
-            <w:lang w:val="en_US" w:bidi="en_US"/>
-          </w:rPr>
-          <w:rPr>
-            <w:color w:val="0000EE"/>
-            <w:u w:val="single"/>
-          </w:rPr>
-          <w:t>3:1–5</w:t>
-        </w:r>
-      </w:hyperlink>
+      <w:r>
+        <w:rPr>
+          <w:lang w:val="en_US" w:bidi="en_US"/>
+        </w:rPr>
+        <w:t>3:1–5</w:t>
+      </w:r>
       <w:r>
         <w:rPr>
           <w:lang w:val="en_US" w:bidi="en_US"/>
@@ -1608,36 +1380,24 @@
         </w:rPr>
         <w:t>It concludes with the apostle Paul’s happiness about Timothy’s positive report and his prayers to return to the church (</w:t>
       </w:r>
-      <w:hyperlink r:id="rId49">
-        <w:r>
-          <w:rPr>
-            <w:lang w:val="en_US" w:bidi="en_US"/>
-          </w:rPr>
-          <w:rPr>
-            <w:color w:val="0000EE"/>
-            <w:u w:val="single"/>
-          </w:rPr>
-          <w:t>3:6–9</w:t>
-        </w:r>
-      </w:hyperlink>
-      <w:r>
-        <w:rPr>
-          <w:lang w:val="en_US" w:bidi="en_US"/>
-        </w:rPr>
-        <w:t xml:space="preserve">; </w:t>
-      </w:r>
-      <w:hyperlink r:id="rId50">
-        <w:r>
-          <w:rPr>
-            <w:lang w:val="en_US" w:bidi="en_US"/>
-          </w:rPr>
-          <w:rPr>
-            <w:color w:val="0000EE"/>
-            <w:u w:val="single"/>
-          </w:rPr>
-          <w:t>10–13</w:t>
-        </w:r>
-      </w:hyperlink>
+      <w:r>
+        <w:rPr>
+          <w:lang w:val="en_US" w:bidi="en_US"/>
+        </w:rPr>
+        <w:t>3:6–9</w:t>
+      </w:r>
+      <w:r>
+        <w:rPr>
+          <w:lang w:val="en_US" w:bidi="en_US"/>
+        </w:rPr>
+        <w:t xml:space="preserve">; </w:t>
+      </w:r>
+      <w:r>
+        <w:rPr>
+          <w:lang w:val="en_US" w:bidi="en_US"/>
+        </w:rPr>
+        <w:t>10–13</w:t>
+      </w:r>
       <w:r>
         <w:rPr>
           <w:lang w:val="en_US" w:bidi="en_US"/>
@@ -1692,18 +1452,12 @@
         </w:rPr>
         <w:t>Paul and Silvanus encountered shame and pain in Philippi (</w:t>
       </w:r>
-      <w:hyperlink r:id="rId51">
-        <w:r>
-          <w:rPr>
-            <w:lang w:val="en_US" w:bidi="en_US"/>
-          </w:rPr>
-          <w:rPr>
-            <w:color w:val="0000EE"/>
-            <w:u w:val="single"/>
-          </w:rPr>
-          <w:t>Acts 16:19–40</w:t>
-        </w:r>
-      </w:hyperlink>
+      <w:r>
+        <w:rPr>
+          <w:lang w:val="en_US" w:bidi="en_US"/>
+        </w:rPr>
+        <w:t>Acts 16:19–40</w:t>
+      </w:r>
       <w:r>
         <w:rPr>
           <w:lang w:val="en_US" w:bidi="en_US"/>
@@ -1758,18 +1512,12 @@
         </w:rPr>
         <w:t>In the ancient world, people in public office were publicly tested and approved for their work. The Thessalonians and God served as two witnesses to the purity of Paul’s motives. (</w:t>
       </w:r>
-      <w:hyperlink r:id="rId52">
-        <w:r>
-          <w:rPr>
-            <w:lang w:val="en_US" w:bidi="en_US"/>
-          </w:rPr>
-          <w:rPr>
-            <w:color w:val="0000EE"/>
-            <w:u w:val="single"/>
-          </w:rPr>
-          <w:t>2:3</w:t>
-        </w:r>
-      </w:hyperlink>
+      <w:r>
+        <w:rPr>
+          <w:lang w:val="en_US" w:bidi="en_US"/>
+        </w:rPr>
+        <w:t>2:3</w:t>
+      </w:r>
       <w:r>
         <w:rPr>
           <w:lang w:val="en_US" w:bidi="en_US"/>
@@ -1824,72 +1572,48 @@
         </w:rPr>
         <w:t xml:space="preserve">Flattery was often used to gain money from others. Paul denies flattering the Thessalonians to receive money. He calls both the Thessalonians and God as witnesses (see </w:t>
       </w:r>
-      <w:hyperlink r:id="rId53">
-        <w:r>
-          <w:rPr>
-            <w:lang w:val="en_US" w:bidi="en_US"/>
-          </w:rPr>
-          <w:rPr>
-            <w:color w:val="0000EE"/>
-            <w:u w:val="single"/>
-          </w:rPr>
-          <w:t>2:10</w:t>
-        </w:r>
-      </w:hyperlink>
-      <w:r>
-        <w:rPr>
-          <w:lang w:val="en_US" w:bidi="en_US"/>
-        </w:rPr>
-        <w:t xml:space="preserve">; </w:t>
-      </w:r>
-      <w:hyperlink r:id="rId54">
-        <w:r>
-          <w:rPr>
-            <w:lang w:val="en_US" w:bidi="en_US"/>
-          </w:rPr>
-          <w:rPr>
-            <w:color w:val="0000EE"/>
-            <w:u w:val="single"/>
-          </w:rPr>
-          <w:t>Deuteronomy 19:15</w:t>
-        </w:r>
-      </w:hyperlink>
-      <w:r>
-        <w:rPr>
-          <w:lang w:val="en_US" w:bidi="en_US"/>
-        </w:rPr>
-        <w:t xml:space="preserve">; </w:t>
-      </w:r>
-      <w:hyperlink r:id="rId55">
-        <w:r>
-          <w:rPr>
-            <w:lang w:val="en_US" w:bidi="en_US"/>
-          </w:rPr>
-          <w:rPr>
-            <w:color w:val="0000EE"/>
-            <w:u w:val="single"/>
-          </w:rPr>
-          <w:t>2 Corinthians 13:1</w:t>
-        </w:r>
-      </w:hyperlink>
-      <w:r>
-        <w:rPr>
-          <w:lang w:val="en_US" w:bidi="en_US"/>
-        </w:rPr>
-        <w:t xml:space="preserve">; </w:t>
-      </w:r>
-      <w:hyperlink r:id="rId56">
-        <w:r>
-          <w:rPr>
-            <w:lang w:val="en_US" w:bidi="en_US"/>
-          </w:rPr>
-          <w:rPr>
-            <w:color w:val="0000EE"/>
-            <w:u w:val="single"/>
-          </w:rPr>
-          <w:t>1 Timothy 5:19</w:t>
-        </w:r>
-      </w:hyperlink>
+      <w:r>
+        <w:rPr>
+          <w:lang w:val="en_US" w:bidi="en_US"/>
+        </w:rPr>
+        <w:t>2:10</w:t>
+      </w:r>
+      <w:r>
+        <w:rPr>
+          <w:lang w:val="en_US" w:bidi="en_US"/>
+        </w:rPr>
+        <w:t xml:space="preserve">; </w:t>
+      </w:r>
+      <w:r>
+        <w:rPr>
+          <w:lang w:val="en_US" w:bidi="en_US"/>
+        </w:rPr>
+        <w:t>Deuteronomy 19:15</w:t>
+      </w:r>
+      <w:r>
+        <w:rPr>
+          <w:lang w:val="en_US" w:bidi="en_US"/>
+        </w:rPr>
+        <w:t xml:space="preserve">; </w:t>
+      </w:r>
+      <w:r>
+        <w:rPr>
+          <w:lang w:val="en_US" w:bidi="en_US"/>
+        </w:rPr>
+        <w:t>2 Corinthians 13:1</w:t>
+      </w:r>
+      <w:r>
+        <w:rPr>
+          <w:lang w:val="en_US" w:bidi="en_US"/>
+        </w:rPr>
+        <w:t xml:space="preserve">; </w:t>
+      </w:r>
+      <w:r>
+        <w:rPr>
+          <w:lang w:val="en_US" w:bidi="en_US"/>
+        </w:rPr>
+        <w:t>1 Timothy 5:19</w:t>
+      </w:r>
       <w:r>
         <w:rPr>
           <w:lang w:val="en_US" w:bidi="en_US"/>
@@ -1964,18 +1688,12 @@
         </w:rPr>
         <w:t xml:space="preserve">Paul and his associates did not use their authority as apostles to make demands (see </w:t>
       </w:r>
-      <w:hyperlink r:id="rId57">
-        <w:r>
-          <w:rPr>
-            <w:lang w:val="en_US" w:bidi="en_US"/>
-          </w:rPr>
-          <w:rPr>
-            <w:color w:val="0000EE"/>
-            <w:u w:val="single"/>
-          </w:rPr>
-          <w:t>Matthew 20:25–28</w:t>
-        </w:r>
-      </w:hyperlink>
+      <w:r>
+        <w:rPr>
+          <w:lang w:val="en_US" w:bidi="en_US"/>
+        </w:rPr>
+        <w:t>Matthew 20:25–28</w:t>
+      </w:r>
       <w:r>
         <w:rPr>
           <w:lang w:val="en_US" w:bidi="en_US"/>
@@ -2030,54 +1748,36 @@
         </w:rPr>
         <w:t xml:space="preserve">Paul and his associates worked with their hands to support themselves while in the city (see </w:t>
       </w:r>
-      <w:hyperlink r:id="rId58">
-        <w:r>
-          <w:rPr>
-            <w:lang w:val="en_US" w:bidi="en_US"/>
-          </w:rPr>
-          <w:rPr>
-            <w:color w:val="0000EE"/>
-            <w:u w:val="single"/>
-          </w:rPr>
-          <w:t>Acts 18:1–4</w:t>
-        </w:r>
-      </w:hyperlink>
-      <w:r>
-        <w:rPr>
-          <w:lang w:val="en_US" w:bidi="en_US"/>
-        </w:rPr>
-        <w:t xml:space="preserve">; </w:t>
-      </w:r>
-      <w:hyperlink r:id="rId59">
-        <w:r>
-          <w:rPr>
-            <w:lang w:val="en_US" w:bidi="en_US"/>
-          </w:rPr>
-          <w:rPr>
-            <w:color w:val="0000EE"/>
-            <w:u w:val="single"/>
-          </w:rPr>
-          <w:t>1 Corinthians 9:12–18</w:t>
-        </w:r>
-      </w:hyperlink>
+      <w:r>
+        <w:rPr>
+          <w:lang w:val="en_US" w:bidi="en_US"/>
+        </w:rPr>
+        <w:t>Acts 18:1–4</w:t>
+      </w:r>
+      <w:r>
+        <w:rPr>
+          <w:lang w:val="en_US" w:bidi="en_US"/>
+        </w:rPr>
+        <w:t xml:space="preserve">; </w:t>
+      </w:r>
+      <w:r>
+        <w:rPr>
+          <w:lang w:val="en_US" w:bidi="en_US"/>
+        </w:rPr>
+        <w:t>1 Corinthians 9:12–18</w:t>
+      </w:r>
       <w:r>
         <w:rPr>
           <w:lang w:val="en_US" w:bidi="en_US"/>
         </w:rPr>
         <w:t>). They did this to set an example for the Thessalonians (</w:t>
       </w:r>
-      <w:hyperlink r:id="rId60">
-        <w:r>
-          <w:rPr>
-            <w:lang w:val="en_US" w:bidi="en_US"/>
-          </w:rPr>
-          <w:rPr>
-            <w:color w:val="0000EE"/>
-            <w:u w:val="single"/>
-          </w:rPr>
-          <w:t>2 Thessalonians 3:8–9</w:t>
-        </w:r>
-      </w:hyperlink>
+      <w:r>
+        <w:rPr>
+          <w:lang w:val="en_US" w:bidi="en_US"/>
+        </w:rPr>
+        <w:t>2 Thessalonians 3:8–9</w:t>
+      </w:r>
       <w:r>
         <w:rPr>
           <w:lang w:val="en_US" w:bidi="en_US"/>
@@ -2132,18 +1832,12 @@
         </w:rPr>
         <w:t xml:space="preserve">Both God and the Thessalonians were witnesses that Paul behaved in a dedicated and honest way (see </w:t>
       </w:r>
-      <w:hyperlink r:id="rId61">
-        <w:r>
-          <w:rPr>
-            <w:lang w:val="en_US" w:bidi="en_US"/>
-          </w:rPr>
-          <w:rPr>
-            <w:color w:val="0000EE"/>
-            <w:u w:val="single"/>
-          </w:rPr>
-          <w:t>2:5</w:t>
-        </w:r>
-      </w:hyperlink>
+      <w:r>
+        <w:rPr>
+          <w:lang w:val="en_US" w:bidi="en_US"/>
+        </w:rPr>
+        <w:t>2:5</w:t>
+      </w:r>
       <w:r>
         <w:rPr>
           <w:lang w:val="en_US" w:bidi="en_US"/>
@@ -2246,72 +1940,48 @@
         </w:rPr>
         <w:t>God would consider a life worthy if it aligns with the high standards he expects from those called to share his own kingdom and glory (</w:t>
       </w:r>
-      <w:hyperlink r:id="rId62">
-        <w:r>
-          <w:rPr>
-            <w:lang w:val="en_US" w:bidi="en_US"/>
-          </w:rPr>
-          <w:rPr>
-            <w:color w:val="0000EE"/>
-            <w:u w:val="single"/>
-          </w:rPr>
-          <w:t>4:7</w:t>
-        </w:r>
-      </w:hyperlink>
-      <w:r>
-        <w:rPr>
-          <w:lang w:val="en_US" w:bidi="en_US"/>
-        </w:rPr>
-        <w:t xml:space="preserve">; </w:t>
-      </w:r>
-      <w:hyperlink r:id="rId63">
-        <w:r>
-          <w:rPr>
-            <w:lang w:val="en_US" w:bidi="en_US"/>
-          </w:rPr>
-          <w:rPr>
-            <w:color w:val="0000EE"/>
-            <w:u w:val="single"/>
-          </w:rPr>
-          <w:t>Romans 8:17–18</w:t>
-        </w:r>
-      </w:hyperlink>
-      <w:r>
-        <w:rPr>
-          <w:lang w:val="en_US" w:bidi="en_US"/>
-        </w:rPr>
-        <w:t xml:space="preserve">; </w:t>
-      </w:r>
-      <w:hyperlink r:id="rId64">
-        <w:r>
-          <w:rPr>
-            <w:lang w:val="en_US" w:bidi="en_US"/>
-          </w:rPr>
-          <w:rPr>
-            <w:color w:val="0000EE"/>
-            <w:u w:val="single"/>
-          </w:rPr>
-          <w:t>Colossians 1:27</w:t>
-        </w:r>
-      </w:hyperlink>
-      <w:r>
-        <w:rPr>
-          <w:lang w:val="en_US" w:bidi="en_US"/>
-        </w:rPr>
-        <w:t xml:space="preserve">; </w:t>
-      </w:r>
-      <w:hyperlink r:id="rId65">
-        <w:r>
-          <w:rPr>
-            <w:lang w:val="en_US" w:bidi="en_US"/>
-          </w:rPr>
-          <w:rPr>
-            <w:color w:val="0000EE"/>
-            <w:u w:val="single"/>
-          </w:rPr>
-          <w:t>2 Thessalonians 2:14</w:t>
-        </w:r>
-      </w:hyperlink>
+      <w:r>
+        <w:rPr>
+          <w:lang w:val="en_US" w:bidi="en_US"/>
+        </w:rPr>
+        <w:t>4:7</w:t>
+      </w:r>
+      <w:r>
+        <w:rPr>
+          <w:lang w:val="en_US" w:bidi="en_US"/>
+        </w:rPr>
+        <w:t xml:space="preserve">; </w:t>
+      </w:r>
+      <w:r>
+        <w:rPr>
+          <w:lang w:val="en_US" w:bidi="en_US"/>
+        </w:rPr>
+        <w:t>Romans 8:17–18</w:t>
+      </w:r>
+      <w:r>
+        <w:rPr>
+          <w:lang w:val="en_US" w:bidi="en_US"/>
+        </w:rPr>
+        <w:t xml:space="preserve">; </w:t>
+      </w:r>
+      <w:r>
+        <w:rPr>
+          <w:lang w:val="en_US" w:bidi="en_US"/>
+        </w:rPr>
+        <w:t>Colossians 1:27</w:t>
+      </w:r>
+      <w:r>
+        <w:rPr>
+          <w:lang w:val="en_US" w:bidi="en_US"/>
+        </w:rPr>
+        <w:t xml:space="preserve">; </w:t>
+      </w:r>
+      <w:r>
+        <w:rPr>
+          <w:lang w:val="en_US" w:bidi="en_US"/>
+        </w:rPr>
+        <w:t>2 Thessalonians 2:14</w:t>
+      </w:r>
       <w:r>
         <w:rPr>
           <w:lang w:val="en_US" w:bidi="en_US"/>
@@ -2366,36 +2036,24 @@
         </w:rPr>
         <w:t xml:space="preserve">Paul thanks the Thessalonians again (see </w:t>
       </w:r>
-      <w:hyperlink r:id="rId66">
-        <w:r>
-          <w:rPr>
-            <w:lang w:val="en_US" w:bidi="en_US"/>
-          </w:rPr>
-          <w:rPr>
-            <w:color w:val="0000EE"/>
-            <w:u w:val="single"/>
-          </w:rPr>
-          <w:t>1:2</w:t>
-        </w:r>
-      </w:hyperlink>
-      <w:r>
-        <w:rPr>
-          <w:lang w:val="en_US" w:bidi="en_US"/>
-        </w:rPr>
-        <w:t xml:space="preserve">; </w:t>
-      </w:r>
-      <w:hyperlink r:id="rId15">
-        <w:r>
-          <w:rPr>
-            <w:lang w:val="en_US" w:bidi="en_US"/>
-          </w:rPr>
-          <w:rPr>
-            <w:color w:val="0000EE"/>
-            <w:u w:val="single"/>
-          </w:rPr>
-          <w:t>3:9</w:t>
-        </w:r>
-      </w:hyperlink>
+      <w:r>
+        <w:rPr>
+          <w:lang w:val="en_US" w:bidi="en_US"/>
+        </w:rPr>
+        <w:t>1:2</w:t>
+      </w:r>
+      <w:r>
+        <w:rPr>
+          <w:lang w:val="en_US" w:bidi="en_US"/>
+        </w:rPr>
+        <w:t xml:space="preserve">; </w:t>
+      </w:r>
+      <w:r>
+        <w:rPr>
+          <w:lang w:val="en_US" w:bidi="en_US"/>
+        </w:rPr>
+        <w:t>3:9</w:t>
+      </w:r>
       <w:r>
         <w:rPr>
           <w:lang w:val="en_US" w:bidi="en_US"/>
@@ -2415,54 +2073,36 @@
         </w:rPr>
         <w:t>the word of God (</w:t>
       </w:r>
-      <w:hyperlink r:id="rId67">
-        <w:r>
-          <w:rPr>
-            <w:lang w:val="en_US" w:bidi="en_US"/>
-          </w:rPr>
-          <w:rPr>
-            <w:color w:val="0000EE"/>
-            <w:u w:val="single"/>
-          </w:rPr>
-          <w:t>1:5</w:t>
-        </w:r>
-      </w:hyperlink>
-      <w:r>
-        <w:rPr>
-          <w:lang w:val="en_US" w:bidi="en_US"/>
-        </w:rPr>
-        <w:t xml:space="preserve">; </w:t>
-      </w:r>
-      <w:hyperlink r:id="rId65">
-        <w:r>
-          <w:rPr>
-            <w:lang w:val="en_US" w:bidi="en_US"/>
-          </w:rPr>
-          <w:rPr>
-            <w:color w:val="0000EE"/>
-            <w:u w:val="single"/>
-          </w:rPr>
-          <w:t>2 Thes 2:14</w:t>
-        </w:r>
-      </w:hyperlink>
-      <w:r>
-        <w:rPr>
-          <w:lang w:val="en_US" w:bidi="en_US"/>
-        </w:rPr>
-        <w:t xml:space="preserve">; </w:t>
-      </w:r>
-      <w:hyperlink r:id="rId68">
-        <w:r>
-          <w:rPr>
-            <w:lang w:val="en_US" w:bidi="en_US"/>
-          </w:rPr>
-          <w:rPr>
-            <w:color w:val="0000EE"/>
-            <w:u w:val="single"/>
-          </w:rPr>
-          <w:t>2 Cor 5:20</w:t>
-        </w:r>
-      </w:hyperlink>
+      <w:r>
+        <w:rPr>
+          <w:lang w:val="en_US" w:bidi="en_US"/>
+        </w:rPr>
+        <w:t>1:5</w:t>
+      </w:r>
+      <w:r>
+        <w:rPr>
+          <w:lang w:val="en_US" w:bidi="en_US"/>
+        </w:rPr>
+        <w:t xml:space="preserve">; </w:t>
+      </w:r>
+      <w:r>
+        <w:rPr>
+          <w:lang w:val="en_US" w:bidi="en_US"/>
+        </w:rPr>
+        <w:t>2 Thes 2:14</w:t>
+      </w:r>
+      <w:r>
+        <w:rPr>
+          <w:lang w:val="en_US" w:bidi="en_US"/>
+        </w:rPr>
+        <w:t xml:space="preserve">; </w:t>
+      </w:r>
+      <w:r>
+        <w:rPr>
+          <w:lang w:val="en_US" w:bidi="en_US"/>
+        </w:rPr>
+        <w:t>2 Cor 5:20</w:t>
+      </w:r>
       <w:r>
         <w:rPr>
           <w:lang w:val="en_US" w:bidi="en_US"/>
@@ -2517,36 +2157,24 @@
         </w:rPr>
         <w:t>The Thessalonian Christians suffered persecution. Their actions showed that they accepted the word of God (</w:t>
       </w:r>
-      <w:hyperlink r:id="rId69">
-        <w:r>
-          <w:rPr>
-            <w:lang w:val="en_US" w:bidi="en_US"/>
-          </w:rPr>
-          <w:rPr>
-            <w:color w:val="0000EE"/>
-            <w:u w:val="single"/>
-          </w:rPr>
-          <w:t>1:6</w:t>
-        </w:r>
-      </w:hyperlink>
+      <w:r>
+        <w:rPr>
+          <w:lang w:val="en_US" w:bidi="en_US"/>
+        </w:rPr>
+        <w:t>1:6</w:t>
+      </w:r>
       <w:r>
         <w:rPr>
           <w:lang w:val="en_US" w:bidi="en_US"/>
         </w:rPr>
         <w:t>). By suffering persecution, the Thessalonians followed the pattern of the apostles, the churches in Judea, and Christ himself (</w:t>
       </w:r>
-      <w:hyperlink r:id="rId70">
-        <w:r>
-          <w:rPr>
-            <w:lang w:val="en_US" w:bidi="en_US"/>
-          </w:rPr>
-          <w:rPr>
-            <w:color w:val="0000EE"/>
-            <w:u w:val="single"/>
-          </w:rPr>
-          <w:t>Acts 8:1</w:t>
-        </w:r>
-      </w:hyperlink>
+      <w:r>
+        <w:rPr>
+          <w:lang w:val="en_US" w:bidi="en_US"/>
+        </w:rPr>
+        <w:t>Acts 8:1</w:t>
+      </w:r>
       <w:r>
         <w:rPr>
           <w:lang w:val="en_US" w:bidi="en_US"/>
@@ -2601,36 +2229,24 @@
         </w:rPr>
         <w:t>Paul was not opposed to the Jewish people. Out of love for them, he prayed for their salvation (</w:t>
       </w:r>
-      <w:hyperlink r:id="rId71">
-        <w:r>
-          <w:rPr>
-            <w:lang w:val="en_US" w:bidi="en_US"/>
-          </w:rPr>
-          <w:rPr>
-            <w:color w:val="0000EE"/>
-            <w:u w:val="single"/>
-          </w:rPr>
-          <w:t>Romans 9:1–5</w:t>
-        </w:r>
-      </w:hyperlink>
-      <w:r>
-        <w:rPr>
-          <w:lang w:val="en_US" w:bidi="en_US"/>
-        </w:rPr>
-        <w:t xml:space="preserve">; </w:t>
-      </w:r>
-      <w:hyperlink r:id="rId72">
-        <w:r>
-          <w:rPr>
-            <w:lang w:val="en_US" w:bidi="en_US"/>
-          </w:rPr>
-          <w:rPr>
-            <w:color w:val="0000EE"/>
-            <w:u w:val="single"/>
-          </w:rPr>
-          <w:t>10:1</w:t>
-        </w:r>
-      </w:hyperlink>
+      <w:r>
+        <w:rPr>
+          <w:lang w:val="en_US" w:bidi="en_US"/>
+        </w:rPr>
+        <w:t>Romans 9:1–5</w:t>
+      </w:r>
+      <w:r>
+        <w:rPr>
+          <w:lang w:val="en_US" w:bidi="en_US"/>
+        </w:rPr>
+        <w:t xml:space="preserve">; </w:t>
+      </w:r>
+      <w:r>
+        <w:rPr>
+          <w:lang w:val="en_US" w:bidi="en_US"/>
+        </w:rPr>
+        <w:t>10:1</w:t>
+      </w:r>
       <w:r>
         <w:rPr>
           <w:lang w:val="en_US" w:bidi="en_US"/>
@@ -2650,72 +2266,48 @@
         </w:rPr>
         <w:t>(</w:t>
       </w:r>
-      <w:hyperlink r:id="rId73">
-        <w:r>
-          <w:rPr>
-            <w:lang w:val="en_US" w:bidi="en_US"/>
-          </w:rPr>
-          <w:rPr>
-            <w:color w:val="0000EE"/>
-            <w:u w:val="single"/>
-          </w:rPr>
-          <w:t>1 Kings 19:10</w:t>
-        </w:r>
-      </w:hyperlink>
-      <w:r>
-        <w:rPr>
-          <w:lang w:val="en_US" w:bidi="en_US"/>
-        </w:rPr>
-        <w:t xml:space="preserve">; </w:t>
-      </w:r>
-      <w:hyperlink r:id="rId74">
-        <w:r>
-          <w:rPr>
-            <w:lang w:val="en_US" w:bidi="en_US"/>
-          </w:rPr>
-          <w:rPr>
-            <w:color w:val="0000EE"/>
-            <w:u w:val="single"/>
-          </w:rPr>
-          <w:t>Acts 7:52</w:t>
-        </w:r>
-      </w:hyperlink>
+      <w:r>
+        <w:rPr>
+          <w:lang w:val="en_US" w:bidi="en_US"/>
+        </w:rPr>
+        <w:t>1 Kings 19:10</w:t>
+      </w:r>
+      <w:r>
+        <w:rPr>
+          <w:lang w:val="en_US" w:bidi="en_US"/>
+        </w:rPr>
+        <w:t xml:space="preserve">; </w:t>
+      </w:r>
+      <w:r>
+        <w:rPr>
+          <w:lang w:val="en_US" w:bidi="en_US"/>
+        </w:rPr>
+        <w:t>Acts 7:52</w:t>
+      </w:r>
       <w:r>
         <w:rPr>
           <w:lang w:val="en_US" w:bidi="en_US"/>
         </w:rPr>
         <w:t>). Some Jews had also persecuted the apostles in Thessalonica (</w:t>
       </w:r>
-      <w:hyperlink r:id="rId75">
-        <w:r>
-          <w:rPr>
-            <w:lang w:val="en_US" w:bidi="en_US"/>
-          </w:rPr>
-          <w:rPr>
-            <w:color w:val="0000EE"/>
-            <w:u w:val="single"/>
-          </w:rPr>
-          <w:t>Acts 17:10</w:t>
-        </w:r>
-      </w:hyperlink>
-      <w:r>
-        <w:rPr>
-          <w:lang w:val="en_US" w:bidi="en_US"/>
-        </w:rPr>
-        <w:t xml:space="preserve">; </w:t>
-      </w:r>
-      <w:hyperlink r:id="rId76">
-        <w:r>
-          <w:rPr>
-            <w:lang w:val="en_US" w:bidi="en_US"/>
-          </w:rPr>
-          <w:rPr>
-            <w:color w:val="0000EE"/>
-            <w:u w:val="single"/>
-          </w:rPr>
-          <w:t>2 Corinthians 11:26</w:t>
-        </w:r>
-      </w:hyperlink>
+      <w:r>
+        <w:rPr>
+          <w:lang w:val="en_US" w:bidi="en_US"/>
+        </w:rPr>
+        <w:t>Acts 17:10</w:t>
+      </w:r>
+      <w:r>
+        <w:rPr>
+          <w:lang w:val="en_US" w:bidi="en_US"/>
+        </w:rPr>
+        <w:t xml:space="preserve">; </w:t>
+      </w:r>
+      <w:r>
+        <w:rPr>
+          <w:lang w:val="en_US" w:bidi="en_US"/>
+        </w:rPr>
+        <w:t>2 Corinthians 11:26</w:t>
+      </w:r>
       <w:r>
         <w:rPr>
           <w:lang w:val="en_US" w:bidi="en_US"/>
@@ -2774,72 +2366,48 @@
         </w:rPr>
         <w:t>The mission to the Gentiles was one of the most important issues in the early church (</w:t>
       </w:r>
-      <w:hyperlink r:id="rId77">
-        <w:r>
-          <w:rPr>
-            <w:lang w:val="en_US" w:bidi="en_US"/>
-          </w:rPr>
-          <w:rPr>
-            <w:color w:val="0000EE"/>
-            <w:u w:val="single"/>
-          </w:rPr>
-          <w:t>Acts 11:18</w:t>
-        </w:r>
-      </w:hyperlink>
-      <w:r>
-        <w:rPr>
-          <w:lang w:val="en_US" w:bidi="en_US"/>
-        </w:rPr>
-        <w:t xml:space="preserve">; </w:t>
-      </w:r>
-      <w:hyperlink r:id="rId78">
-        <w:r>
-          <w:rPr>
-            <w:lang w:val="en_US" w:bidi="en_US"/>
-          </w:rPr>
-          <w:rPr>
-            <w:color w:val="0000EE"/>
-            <w:u w:val="single"/>
-          </w:rPr>
-          <w:t>13:46–49</w:t>
-        </w:r>
-      </w:hyperlink>
-      <w:r>
-        <w:rPr>
-          <w:lang w:val="en_US" w:bidi="en_US"/>
-        </w:rPr>
-        <w:t xml:space="preserve">; </w:t>
-      </w:r>
-      <w:hyperlink r:id="rId79">
-        <w:r>
-          <w:rPr>
-            <w:lang w:val="en_US" w:bidi="en_US"/>
-          </w:rPr>
-          <w:rPr>
-            <w:color w:val="0000EE"/>
-            <w:u w:val="single"/>
-          </w:rPr>
-          <w:t>28:28</w:t>
-        </w:r>
-      </w:hyperlink>
-      <w:r>
-        <w:rPr>
-          <w:lang w:val="en_US" w:bidi="en_US"/>
-        </w:rPr>
-        <w:t xml:space="preserve">; </w:t>
-      </w:r>
-      <w:hyperlink r:id="rId80">
-        <w:r>
-          <w:rPr>
-            <w:lang w:val="en_US" w:bidi="en_US"/>
-          </w:rPr>
-          <w:rPr>
-            <w:color w:val="0000EE"/>
-            <w:u w:val="single"/>
-          </w:rPr>
-          <w:t>Romans 1:16</w:t>
-        </w:r>
-      </w:hyperlink>
+      <w:r>
+        <w:rPr>
+          <w:lang w:val="en_US" w:bidi="en_US"/>
+        </w:rPr>
+        <w:t>Acts 11:18</w:t>
+      </w:r>
+      <w:r>
+        <w:rPr>
+          <w:lang w:val="en_US" w:bidi="en_US"/>
+        </w:rPr>
+        <w:t xml:space="preserve">; </w:t>
+      </w:r>
+      <w:r>
+        <w:rPr>
+          <w:lang w:val="en_US" w:bidi="en_US"/>
+        </w:rPr>
+        <w:t>13:46–49</w:t>
+      </w:r>
+      <w:r>
+        <w:rPr>
+          <w:lang w:val="en_US" w:bidi="en_US"/>
+        </w:rPr>
+        <w:t xml:space="preserve">; </w:t>
+      </w:r>
+      <w:r>
+        <w:rPr>
+          <w:lang w:val="en_US" w:bidi="en_US"/>
+        </w:rPr>
+        <w:t>28:28</w:t>
+      </w:r>
+      <w:r>
+        <w:rPr>
+          <w:lang w:val="en_US" w:bidi="en_US"/>
+        </w:rPr>
+        <w:t xml:space="preserve">; </w:t>
+      </w:r>
+      <w:r>
+        <w:rPr>
+          <w:lang w:val="en_US" w:bidi="en_US"/>
+        </w:rPr>
+        <w:t>Romans 1:16</w:t>
+      </w:r>
       <w:r>
         <w:rPr>
           <w:lang w:val="en_US" w:bidi="en_US"/>
@@ -2877,54 +2445,36 @@
         </w:rPr>
         <w:t>(</w:t>
       </w:r>
-      <w:hyperlink r:id="rId81">
-        <w:r>
-          <w:rPr>
-            <w:lang w:val="en_US" w:bidi="en_US"/>
-          </w:rPr>
-          <w:rPr>
-            <w:color w:val="0000EE"/>
-            <w:u w:val="single"/>
-          </w:rPr>
-          <w:t>Genesis 15:16</w:t>
-        </w:r>
-      </w:hyperlink>
-      <w:r>
-        <w:rPr>
-          <w:lang w:val="en_US" w:bidi="en_US"/>
-        </w:rPr>
-        <w:t xml:space="preserve">; </w:t>
-      </w:r>
-      <w:hyperlink r:id="rId82">
-        <w:r>
-          <w:rPr>
-            <w:lang w:val="en_US" w:bidi="en_US"/>
-          </w:rPr>
-          <w:rPr>
-            <w:color w:val="0000EE"/>
-            <w:u w:val="single"/>
-          </w:rPr>
-          <w:t>Daniel 8:23</w:t>
-        </w:r>
-      </w:hyperlink>
+      <w:r>
+        <w:rPr>
+          <w:lang w:val="en_US" w:bidi="en_US"/>
+        </w:rPr>
+        <w:t>Genesis 15:16</w:t>
+      </w:r>
+      <w:r>
+        <w:rPr>
+          <w:lang w:val="en_US" w:bidi="en_US"/>
+        </w:rPr>
+        <w:t xml:space="preserve">; </w:t>
+      </w:r>
+      <w:r>
+        <w:rPr>
+          <w:lang w:val="en_US" w:bidi="en_US"/>
+        </w:rPr>
+        <w:t>Daniel 8:23</w:t>
+      </w:r>
       <w:r>
         <w:rPr>
           <w:lang w:val="en_US" w:bidi="en_US"/>
         </w:rPr>
         <w:t xml:space="preserve">; compare </w:t>
       </w:r>
-      <w:hyperlink r:id="rId83">
-        <w:r>
-          <w:rPr>
-            <w:lang w:val="en_US" w:bidi="en_US"/>
-          </w:rPr>
-          <w:rPr>
-            <w:color w:val="0000EE"/>
-            <w:u w:val="single"/>
-          </w:rPr>
-          <w:t>Matthew 23:31–36</w:t>
-        </w:r>
-      </w:hyperlink>
+      <w:r>
+        <w:rPr>
+          <w:lang w:val="en_US" w:bidi="en_US"/>
+        </w:rPr>
+        <w:t>Matthew 23:31–36</w:t>
+      </w:r>
       <w:r>
         <w:rPr>
           <w:lang w:val="en_US" w:bidi="en_US"/>
@@ -2990,54 +2540,36 @@
         </w:rPr>
         <w:t xml:space="preserve">: Paul talks about his unexpected departure from Thessalonica as depriving the new Christians of their spiritual parents (see </w:t>
       </w:r>
-      <w:hyperlink r:id="rId75">
-        <w:r>
-          <w:rPr>
-            <w:lang w:val="en_US" w:bidi="en_US"/>
-          </w:rPr>
-          <w:rPr>
-            <w:color w:val="0000EE"/>
-            <w:u w:val="single"/>
-          </w:rPr>
-          <w:t>Acts 17:10</w:t>
-        </w:r>
-      </w:hyperlink>
+      <w:r>
+        <w:rPr>
+          <w:lang w:val="en_US" w:bidi="en_US"/>
+        </w:rPr>
+        <w:t>Acts 17:10</w:t>
+      </w:r>
       <w:r>
         <w:rPr>
           <w:lang w:val="en_US" w:bidi="en_US"/>
         </w:rPr>
         <w:t xml:space="preserve">). However, this absence was not neglect. Paul's attempts to return to the church show the separation was not on purpose (compare </w:t>
       </w:r>
-      <w:hyperlink r:id="rId84">
-        <w:r>
-          <w:rPr>
-            <w:lang w:val="en_US" w:bidi="en_US"/>
-          </w:rPr>
-          <w:rPr>
-            <w:color w:val="0000EE"/>
-            <w:u w:val="single"/>
-          </w:rPr>
-          <w:t>Philippians 1:7</w:t>
-        </w:r>
-      </w:hyperlink>
-      <w:r>
-        <w:rPr>
-          <w:lang w:val="en_US" w:bidi="en_US"/>
-        </w:rPr>
-        <w:t xml:space="preserve">; </w:t>
-      </w:r>
-      <w:hyperlink r:id="rId85">
-        <w:r>
-          <w:rPr>
-            <w:lang w:val="en_US" w:bidi="en_US"/>
-          </w:rPr>
-          <w:rPr>
-            <w:color w:val="0000EE"/>
-            <w:u w:val="single"/>
-          </w:rPr>
-          <w:t>Colossians 2:5</w:t>
-        </w:r>
-      </w:hyperlink>
+      <w:r>
+        <w:rPr>
+          <w:lang w:val="en_US" w:bidi="en_US"/>
+        </w:rPr>
+        <w:t>Philippians 1:7</w:t>
+      </w:r>
+      <w:r>
+        <w:rPr>
+          <w:lang w:val="en_US" w:bidi="en_US"/>
+        </w:rPr>
+        <w:t xml:space="preserve">; </w:t>
+      </w:r>
+      <w:r>
+        <w:rPr>
+          <w:lang w:val="en_US" w:bidi="en_US"/>
+        </w:rPr>
+        <w:t>Colossians 2:5</w:t>
+      </w:r>
       <w:r>
         <w:rPr>
           <w:lang w:val="en_US" w:bidi="en_US"/>
@@ -3092,108 +2624,72 @@
         </w:rPr>
         <w:t xml:space="preserve">Paul tried to return to the Thessalonian church many times. Despite Satan's opposition, both Timothy and Paul eventually visited the church again (see </w:t>
       </w:r>
-      <w:hyperlink r:id="rId86">
-        <w:r>
-          <w:rPr>
-            <w:lang w:val="en_US" w:bidi="en_US"/>
-          </w:rPr>
-          <w:rPr>
-            <w:color w:val="0000EE"/>
-            <w:u w:val="single"/>
-          </w:rPr>
-          <w:t>Romans 16:20</w:t>
-        </w:r>
-      </w:hyperlink>
-      <w:r>
-        <w:rPr>
-          <w:lang w:val="en_US" w:bidi="en_US"/>
-        </w:rPr>
-        <w:t xml:space="preserve">; </w:t>
-      </w:r>
-      <w:hyperlink r:id="rId87">
-        <w:r>
-          <w:rPr>
-            <w:lang w:val="en_US" w:bidi="en_US"/>
-          </w:rPr>
-          <w:rPr>
-            <w:color w:val="0000EE"/>
-            <w:u w:val="single"/>
-          </w:rPr>
-          <w:t>2 Corinthians 2:11</w:t>
-        </w:r>
-      </w:hyperlink>
-      <w:r>
-        <w:rPr>
-          <w:lang w:val="en_US" w:bidi="en_US"/>
-        </w:rPr>
-        <w:t xml:space="preserve">; </w:t>
-      </w:r>
-      <w:hyperlink r:id="rId88">
-        <w:r>
-          <w:rPr>
-            <w:lang w:val="en_US" w:bidi="en_US"/>
-          </w:rPr>
-          <w:rPr>
-            <w:color w:val="0000EE"/>
-            <w:u w:val="single"/>
-          </w:rPr>
-          <w:t>Ephesians 6:10–12</w:t>
-        </w:r>
-      </w:hyperlink>
-      <w:r>
-        <w:rPr>
-          <w:lang w:val="en_US" w:bidi="en_US"/>
-        </w:rPr>
-        <w:t xml:space="preserve">; </w:t>
-      </w:r>
-      <w:hyperlink r:id="rId89">
-        <w:r>
-          <w:rPr>
-            <w:lang w:val="en_US" w:bidi="en_US"/>
-          </w:rPr>
-          <w:rPr>
-            <w:color w:val="0000EE"/>
-            <w:u w:val="single"/>
-          </w:rPr>
-          <w:t>1 Thessalonians 3:2</w:t>
-        </w:r>
-      </w:hyperlink>
+      <w:r>
+        <w:rPr>
+          <w:lang w:val="en_US" w:bidi="en_US"/>
+        </w:rPr>
+        <w:t>Romans 16:20</w:t>
+      </w:r>
+      <w:r>
+        <w:rPr>
+          <w:lang w:val="en_US" w:bidi="en_US"/>
+        </w:rPr>
+        <w:t xml:space="preserve">; </w:t>
+      </w:r>
+      <w:r>
+        <w:rPr>
+          <w:lang w:val="en_US" w:bidi="en_US"/>
+        </w:rPr>
+        <w:t>2 Corinthians 2:11</w:t>
+      </w:r>
+      <w:r>
+        <w:rPr>
+          <w:lang w:val="en_US" w:bidi="en_US"/>
+        </w:rPr>
+        <w:t xml:space="preserve">; </w:t>
+      </w:r>
+      <w:r>
+        <w:rPr>
+          <w:lang w:val="en_US" w:bidi="en_US"/>
+        </w:rPr>
+        <w:t>Ephesians 6:10–12</w:t>
+      </w:r>
+      <w:r>
+        <w:rPr>
+          <w:lang w:val="en_US" w:bidi="en_US"/>
+        </w:rPr>
+        <w:t xml:space="preserve">; </w:t>
+      </w:r>
+      <w:r>
+        <w:rPr>
+          <w:lang w:val="en_US" w:bidi="en_US"/>
+        </w:rPr>
+        <w:t>1 Thessalonians 3:2</w:t>
+      </w:r>
       <w:r>
         <w:rPr>
           <w:lang w:val="en_US" w:bidi="en_US"/>
         </w:rPr>
         <w:t xml:space="preserve">, </w:t>
       </w:r>
-      <w:hyperlink r:id="rId90">
-        <w:r>
-          <w:rPr>
-            <w:lang w:val="en_US" w:bidi="en_US"/>
-          </w:rPr>
-          <w:rPr>
-            <w:color w:val="0000EE"/>
-            <w:u w:val="single"/>
-          </w:rPr>
-          <w:t>5</w:t>
-        </w:r>
-      </w:hyperlink>
-      <w:r>
-        <w:rPr>
-          <w:lang w:val="en_US" w:bidi="en_US"/>
-        </w:rPr>
-        <w:t xml:space="preserve">; </w:t>
-      </w:r>
-      <w:hyperlink r:id="rId91">
-        <w:r>
-          <w:rPr>
-            <w:lang w:val="en_US" w:bidi="en_US"/>
-          </w:rPr>
-          <w:rPr>
-            <w:color w:val="0000EE"/>
-            <w:u w:val="single"/>
-          </w:rPr>
-          <w:t>Acts 20:1–3</w:t>
-        </w:r>
-      </w:hyperlink>
+      <w:r>
+        <w:rPr>
+          <w:lang w:val="en_US" w:bidi="en_US"/>
+        </w:rPr>
+        <w:t>5</w:t>
+      </w:r>
+      <w:r>
+        <w:rPr>
+          <w:lang w:val="en_US" w:bidi="en_US"/>
+        </w:rPr>
+        <w:t xml:space="preserve">; </w:t>
+      </w:r>
+      <w:r>
+        <w:rPr>
+          <w:lang w:val="en_US" w:bidi="en_US"/>
+        </w:rPr>
+        <w:t>Acts 20:1–3</w:t>
+      </w:r>
       <w:r>
         <w:rPr>
           <w:lang w:val="en_US" w:bidi="en_US"/>
@@ -3322,18 +2818,12 @@
         </w:rPr>
         <w:t>joy (</w:t>
       </w:r>
-      <w:hyperlink r:id="rId15">
-        <w:r>
-          <w:rPr>
-            <w:lang w:val="en_US" w:bidi="en_US"/>
-          </w:rPr>
-          <w:rPr>
-            <w:color w:val="0000EE"/>
-            <w:u w:val="single"/>
-          </w:rPr>
-          <w:t>3:9</w:t>
-        </w:r>
-      </w:hyperlink>
+      <w:r>
+        <w:rPr>
+          <w:lang w:val="en_US" w:bidi="en_US"/>
+        </w:rPr>
+        <w:t>3:9</w:t>
+      </w:r>
       <w:r>
         <w:rPr>
           <w:lang w:val="en_US" w:bidi="en_US"/>
@@ -3388,72 +2878,48 @@
         </w:rPr>
         <w:t>After preaching in Berea, Paul left Macedonia and sailed to Athens. He instructed Silas and Timothy to join him soon (</w:t>
       </w:r>
-      <w:hyperlink r:id="rId92">
-        <w:r>
-          <w:rPr>
-            <w:lang w:val="en_US" w:bidi="en_US"/>
-          </w:rPr>
-          <w:rPr>
-            <w:color w:val="0000EE"/>
-            <w:u w:val="single"/>
-          </w:rPr>
-          <w:t>Acts 17:13–15</w:t>
-        </w:r>
-      </w:hyperlink>
+      <w:r>
+        <w:rPr>
+          <w:lang w:val="en_US" w:bidi="en_US"/>
+        </w:rPr>
+        <w:t>Acts 17:13–15</w:t>
+      </w:r>
       <w:r>
         <w:rPr>
           <w:lang w:val="en_US" w:bidi="en_US"/>
         </w:rPr>
         <w:t>). Timothy returned to Thessalonica because Paul had become more concerned about the Thessalonian church (</w:t>
       </w:r>
-      <w:hyperlink r:id="rId89">
-        <w:r>
-          <w:rPr>
-            <w:lang w:val="en_US" w:bidi="en_US"/>
-          </w:rPr>
-          <w:rPr>
-            <w:color w:val="0000EE"/>
-            <w:u w:val="single"/>
-          </w:rPr>
-          <w:t>1 Thessalonians 3:2</w:t>
-        </w:r>
-      </w:hyperlink>
-      <w:r>
-        <w:rPr>
-          <w:lang w:val="en_US" w:bidi="en_US"/>
-        </w:rPr>
-        <w:t xml:space="preserve">; </w:t>
-      </w:r>
-      <w:hyperlink r:id="rId93">
-        <w:r>
-          <w:rPr>
-            <w:lang w:val="en_US" w:bidi="en_US"/>
-          </w:rPr>
-          <w:rPr>
-            <w:color w:val="0000EE"/>
-            <w:u w:val="single"/>
-          </w:rPr>
-          <w:t>3:1</w:t>
-        </w:r>
-      </w:hyperlink>
+      <w:r>
+        <w:rPr>
+          <w:lang w:val="en_US" w:bidi="en_US"/>
+        </w:rPr>
+        <w:t>1 Thessalonians 3:2</w:t>
+      </w:r>
+      <w:r>
+        <w:rPr>
+          <w:lang w:val="en_US" w:bidi="en_US"/>
+        </w:rPr>
+        <w:t xml:space="preserve">; </w:t>
+      </w:r>
+      <w:r>
+        <w:rPr>
+          <w:lang w:val="en_US" w:bidi="en_US"/>
+        </w:rPr>
+        <w:t>3:1</w:t>
+      </w:r>
       <w:r>
         <w:rPr>
           <w:lang w:val="en_US" w:bidi="en_US"/>
         </w:rPr>
         <w:t xml:space="preserve">, </w:t>
       </w:r>
-      <w:hyperlink r:id="rId90">
-        <w:r>
-          <w:rPr>
-            <w:lang w:val="en_US" w:bidi="en_US"/>
-          </w:rPr>
-          <w:rPr>
-            <w:color w:val="0000EE"/>
-            <w:u w:val="single"/>
-          </w:rPr>
-          <w:t>5</w:t>
-        </w:r>
-      </w:hyperlink>
+      <w:r>
+        <w:rPr>
+          <w:lang w:val="en_US" w:bidi="en_US"/>
+        </w:rPr>
+        <w:t>5</w:t>
+      </w:r>
       <w:r>
         <w:rPr>
           <w:lang w:val="en_US" w:bidi="en_US"/>
@@ -3515,126 +2981,84 @@
         </w:rPr>
         <w:t>: Suffering for the faith is often part of a Christian's life (</w:t>
       </w:r>
-      <w:hyperlink r:id="rId69">
-        <w:r>
-          <w:rPr>
-            <w:lang w:val="en_US" w:bidi="en_US"/>
-          </w:rPr>
-          <w:rPr>
-            <w:color w:val="0000EE"/>
-            <w:u w:val="single"/>
-          </w:rPr>
-          <w:t>1:6</w:t>
-        </w:r>
-      </w:hyperlink>
-      <w:r>
-        <w:rPr>
-          <w:lang w:val="en_US" w:bidi="en_US"/>
-        </w:rPr>
-        <w:t xml:space="preserve">; </w:t>
-      </w:r>
-      <w:hyperlink r:id="rId27">
-        <w:r>
-          <w:rPr>
-            <w:lang w:val="en_US" w:bidi="en_US"/>
-          </w:rPr>
-          <w:rPr>
-            <w:color w:val="0000EE"/>
-            <w:u w:val="single"/>
-          </w:rPr>
-          <w:t>2:14</w:t>
-        </w:r>
-      </w:hyperlink>
-      <w:r>
-        <w:rPr>
-          <w:lang w:val="en_US" w:bidi="en_US"/>
-        </w:rPr>
-        <w:t xml:space="preserve">; </w:t>
-      </w:r>
-      <w:hyperlink r:id="rId94">
-        <w:r>
-          <w:rPr>
-            <w:lang w:val="en_US" w:bidi="en_US"/>
-          </w:rPr>
-          <w:rPr>
-            <w:color w:val="0000EE"/>
-            <w:u w:val="single"/>
-          </w:rPr>
-          <w:t>Philippians 1:29</w:t>
-        </w:r>
-      </w:hyperlink>
-      <w:r>
-        <w:rPr>
-          <w:lang w:val="en_US" w:bidi="en_US"/>
-        </w:rPr>
-        <w:t xml:space="preserve">; </w:t>
-      </w:r>
-      <w:hyperlink r:id="rId95">
-        <w:r>
-          <w:rPr>
-            <w:lang w:val="en_US" w:bidi="en_US"/>
-          </w:rPr>
-          <w:rPr>
-            <w:color w:val="0000EE"/>
-            <w:u w:val="single"/>
-          </w:rPr>
-          <w:t>1 Peter 1:6</w:t>
-        </w:r>
-      </w:hyperlink>
-      <w:r>
-        <w:rPr>
-          <w:lang w:val="en_US" w:bidi="en_US"/>
-        </w:rPr>
-        <w:t xml:space="preserve">; </w:t>
-      </w:r>
-      <w:hyperlink r:id="rId96">
-        <w:r>
-          <w:rPr>
-            <w:lang w:val="en_US" w:bidi="en_US"/>
-          </w:rPr>
-          <w:rPr>
-            <w:color w:val="0000EE"/>
-            <w:u w:val="single"/>
-          </w:rPr>
-          <w:t>2:21</w:t>
-        </w:r>
-      </w:hyperlink>
-      <w:r>
-        <w:rPr>
-          <w:lang w:val="en_US" w:bidi="en_US"/>
-        </w:rPr>
-        <w:t xml:space="preserve">; </w:t>
-      </w:r>
-      <w:hyperlink r:id="rId97">
-        <w:r>
-          <w:rPr>
-            <w:lang w:val="en_US" w:bidi="en_US"/>
-          </w:rPr>
-          <w:rPr>
-            <w:color w:val="0000EE"/>
-            <w:u w:val="single"/>
-          </w:rPr>
-          <w:t>3:17</w:t>
-        </w:r>
-      </w:hyperlink>
-      <w:r>
-        <w:rPr>
-          <w:lang w:val="en_US" w:bidi="en_US"/>
-        </w:rPr>
-        <w:t xml:space="preserve">; </w:t>
-      </w:r>
-      <w:hyperlink r:id="rId98">
-        <w:r>
-          <w:rPr>
-            <w:lang w:val="en_US" w:bidi="en_US"/>
-          </w:rPr>
-          <w:rPr>
-            <w:color w:val="0000EE"/>
-            <w:u w:val="single"/>
-          </w:rPr>
-          <w:t>4:19</w:t>
-        </w:r>
-      </w:hyperlink>
+      <w:r>
+        <w:rPr>
+          <w:lang w:val="en_US" w:bidi="en_US"/>
+        </w:rPr>
+        <w:t>1:6</w:t>
+      </w:r>
+      <w:r>
+        <w:rPr>
+          <w:lang w:val="en_US" w:bidi="en_US"/>
+        </w:rPr>
+        <w:t xml:space="preserve">; </w:t>
+      </w:r>
+      <w:r>
+        <w:rPr>
+          <w:lang w:val="en_US" w:bidi="en_US"/>
+        </w:rPr>
+        <w:t>2:14</w:t>
+      </w:r>
+      <w:r>
+        <w:rPr>
+          <w:lang w:val="en_US" w:bidi="en_US"/>
+        </w:rPr>
+        <w:t xml:space="preserve">; </w:t>
+      </w:r>
+      <w:r>
+        <w:rPr>
+          <w:lang w:val="en_US" w:bidi="en_US"/>
+        </w:rPr>
+        <w:t>Philippians 1:29</w:t>
+      </w:r>
+      <w:r>
+        <w:rPr>
+          <w:lang w:val="en_US" w:bidi="en_US"/>
+        </w:rPr>
+        <w:t xml:space="preserve">; </w:t>
+      </w:r>
+      <w:r>
+        <w:rPr>
+          <w:lang w:val="en_US" w:bidi="en_US"/>
+        </w:rPr>
+        <w:t>1 Peter 1:6</w:t>
+      </w:r>
+      <w:r>
+        <w:rPr>
+          <w:lang w:val="en_US" w:bidi="en_US"/>
+        </w:rPr>
+        <w:t xml:space="preserve">; </w:t>
+      </w:r>
+      <w:r>
+        <w:rPr>
+          <w:lang w:val="en_US" w:bidi="en_US"/>
+        </w:rPr>
+        <w:t>2:21</w:t>
+      </w:r>
+      <w:r>
+        <w:rPr>
+          <w:lang w:val="en_US" w:bidi="en_US"/>
+        </w:rPr>
+        <w:t xml:space="preserve">; </w:t>
+      </w:r>
+      <w:r>
+        <w:rPr>
+          <w:lang w:val="en_US" w:bidi="en_US"/>
+        </w:rPr>
+        <w:t>3:17</w:t>
+      </w:r>
+      <w:r>
+        <w:rPr>
+          <w:lang w:val="en_US" w:bidi="en_US"/>
+        </w:rPr>
+        <w:t xml:space="preserve">; </w:t>
+      </w:r>
+      <w:r>
+        <w:rPr>
+          <w:lang w:val="en_US" w:bidi="en_US"/>
+        </w:rPr>
+        <w:t>4:19</w:t>
+      </w:r>
       <w:r>
         <w:rPr>
           <w:lang w:val="en_US" w:bidi="en_US"/>
@@ -3689,126 +3113,84 @@
         </w:rPr>
         <w:t>Paul had concern that Satan, the tempter, had weakened the Thessalonians’ faith (</w:t>
       </w:r>
-      <w:hyperlink r:id="rId99">
-        <w:r>
-          <w:rPr>
-            <w:lang w:val="en_US" w:bidi="en_US"/>
-          </w:rPr>
-          <w:rPr>
-            <w:color w:val="0000EE"/>
-            <w:u w:val="single"/>
-          </w:rPr>
-          <w:t>Mark 1:13</w:t>
-        </w:r>
-      </w:hyperlink>
-      <w:r>
-        <w:rPr>
-          <w:lang w:val="en_US" w:bidi="en_US"/>
-        </w:rPr>
-        <w:t xml:space="preserve">; </w:t>
-      </w:r>
-      <w:hyperlink r:id="rId100">
-        <w:r>
-          <w:rPr>
-            <w:lang w:val="en_US" w:bidi="en_US"/>
-          </w:rPr>
-          <w:rPr>
-            <w:color w:val="0000EE"/>
-            <w:u w:val="single"/>
-          </w:rPr>
-          <w:t>1 Corinthians 7:5</w:t>
-        </w:r>
-      </w:hyperlink>
-      <w:r>
-        <w:rPr>
-          <w:lang w:val="en_US" w:bidi="en_US"/>
-        </w:rPr>
-        <w:t xml:space="preserve">; </w:t>
-      </w:r>
-      <w:hyperlink r:id="rId89">
-        <w:r>
-          <w:rPr>
-            <w:lang w:val="en_US" w:bidi="en_US"/>
-          </w:rPr>
-          <w:rPr>
-            <w:color w:val="0000EE"/>
-            <w:u w:val="single"/>
-          </w:rPr>
-          <w:t>1 Thessalonians 3:2</w:t>
-        </w:r>
-      </w:hyperlink>
+      <w:r>
+        <w:rPr>
+          <w:lang w:val="en_US" w:bidi="en_US"/>
+        </w:rPr>
+        <w:t>Mark 1:13</w:t>
+      </w:r>
+      <w:r>
+        <w:rPr>
+          <w:lang w:val="en_US" w:bidi="en_US"/>
+        </w:rPr>
+        <w:t xml:space="preserve">; </w:t>
+      </w:r>
+      <w:r>
+        <w:rPr>
+          <w:lang w:val="en_US" w:bidi="en_US"/>
+        </w:rPr>
+        <w:t>1 Corinthians 7:5</w:t>
+      </w:r>
+      <w:r>
+        <w:rPr>
+          <w:lang w:val="en_US" w:bidi="en_US"/>
+        </w:rPr>
+        <w:t xml:space="preserve">; </w:t>
+      </w:r>
+      <w:r>
+        <w:rPr>
+          <w:lang w:val="en_US" w:bidi="en_US"/>
+        </w:rPr>
+        <w:t>1 Thessalonians 3:2</w:t>
+      </w:r>
       <w:r>
         <w:rPr>
           <w:lang w:val="en_US" w:bidi="en_US"/>
         </w:rPr>
         <w:t xml:space="preserve">, </w:t>
       </w:r>
-      <w:hyperlink r:id="rId21">
-        <w:r>
-          <w:rPr>
-            <w:lang w:val="en_US" w:bidi="en_US"/>
-          </w:rPr>
-          <w:rPr>
-            <w:color w:val="0000EE"/>
-            <w:u w:val="single"/>
-          </w:rPr>
-          <w:t>6</w:t>
-        </w:r>
-      </w:hyperlink>
+      <w:r>
+        <w:rPr>
+          <w:lang w:val="en_US" w:bidi="en_US"/>
+        </w:rPr>
+        <w:t>6</w:t>
+      </w:r>
       <w:r>
         <w:rPr>
           <w:lang w:val="en_US" w:bidi="en_US"/>
         </w:rPr>
         <w:t xml:space="preserve">, </w:t>
       </w:r>
-      <w:hyperlink r:id="rId101">
-        <w:r>
-          <w:rPr>
-            <w:lang w:val="en_US" w:bidi="en_US"/>
-          </w:rPr>
-          <w:rPr>
-            <w:color w:val="0000EE"/>
-            <w:u w:val="single"/>
-          </w:rPr>
-          <w:t>8</w:t>
-        </w:r>
-      </w:hyperlink>
+      <w:r>
+        <w:rPr>
+          <w:lang w:val="en_US" w:bidi="en_US"/>
+        </w:rPr>
+        <w:t>8</w:t>
+      </w:r>
       <w:r>
         <w:rPr>
           <w:lang w:val="en_US" w:bidi="en_US"/>
         </w:rPr>
         <w:t>). He was checking to make sure his efforts among them were not useless (</w:t>
       </w:r>
-      <w:hyperlink r:id="rId102">
-        <w:r>
-          <w:rPr>
-            <w:lang w:val="en_US" w:bidi="en_US"/>
-          </w:rPr>
-          <w:rPr>
-            <w:color w:val="0000EE"/>
-            <w:u w:val="single"/>
-          </w:rPr>
-          <w:t>Galatians 2:2</w:t>
-        </w:r>
-      </w:hyperlink>
-      <w:r>
-        <w:rPr>
-          <w:lang w:val="en_US" w:bidi="en_US"/>
-        </w:rPr>
-        <w:t xml:space="preserve">; </w:t>
-      </w:r>
-      <w:hyperlink r:id="rId103">
-        <w:r>
-          <w:rPr>
-            <w:lang w:val="en_US" w:bidi="en_US"/>
-          </w:rPr>
-          <w:rPr>
-            <w:color w:val="0000EE"/>
-            <w:u w:val="single"/>
-          </w:rPr>
-          <w:t>Philippians 2:16</w:t>
-        </w:r>
-      </w:hyperlink>
+      <w:r>
+        <w:rPr>
+          <w:lang w:val="en_US" w:bidi="en_US"/>
+        </w:rPr>
+        <w:t>Galatians 2:2</w:t>
+      </w:r>
+      <w:r>
+        <w:rPr>
+          <w:lang w:val="en_US" w:bidi="en_US"/>
+        </w:rPr>
+        <w:t xml:space="preserve">; </w:t>
+      </w:r>
+      <w:r>
+        <w:rPr>
+          <w:lang w:val="en_US" w:bidi="en_US"/>
+        </w:rPr>
+        <w:t>Philippians 2:16</w:t>
+      </w:r>
       <w:r>
         <w:rPr>
           <w:lang w:val="en_US" w:bidi="en_US"/>
@@ -3863,108 +3245,72 @@
         </w:rPr>
         <w:t>Paul wrote 1 Thessalonians from Corinth soon after Timothy came back from Thessalonica (</w:t>
       </w:r>
-      <w:hyperlink r:id="rId89">
-        <w:r>
-          <w:rPr>
-            <w:lang w:val="en_US" w:bidi="en_US"/>
-          </w:rPr>
-          <w:rPr>
-            <w:color w:val="0000EE"/>
-            <w:u w:val="single"/>
-          </w:rPr>
-          <w:t>3:2</w:t>
-        </w:r>
-      </w:hyperlink>
+      <w:r>
+        <w:rPr>
+          <w:lang w:val="en_US" w:bidi="en_US"/>
+        </w:rPr>
+        <w:t>3:2</w:t>
+      </w:r>
       <w:r>
         <w:rPr>
           <w:lang w:val="en_US" w:bidi="en_US"/>
         </w:rPr>
         <w:t xml:space="preserve">, </w:t>
       </w:r>
-      <w:hyperlink r:id="rId90">
-        <w:r>
-          <w:rPr>
-            <w:lang w:val="en_US" w:bidi="en_US"/>
-          </w:rPr>
-          <w:rPr>
-            <w:color w:val="0000EE"/>
-            <w:u w:val="single"/>
-          </w:rPr>
-          <w:t>5</w:t>
-        </w:r>
-      </w:hyperlink>
-      <w:r>
-        <w:rPr>
-          <w:lang w:val="en_US" w:bidi="en_US"/>
-        </w:rPr>
-        <w:t xml:space="preserve">; </w:t>
-      </w:r>
-      <w:hyperlink r:id="rId104">
-        <w:r>
-          <w:rPr>
-            <w:lang w:val="en_US" w:bidi="en_US"/>
-          </w:rPr>
-          <w:rPr>
-            <w:color w:val="0000EE"/>
-            <w:u w:val="single"/>
-          </w:rPr>
-          <w:t>Acts 18:5</w:t>
-        </w:r>
-      </w:hyperlink>
+      <w:r>
+        <w:rPr>
+          <w:lang w:val="en_US" w:bidi="en_US"/>
+        </w:rPr>
+        <w:t>5</w:t>
+      </w:r>
+      <w:r>
+        <w:rPr>
+          <w:lang w:val="en_US" w:bidi="en_US"/>
+        </w:rPr>
+        <w:t xml:space="preserve">; </w:t>
+      </w:r>
+      <w:r>
+        <w:rPr>
+          <w:lang w:val="en_US" w:bidi="en_US"/>
+        </w:rPr>
+        <w:t>Acts 18:5</w:t>
+      </w:r>
       <w:r>
         <w:rPr>
           <w:lang w:val="en_US" w:bidi="en_US"/>
         </w:rPr>
         <w:t>). Timothy's report brought good news about the Thessalonians' faith, love, perseverance, and hope (</w:t>
       </w:r>
-      <w:hyperlink r:id="rId101">
-        <w:r>
-          <w:rPr>
-            <w:lang w:val="en_US" w:bidi="en_US"/>
-          </w:rPr>
-          <w:rPr>
-            <w:color w:val="0000EE"/>
-            <w:u w:val="single"/>
-          </w:rPr>
-          <w:t>1 Thessalonians 3:8</w:t>
-        </w:r>
-      </w:hyperlink>
+      <w:r>
+        <w:rPr>
+          <w:lang w:val="en_US" w:bidi="en_US"/>
+        </w:rPr>
+        <w:t>1 Thessalonians 3:8</w:t>
+      </w:r>
       <w:r>
         <w:rPr>
           <w:lang w:val="en_US" w:bidi="en_US"/>
         </w:rPr>
         <w:t xml:space="preserve">; see also </w:t>
       </w:r>
-      <w:hyperlink r:id="rId22">
-        <w:r>
-          <w:rPr>
-            <w:lang w:val="en_US" w:bidi="en_US"/>
-          </w:rPr>
-          <w:rPr>
-            <w:color w:val="0000EE"/>
-            <w:u w:val="single"/>
-          </w:rPr>
-          <w:t>5:8</w:t>
-        </w:r>
-      </w:hyperlink>
-      <w:r>
-        <w:rPr>
-          <w:lang w:val="en_US" w:bidi="en_US"/>
-        </w:rPr>
-        <w:t xml:space="preserve">; </w:t>
-      </w:r>
-      <w:hyperlink r:id="rId23">
-        <w:r>
-          <w:rPr>
-            <w:lang w:val="en_US" w:bidi="en_US"/>
-          </w:rPr>
-          <w:rPr>
-            <w:color w:val="0000EE"/>
-            <w:u w:val="single"/>
-          </w:rPr>
-          <w:t>2 Thessalonians 1:3–4</w:t>
-        </w:r>
-      </w:hyperlink>
+      <w:r>
+        <w:rPr>
+          <w:lang w:val="en_US" w:bidi="en_US"/>
+        </w:rPr>
+        <w:t>5:8</w:t>
+      </w:r>
+      <w:r>
+        <w:rPr>
+          <w:lang w:val="en_US" w:bidi="en_US"/>
+        </w:rPr>
+        <w:t xml:space="preserve">; </w:t>
+      </w:r>
+      <w:r>
+        <w:rPr>
+          <w:lang w:val="en_US" w:bidi="en_US"/>
+        </w:rPr>
+        <w:t>2 Thessalonians 1:3–4</w:t>
+      </w:r>
       <w:r>
         <w:rPr>
           <w:lang w:val="en_US" w:bidi="en_US"/>
@@ -4019,90 +3365,60 @@
         </w:rPr>
         <w:t>Paul felt troubled by his current situation (</w:t>
       </w:r>
-      <w:hyperlink r:id="rId105">
-        <w:r>
-          <w:rPr>
-            <w:lang w:val="en_US" w:bidi="en_US"/>
-          </w:rPr>
-          <w:rPr>
-            <w:color w:val="0000EE"/>
-            <w:u w:val="single"/>
-          </w:rPr>
-          <w:t>3:7</w:t>
-        </w:r>
-      </w:hyperlink>
+      <w:r>
+        <w:rPr>
+          <w:lang w:val="en_US" w:bidi="en_US"/>
+        </w:rPr>
+        <w:t>3:7</w:t>
+      </w:r>
       <w:r>
         <w:rPr>
           <w:lang w:val="en_US" w:bidi="en_US"/>
         </w:rPr>
         <w:t>) and deeply concerned for the church (</w:t>
       </w:r>
-      <w:hyperlink r:id="rId93">
-        <w:r>
-          <w:rPr>
-            <w:lang w:val="en_US" w:bidi="en_US"/>
-          </w:rPr>
-          <w:rPr>
-            <w:color w:val="0000EE"/>
-            <w:u w:val="single"/>
-          </w:rPr>
-          <w:t>3:1</w:t>
-        </w:r>
-      </w:hyperlink>
+      <w:r>
+        <w:rPr>
+          <w:lang w:val="en_US" w:bidi="en_US"/>
+        </w:rPr>
+        <w:t>3:1</w:t>
+      </w:r>
       <w:r>
         <w:rPr>
           <w:lang w:val="en_US" w:bidi="en_US"/>
         </w:rPr>
         <w:t xml:space="preserve">, </w:t>
       </w:r>
-      <w:hyperlink r:id="rId90">
-        <w:r>
-          <w:rPr>
-            <w:lang w:val="en_US" w:bidi="en_US"/>
-          </w:rPr>
-          <w:rPr>
-            <w:color w:val="0000EE"/>
-            <w:u w:val="single"/>
-          </w:rPr>
-          <w:t>5</w:t>
-        </w:r>
-      </w:hyperlink>
+      <w:r>
+        <w:rPr>
+          <w:lang w:val="en_US" w:bidi="en_US"/>
+        </w:rPr>
+        <w:t>5</w:t>
+      </w:r>
       <w:r>
         <w:rPr>
           <w:lang w:val="en_US" w:bidi="en_US"/>
         </w:rPr>
         <w:t>). He felt relieved to hear that the Thessalonians remained strong and firm in the Lord, even while suffering (</w:t>
       </w:r>
-      <w:hyperlink r:id="rId27">
-        <w:r>
-          <w:rPr>
-            <w:lang w:val="en_US" w:bidi="en_US"/>
-          </w:rPr>
-          <w:rPr>
-            <w:color w:val="0000EE"/>
-            <w:u w:val="single"/>
-          </w:rPr>
-          <w:t>2:14</w:t>
-        </w:r>
-      </w:hyperlink>
-      <w:r>
-        <w:rPr>
-          <w:lang w:val="en_US" w:bidi="en_US"/>
-        </w:rPr>
-        <w:t xml:space="preserve">; </w:t>
-      </w:r>
-      <w:hyperlink r:id="rId28">
-        <w:r>
-          <w:rPr>
-            <w:lang w:val="en_US" w:bidi="en_US"/>
-          </w:rPr>
-          <w:rPr>
-            <w:color w:val="0000EE"/>
-            <w:u w:val="single"/>
-          </w:rPr>
-          <w:t>3:3–4</w:t>
-        </w:r>
-      </w:hyperlink>
+      <w:r>
+        <w:rPr>
+          <w:lang w:val="en_US" w:bidi="en_US"/>
+        </w:rPr>
+        <w:t>2:14</w:t>
+      </w:r>
+      <w:r>
+        <w:rPr>
+          <w:lang w:val="en_US" w:bidi="en_US"/>
+        </w:rPr>
+        <w:t xml:space="preserve">; </w:t>
+      </w:r>
+      <w:r>
+        <w:rPr>
+          <w:lang w:val="en_US" w:bidi="en_US"/>
+        </w:rPr>
+        <w:t>3:3–4</w:t>
+      </w:r>
       <w:r>
         <w:rPr>
           <w:lang w:val="en_US" w:bidi="en_US"/>
@@ -4157,18 +3473,12 @@
         </w:rPr>
         <w:t>Paul prays to return to Thessalonica soon (</w:t>
       </w:r>
-      <w:hyperlink r:id="rId106">
-        <w:r>
-          <w:rPr>
-            <w:lang w:val="en_US" w:bidi="en_US"/>
-          </w:rPr>
-          <w:rPr>
-            <w:color w:val="0000EE"/>
-            <w:u w:val="single"/>
-          </w:rPr>
-          <w:t>3:10</w:t>
-        </w:r>
-      </w:hyperlink>
+      <w:r>
+        <w:rPr>
+          <w:lang w:val="en_US" w:bidi="en_US"/>
+        </w:rPr>
+        <w:t>3:10</w:t>
+      </w:r>
       <w:r>
         <w:rPr>
           <w:lang w:val="en_US" w:bidi="en_US"/>
@@ -4223,108 +3533,72 @@
         </w:rPr>
         <w:t>This church was known for their love for each other as members of God's family (</w:t>
       </w:r>
-      <w:hyperlink r:id="rId107">
-        <w:r>
-          <w:rPr>
-            <w:lang w:val="en_US" w:bidi="en_US"/>
-          </w:rPr>
-          <w:rPr>
-            <w:color w:val="0000EE"/>
-            <w:u w:val="single"/>
-          </w:rPr>
-          <w:t>4:9</w:t>
-        </w:r>
-      </w:hyperlink>
-      <w:r>
-        <w:rPr>
-          <w:lang w:val="en_US" w:bidi="en_US"/>
-        </w:rPr>
-        <w:t xml:space="preserve">; </w:t>
-      </w:r>
-      <w:hyperlink r:id="rId23">
-        <w:r>
-          <w:rPr>
-            <w:lang w:val="en_US" w:bidi="en_US"/>
-          </w:rPr>
-          <w:rPr>
-            <w:color w:val="0000EE"/>
-            <w:u w:val="single"/>
-          </w:rPr>
-          <w:t>2 Thessalonians 1:3–4</w:t>
-        </w:r>
-      </w:hyperlink>
+      <w:r>
+        <w:rPr>
+          <w:lang w:val="en_US" w:bidi="en_US"/>
+        </w:rPr>
+        <w:t>4:9</w:t>
+      </w:r>
+      <w:r>
+        <w:rPr>
+          <w:lang w:val="en_US" w:bidi="en_US"/>
+        </w:rPr>
+        <w:t xml:space="preserve">; </w:t>
+      </w:r>
+      <w:r>
+        <w:rPr>
+          <w:lang w:val="en_US" w:bidi="en_US"/>
+        </w:rPr>
+        <w:t>2 Thessalonians 1:3–4</w:t>
+      </w:r>
       <w:r>
         <w:rPr>
           <w:lang w:val="en_US" w:bidi="en_US"/>
         </w:rPr>
         <w:t xml:space="preserve">). Paul prays that their love will increase and reach those outside the Christian community even when they suffer persecution (see </w:t>
       </w:r>
-      <w:hyperlink r:id="rId108">
-        <w:r>
-          <w:rPr>
-            <w:lang w:val="en_US" w:bidi="en_US"/>
-          </w:rPr>
-          <w:rPr>
-            <w:color w:val="0000EE"/>
-            <w:u w:val="single"/>
-          </w:rPr>
-          <w:t>1 Thessalonians 5:15</w:t>
-        </w:r>
-      </w:hyperlink>
-      <w:r>
-        <w:rPr>
-          <w:lang w:val="en_US" w:bidi="en_US"/>
-        </w:rPr>
-        <w:t xml:space="preserve">; </w:t>
-      </w:r>
-      <w:hyperlink r:id="rId109">
-        <w:r>
-          <w:rPr>
-            <w:lang w:val="en_US" w:bidi="en_US"/>
-          </w:rPr>
-          <w:rPr>
-            <w:color w:val="0000EE"/>
-            <w:u w:val="single"/>
-          </w:rPr>
-          <w:t>Galatians 6:10</w:t>
-        </w:r>
-      </w:hyperlink>
-      <w:r>
-        <w:rPr>
-          <w:lang w:val="en_US" w:bidi="en_US"/>
-        </w:rPr>
-        <w:t xml:space="preserve">; </w:t>
-      </w:r>
-      <w:hyperlink r:id="rId110">
-        <w:r>
-          <w:rPr>
-            <w:lang w:val="en_US" w:bidi="en_US"/>
-          </w:rPr>
-          <w:rPr>
-            <w:color w:val="0000EE"/>
-            <w:u w:val="single"/>
-          </w:rPr>
-          <w:t>2 Timothy 2:24</w:t>
-        </w:r>
-      </w:hyperlink>
-      <w:r>
-        <w:rPr>
-          <w:lang w:val="en_US" w:bidi="en_US"/>
-        </w:rPr>
-        <w:t xml:space="preserve">; </w:t>
-      </w:r>
-      <w:hyperlink r:id="rId111">
-        <w:r>
-          <w:rPr>
-            <w:lang w:val="en_US" w:bidi="en_US"/>
-          </w:rPr>
-          <w:rPr>
-            <w:color w:val="0000EE"/>
-            <w:u w:val="single"/>
-          </w:rPr>
-          <w:t>Titus 3:2</w:t>
-        </w:r>
-      </w:hyperlink>
+      <w:r>
+        <w:rPr>
+          <w:lang w:val="en_US" w:bidi="en_US"/>
+        </w:rPr>
+        <w:t>1 Thessalonians 5:15</w:t>
+      </w:r>
+      <w:r>
+        <w:rPr>
+          <w:lang w:val="en_US" w:bidi="en_US"/>
+        </w:rPr>
+        <w:t xml:space="preserve">; </w:t>
+      </w:r>
+      <w:r>
+        <w:rPr>
+          <w:lang w:val="en_US" w:bidi="en_US"/>
+        </w:rPr>
+        <w:t>Galatians 6:10</w:t>
+      </w:r>
+      <w:r>
+        <w:rPr>
+          <w:lang w:val="en_US" w:bidi="en_US"/>
+        </w:rPr>
+        <w:t xml:space="preserve">; </w:t>
+      </w:r>
+      <w:r>
+        <w:rPr>
+          <w:lang w:val="en_US" w:bidi="en_US"/>
+        </w:rPr>
+        <w:t>2 Timothy 2:24</w:t>
+      </w:r>
+      <w:r>
+        <w:rPr>
+          <w:lang w:val="en_US" w:bidi="en_US"/>
+        </w:rPr>
+        <w:t xml:space="preserve">; </w:t>
+      </w:r>
+      <w:r>
+        <w:rPr>
+          <w:lang w:val="en_US" w:bidi="en_US"/>
+        </w:rPr>
+        <w:t>Titus 3:2</w:t>
+      </w:r>
       <w:r>
         <w:rPr>
           <w:lang w:val="en_US" w:bidi="en_US"/>
@@ -4396,72 +3670,48 @@
         </w:rPr>
         <w:t xml:space="preserve"> means their behavior and moral strength (</w:t>
       </w:r>
-      <w:hyperlink r:id="rId112">
-        <w:r>
-          <w:rPr>
-            <w:lang w:val="en_US" w:bidi="en_US"/>
-          </w:rPr>
-          <w:rPr>
-            <w:color w:val="0000EE"/>
-            <w:u w:val="single"/>
-          </w:rPr>
-          <w:t>3:11–13</w:t>
-        </w:r>
-      </w:hyperlink>
-      <w:r>
-        <w:rPr>
-          <w:lang w:val="en_US" w:bidi="en_US"/>
-        </w:rPr>
-        <w:t xml:space="preserve">; </w:t>
-      </w:r>
-      <w:hyperlink r:id="rId113">
-        <w:r>
-          <w:rPr>
-            <w:lang w:val="en_US" w:bidi="en_US"/>
-          </w:rPr>
-          <w:rPr>
-            <w:color w:val="0000EE"/>
-            <w:u w:val="single"/>
-          </w:rPr>
-          <w:t>Matthew 5:8</w:t>
-        </w:r>
-      </w:hyperlink>
-      <w:r>
-        <w:rPr>
-          <w:lang w:val="en_US" w:bidi="en_US"/>
-        </w:rPr>
-        <w:t xml:space="preserve">; </w:t>
-      </w:r>
-      <w:hyperlink r:id="rId114">
-        <w:r>
-          <w:rPr>
-            <w:lang w:val="en_US" w:bidi="en_US"/>
-          </w:rPr>
-          <w:rPr>
-            <w:color w:val="0000EE"/>
-            <w:u w:val="single"/>
-          </w:rPr>
-          <w:t>Acts 15:9</w:t>
-        </w:r>
-      </w:hyperlink>
-      <w:r>
-        <w:rPr>
-          <w:lang w:val="en_US" w:bidi="en_US"/>
-        </w:rPr>
-        <w:t xml:space="preserve">; </w:t>
-      </w:r>
-      <w:hyperlink r:id="rId115">
-        <w:r>
-          <w:rPr>
-            <w:lang w:val="en_US" w:bidi="en_US"/>
-          </w:rPr>
-          <w:rPr>
-            <w:color w:val="0000EE"/>
-            <w:u w:val="single"/>
-          </w:rPr>
-          <w:t>Hebrews 10:22</w:t>
-        </w:r>
-      </w:hyperlink>
+      <w:r>
+        <w:rPr>
+          <w:lang w:val="en_US" w:bidi="en_US"/>
+        </w:rPr>
+        <w:t>3:11–13</w:t>
+      </w:r>
+      <w:r>
+        <w:rPr>
+          <w:lang w:val="en_US" w:bidi="en_US"/>
+        </w:rPr>
+        <w:t xml:space="preserve">; </w:t>
+      </w:r>
+      <w:r>
+        <w:rPr>
+          <w:lang w:val="en_US" w:bidi="en_US"/>
+        </w:rPr>
+        <w:t>Matthew 5:8</w:t>
+      </w:r>
+      <w:r>
+        <w:rPr>
+          <w:lang w:val="en_US" w:bidi="en_US"/>
+        </w:rPr>
+        <w:t xml:space="preserve">; </w:t>
+      </w:r>
+      <w:r>
+        <w:rPr>
+          <w:lang w:val="en_US" w:bidi="en_US"/>
+        </w:rPr>
+        <w:t>Acts 15:9</w:t>
+      </w:r>
+      <w:r>
+        <w:rPr>
+          <w:lang w:val="en_US" w:bidi="en_US"/>
+        </w:rPr>
+        <w:t xml:space="preserve">; </w:t>
+      </w:r>
+      <w:r>
+        <w:rPr>
+          <w:lang w:val="en_US" w:bidi="en_US"/>
+        </w:rPr>
+        <w:t>Hebrews 10:22</w:t>
+      </w:r>
       <w:r>
         <w:rPr>
           <w:lang w:val="en_US" w:bidi="en_US"/>
@@ -4486,162 +3736,108 @@
         </w:rPr>
         <w:t>When Jesus comes, he will be with all his holy people. This may mean angels (</w:t>
       </w:r>
-      <w:hyperlink r:id="rId116">
-        <w:r>
-          <w:rPr>
-            <w:lang w:val="en_US" w:bidi="en_US"/>
-          </w:rPr>
-          <w:rPr>
-            <w:color w:val="0000EE"/>
-            <w:u w:val="single"/>
-          </w:rPr>
-          <w:t>Deuteronomy 33:2</w:t>
-        </w:r>
-      </w:hyperlink>
-      <w:r>
-        <w:rPr>
-          <w:lang w:val="en_US" w:bidi="en_US"/>
-        </w:rPr>
-        <w:t xml:space="preserve">; </w:t>
-      </w:r>
-      <w:hyperlink r:id="rId117">
-        <w:r>
-          <w:rPr>
-            <w:lang w:val="en_US" w:bidi="en_US"/>
-          </w:rPr>
-          <w:rPr>
-            <w:color w:val="0000EE"/>
-            <w:u w:val="single"/>
-          </w:rPr>
-          <w:t>Psalm 89:5</w:t>
-        </w:r>
-      </w:hyperlink>
+      <w:r>
+        <w:rPr>
+          <w:lang w:val="en_US" w:bidi="en_US"/>
+        </w:rPr>
+        <w:t>Deuteronomy 33:2</w:t>
+      </w:r>
+      <w:r>
+        <w:rPr>
+          <w:lang w:val="en_US" w:bidi="en_US"/>
+        </w:rPr>
+        <w:t xml:space="preserve">; </w:t>
+      </w:r>
+      <w:r>
+        <w:rPr>
+          <w:lang w:val="en_US" w:bidi="en_US"/>
+        </w:rPr>
+        <w:t>Psalm 89:5</w:t>
+      </w:r>
       <w:r>
         <w:rPr>
           <w:lang w:val="en_US" w:bidi="en_US"/>
         </w:rPr>
         <w:t xml:space="preserve">, </w:t>
       </w:r>
-      <w:hyperlink r:id="rId118">
-        <w:r>
-          <w:rPr>
-            <w:lang w:val="en_US" w:bidi="en_US"/>
-          </w:rPr>
-          <w:rPr>
-            <w:color w:val="0000EE"/>
-            <w:u w:val="single"/>
-          </w:rPr>
-          <w:t>7</w:t>
-        </w:r>
-      </w:hyperlink>
-      <w:r>
-        <w:rPr>
-          <w:lang w:val="en_US" w:bidi="en_US"/>
-        </w:rPr>
-        <w:t xml:space="preserve">; </w:t>
-      </w:r>
-      <w:hyperlink r:id="rId119">
-        <w:r>
-          <w:rPr>
-            <w:lang w:val="en_US" w:bidi="en_US"/>
-          </w:rPr>
-          <w:rPr>
-            <w:color w:val="0000EE"/>
-            <w:u w:val="single"/>
-          </w:rPr>
-          <w:t>Daniel 4:13</w:t>
-        </w:r>
-      </w:hyperlink>
-      <w:r>
-        <w:rPr>
-          <w:lang w:val="en_US" w:bidi="en_US"/>
-        </w:rPr>
-        <w:t xml:space="preserve">; </w:t>
-      </w:r>
-      <w:hyperlink r:id="rId120">
-        <w:r>
-          <w:rPr>
-            <w:lang w:val="en_US" w:bidi="en_US"/>
-          </w:rPr>
-          <w:rPr>
-            <w:color w:val="0000EE"/>
-            <w:u w:val="single"/>
-          </w:rPr>
-          <w:t>8:13</w:t>
-        </w:r>
-      </w:hyperlink>
-      <w:r>
-        <w:rPr>
-          <w:lang w:val="en_US" w:bidi="en_US"/>
-        </w:rPr>
-        <w:t xml:space="preserve">; </w:t>
-      </w:r>
-      <w:hyperlink r:id="rId121">
-        <w:r>
-          <w:rPr>
-            <w:lang w:val="en_US" w:bidi="en_US"/>
-          </w:rPr>
-          <w:rPr>
-            <w:color w:val="0000EE"/>
-            <w:u w:val="single"/>
-          </w:rPr>
-          <w:t>Matthew 13:41</w:t>
-        </w:r>
-      </w:hyperlink>
-      <w:r>
-        <w:rPr>
-          <w:lang w:val="en_US" w:bidi="en_US"/>
-        </w:rPr>
-        <w:t xml:space="preserve">; </w:t>
-      </w:r>
-      <w:hyperlink r:id="rId122">
-        <w:r>
-          <w:rPr>
-            <w:lang w:val="en_US" w:bidi="en_US"/>
-          </w:rPr>
-          <w:rPr>
-            <w:color w:val="0000EE"/>
-            <w:u w:val="single"/>
-          </w:rPr>
-          <w:t>Mark 8:38</w:t>
-        </w:r>
-      </w:hyperlink>
-      <w:r>
-        <w:rPr>
-          <w:lang w:val="en_US" w:bidi="en_US"/>
-        </w:rPr>
-        <w:t xml:space="preserve">; </w:t>
-      </w:r>
-      <w:hyperlink r:id="rId123">
-        <w:r>
-          <w:rPr>
-            <w:lang w:val="en_US" w:bidi="en_US"/>
-          </w:rPr>
-          <w:rPr>
-            <w:color w:val="0000EE"/>
-            <w:u w:val="single"/>
-          </w:rPr>
-          <w:t>13:26–27</w:t>
-        </w:r>
-      </w:hyperlink>
-      <w:r>
-        <w:rPr>
-          <w:lang w:val="en_US" w:bidi="en_US"/>
-        </w:rPr>
-        <w:t xml:space="preserve">; </w:t>
-      </w:r>
-      <w:hyperlink r:id="rId124">
-        <w:r>
-          <w:rPr>
-            <w:lang w:val="en_US" w:bidi="en_US"/>
-          </w:rPr>
-          <w:rPr>
-            <w:color w:val="0000EE"/>
-            <w:u w:val="single"/>
-          </w:rPr>
-          <w:t>2 Thessalonians 1:7</w:t>
-        </w:r>
-      </w:hyperlink>
+      <w:r>
+        <w:rPr>
+          <w:lang w:val="en_US" w:bidi="en_US"/>
+        </w:rPr>
+        <w:t>7</w:t>
+      </w:r>
+      <w:r>
+        <w:rPr>
+          <w:lang w:val="en_US" w:bidi="en_US"/>
+        </w:rPr>
+        <w:t xml:space="preserve">; </w:t>
+      </w:r>
+      <w:r>
+        <w:rPr>
+          <w:lang w:val="en_US" w:bidi="en_US"/>
+        </w:rPr>
+        <w:t>Daniel 4:13</w:t>
+      </w:r>
+      <w:r>
+        <w:rPr>
+          <w:lang w:val="en_US" w:bidi="en_US"/>
+        </w:rPr>
+        <w:t xml:space="preserve">; </w:t>
+      </w:r>
+      <w:r>
+        <w:rPr>
+          <w:lang w:val="en_US" w:bidi="en_US"/>
+        </w:rPr>
+        <w:t>8:13</w:t>
+      </w:r>
+      <w:r>
+        <w:rPr>
+          <w:lang w:val="en_US" w:bidi="en_US"/>
+        </w:rPr>
+        <w:t xml:space="preserve">; </w:t>
+      </w:r>
+      <w:r>
+        <w:rPr>
+          <w:lang w:val="en_US" w:bidi="en_US"/>
+        </w:rPr>
+        <w:t>Matthew 13:41</w:t>
+      </w:r>
+      <w:r>
+        <w:rPr>
+          <w:lang w:val="en_US" w:bidi="en_US"/>
+        </w:rPr>
+        <w:t xml:space="preserve">; </w:t>
+      </w:r>
+      <w:r>
+        <w:rPr>
+          <w:lang w:val="en_US" w:bidi="en_US"/>
+        </w:rPr>
+        <w:t>Mark 8:38</w:t>
+      </w:r>
+      <w:r>
+        <w:rPr>
+          <w:lang w:val="en_US" w:bidi="en_US"/>
+        </w:rPr>
+        <w:t xml:space="preserve">; </w:t>
+      </w:r>
+      <w:r>
+        <w:rPr>
+          <w:lang w:val="en_US" w:bidi="en_US"/>
+        </w:rPr>
+        <w:t>13:26–27</w:t>
+      </w:r>
+      <w:r>
+        <w:rPr>
+          <w:lang w:val="en_US" w:bidi="en_US"/>
+        </w:rPr>
+        <w:t xml:space="preserve">; </w:t>
+      </w:r>
+      <w:r>
+        <w:rPr>
+          <w:lang w:val="en_US" w:bidi="en_US"/>
+        </w:rPr>
+        <w:t>2 Thessalonians 1:7</w:t>
+      </w:r>
       <w:r>
         <w:rPr>
           <w:lang w:val="en_US" w:bidi="en_US"/>
@@ -4732,90 +3928,60 @@
         </w:rPr>
         <w:t>: Ancient letters often reminded recipients of what they already knew. Paul reminds the Thessalonians of matters requiring them to obey (</w:t>
       </w:r>
-      <w:hyperlink r:id="rId125">
-        <w:r>
-          <w:rPr>
-            <w:lang w:val="en_US" w:bidi="en_US"/>
-          </w:rPr>
-          <w:rPr>
-            <w:color w:val="0000EE"/>
-            <w:u w:val="single"/>
-          </w:rPr>
-          <w:t>4:11</w:t>
-        </w:r>
-      </w:hyperlink>
-      <w:r>
-        <w:rPr>
-          <w:lang w:val="en_US" w:bidi="en_US"/>
-        </w:rPr>
-        <w:t xml:space="preserve">; </w:t>
-      </w:r>
-      <w:hyperlink r:id="rId126">
-        <w:r>
-          <w:rPr>
-            <w:lang w:val="en_US" w:bidi="en_US"/>
-          </w:rPr>
-          <w:rPr>
-            <w:color w:val="0000EE"/>
-            <w:u w:val="single"/>
-          </w:rPr>
-          <w:t>2 Thessalonians 3:4</w:t>
-        </w:r>
-      </w:hyperlink>
+      <w:r>
+        <w:rPr>
+          <w:lang w:val="en_US" w:bidi="en_US"/>
+        </w:rPr>
+        <w:t>4:11</w:t>
+      </w:r>
+      <w:r>
+        <w:rPr>
+          <w:lang w:val="en_US" w:bidi="en_US"/>
+        </w:rPr>
+        <w:t xml:space="preserve">; </w:t>
+      </w:r>
+      <w:r>
+        <w:rPr>
+          <w:lang w:val="en_US" w:bidi="en_US"/>
+        </w:rPr>
+        <w:t>2 Thessalonians 3:4</w:t>
+      </w:r>
       <w:r>
         <w:rPr>
           <w:lang w:val="en_US" w:bidi="en_US"/>
         </w:rPr>
         <w:t xml:space="preserve">, </w:t>
       </w:r>
-      <w:hyperlink r:id="rId127">
-        <w:r>
-          <w:rPr>
-            <w:lang w:val="en_US" w:bidi="en_US"/>
-          </w:rPr>
-          <w:rPr>
-            <w:color w:val="0000EE"/>
-            <w:u w:val="single"/>
-          </w:rPr>
-          <w:t>6</w:t>
-        </w:r>
-      </w:hyperlink>
+      <w:r>
+        <w:rPr>
+          <w:lang w:val="en_US" w:bidi="en_US"/>
+        </w:rPr>
+        <w:t>6</w:t>
+      </w:r>
       <w:r>
         <w:rPr>
           <w:lang w:val="en_US" w:bidi="en_US"/>
         </w:rPr>
         <w:t xml:space="preserve">, </w:t>
       </w:r>
-      <w:hyperlink r:id="rId128">
-        <w:r>
-          <w:rPr>
-            <w:lang w:val="en_US" w:bidi="en_US"/>
-          </w:rPr>
-          <w:rPr>
-            <w:color w:val="0000EE"/>
-            <w:u w:val="single"/>
-          </w:rPr>
-          <w:t>10</w:t>
-        </w:r>
-      </w:hyperlink>
+      <w:r>
+        <w:rPr>
+          <w:lang w:val="en_US" w:bidi="en_US"/>
+        </w:rPr>
+        <w:t>10</w:t>
+      </w:r>
       <w:r>
         <w:rPr>
           <w:lang w:val="en_US" w:bidi="en_US"/>
         </w:rPr>
         <w:t xml:space="preserve">, </w:t>
       </w:r>
-      <w:hyperlink r:id="rId129">
-        <w:r>
-          <w:rPr>
-            <w:lang w:val="en_US" w:bidi="en_US"/>
-          </w:rPr>
-          <w:rPr>
-            <w:color w:val="0000EE"/>
-            <w:u w:val="single"/>
-          </w:rPr>
-          <w:t>12</w:t>
-        </w:r>
-      </w:hyperlink>
+      <w:r>
+        <w:rPr>
+          <w:lang w:val="en_US" w:bidi="en_US"/>
+        </w:rPr>
+        <w:t>12</w:t>
+      </w:r>
       <w:r>
         <w:rPr>
           <w:lang w:val="en_US" w:bidi="en_US"/>
@@ -4902,36 +4068,24 @@
         </w:rPr>
         <w:t>the problem of sexual immorality (</w:t>
       </w:r>
-      <w:hyperlink r:id="rId130">
-        <w:r>
-          <w:rPr>
-            <w:lang w:val="en_US" w:bidi="en_US"/>
-          </w:rPr>
-          <w:rPr>
-            <w:color w:val="0000EE"/>
-            <w:u w:val="single"/>
-          </w:rPr>
-          <w:t>4:3–8</w:t>
-        </w:r>
-      </w:hyperlink>
+      <w:r>
+        <w:rPr>
+          <w:lang w:val="en_US" w:bidi="en_US"/>
+        </w:rPr>
+        <w:t>4:3–8</w:t>
+      </w:r>
       <w:r>
         <w:rPr>
           <w:lang w:val="en_US" w:bidi="en_US"/>
         </w:rPr>
         <w:t>) before responding to the Thessalonians’ questions about love for other Christians (</w:t>
       </w:r>
-      <w:hyperlink r:id="rId131">
-        <w:r>
-          <w:rPr>
-            <w:lang w:val="en_US" w:bidi="en_US"/>
-          </w:rPr>
-          <w:rPr>
-            <w:color w:val="0000EE"/>
-            <w:u w:val="single"/>
-          </w:rPr>
-          <w:t>4:9–12</w:t>
-        </w:r>
-      </w:hyperlink>
+      <w:r>
+        <w:rPr>
+          <w:lang w:val="en_US" w:bidi="en_US"/>
+        </w:rPr>
+        <w:t>4:9–12</w:t>
+      </w:r>
       <w:r>
         <w:rPr>
           <w:lang w:val="en_US" w:bidi="en_US"/>
@@ -4956,18 +4110,12 @@
         </w:rPr>
         <w:t xml:space="preserve"> the fate of Christians who have died (</w:t>
       </w:r>
-      <w:hyperlink r:id="rId132">
-        <w:r>
-          <w:rPr>
-            <w:lang w:val="en_US" w:bidi="en_US"/>
-          </w:rPr>
-          <w:rPr>
-            <w:color w:val="0000EE"/>
-            <w:u w:val="single"/>
-          </w:rPr>
-          <w:t>4:13–18</w:t>
-        </w:r>
-      </w:hyperlink>
+      <w:r>
+        <w:rPr>
+          <w:lang w:val="en_US" w:bidi="en_US"/>
+        </w:rPr>
+        <w:t>4:13–18</w:t>
+      </w:r>
       <w:r>
         <w:rPr>
           <w:lang w:val="en_US" w:bidi="en_US"/>
@@ -4992,18 +4140,12 @@
         </w:rPr>
         <w:t>the timing of "the Day of the Lord" (</w:t>
       </w:r>
-      <w:hyperlink r:id="rId133">
-        <w:r>
-          <w:rPr>
-            <w:lang w:val="en_US" w:bidi="en_US"/>
-          </w:rPr>
-          <w:rPr>
-            <w:color w:val="0000EE"/>
-            <w:u w:val="single"/>
-          </w:rPr>
-          <w:t>5:1–11</w:t>
-        </w:r>
-      </w:hyperlink>
+      <w:r>
+        <w:rPr>
+          <w:lang w:val="en_US" w:bidi="en_US"/>
+        </w:rPr>
+        <w:t>5:1–11</w:t>
+      </w:r>
       <w:r>
         <w:rPr>
           <w:lang w:val="en_US" w:bidi="en_US"/>
@@ -5024,30 +4166,18 @@
         </w:rPr>
         <w:t>Paul offers advice on topics such as leadership and community relations, the relationship with the Lord, and prophecy (</w:t>
       </w:r>
-      <w:hyperlink r:id="rId134">
-        <w:r>
-          <w:rPr>
-            <w:lang w:val="en_US" w:bidi="en_US"/>
-          </w:rPr>
-          <w:rPr>
-            <w:color w:val="0000EE"/>
-            <w:u w:val="single"/>
-          </w:rPr>
-          <w:t>5:12–</w:t>
-        </w:r>
-      </w:hyperlink>
-      <w:hyperlink r:id="rId135">
-        <w:r>
-          <w:rPr>
-            <w:lang w:val="en_US" w:bidi="en_US"/>
-          </w:rPr>
-          <w:rPr>
-            <w:color w:val="0000EE"/>
-            <w:u w:val="single"/>
-          </w:rPr>
-          <w:t>22</w:t>
-        </w:r>
-      </w:hyperlink>
+      <w:r>
+        <w:rPr>
+          <w:lang w:val="en_US" w:bidi="en_US"/>
+        </w:rPr>
+        <w:t>5:12–</w:t>
+      </w:r>
+      <w:r>
+        <w:rPr>
+          <w:lang w:val="en_US" w:bidi="en_US"/>
+        </w:rPr>
+        <w:t>22</w:t>
+      </w:r>
       <w:r>
         <w:rPr>
           <w:lang w:val="en_US" w:bidi="en_US"/>
@@ -5115,126 +4245,84 @@
         </w:rPr>
         <w:t xml:space="preserve"> Christian ethics focus on doing God's will, not on philosophical ideas about virtue (</w:t>
       </w:r>
-      <w:hyperlink r:id="rId136">
-        <w:r>
-          <w:rPr>
-            <w:lang w:val="en_US" w:bidi="en_US"/>
-          </w:rPr>
-          <w:rPr>
-            <w:color w:val="0000EE"/>
-            <w:u w:val="single"/>
-          </w:rPr>
-          <w:t>Romans 12:1–2</w:t>
-        </w:r>
-      </w:hyperlink>
-      <w:r>
-        <w:rPr>
-          <w:lang w:val="en_US" w:bidi="en_US"/>
-        </w:rPr>
-        <w:t xml:space="preserve">; </w:t>
-      </w:r>
-      <w:hyperlink r:id="rId137">
-        <w:r>
-          <w:rPr>
-            <w:lang w:val="en_US" w:bidi="en_US"/>
-          </w:rPr>
-          <w:rPr>
-            <w:color w:val="0000EE"/>
-            <w:u w:val="single"/>
-          </w:rPr>
-          <w:t>Ephesians 6:6</w:t>
-        </w:r>
-      </w:hyperlink>
-      <w:r>
-        <w:rPr>
-          <w:lang w:val="en_US" w:bidi="en_US"/>
-        </w:rPr>
-        <w:t xml:space="preserve">; </w:t>
-      </w:r>
-      <w:hyperlink r:id="rId138">
-        <w:r>
-          <w:rPr>
-            <w:lang w:val="en_US" w:bidi="en_US"/>
-          </w:rPr>
-          <w:rPr>
-            <w:color w:val="0000EE"/>
-            <w:u w:val="single"/>
-          </w:rPr>
-          <w:t>Hebrews 10:36</w:t>
-        </w:r>
-      </w:hyperlink>
-      <w:r>
-        <w:rPr>
-          <w:lang w:val="en_US" w:bidi="en_US"/>
-        </w:rPr>
-        <w:t xml:space="preserve">; </w:t>
-      </w:r>
-      <w:hyperlink r:id="rId139">
-        <w:r>
-          <w:rPr>
-            <w:lang w:val="en_US" w:bidi="en_US"/>
-          </w:rPr>
-          <w:rPr>
-            <w:color w:val="0000EE"/>
-            <w:u w:val="single"/>
-          </w:rPr>
-          <w:t>13:20–21</w:t>
-        </w:r>
-      </w:hyperlink>
+      <w:r>
+        <w:rPr>
+          <w:lang w:val="en_US" w:bidi="en_US"/>
+        </w:rPr>
+        <w:t>Romans 12:1–2</w:t>
+      </w:r>
+      <w:r>
+        <w:rPr>
+          <w:lang w:val="en_US" w:bidi="en_US"/>
+        </w:rPr>
+        <w:t xml:space="preserve">; </w:t>
+      </w:r>
+      <w:r>
+        <w:rPr>
+          <w:lang w:val="en_US" w:bidi="en_US"/>
+        </w:rPr>
+        <w:t>Ephesians 6:6</w:t>
+      </w:r>
+      <w:r>
+        <w:rPr>
+          <w:lang w:val="en_US" w:bidi="en_US"/>
+        </w:rPr>
+        <w:t xml:space="preserve">; </w:t>
+      </w:r>
+      <w:r>
+        <w:rPr>
+          <w:lang w:val="en_US" w:bidi="en_US"/>
+        </w:rPr>
+        <w:t>Hebrews 10:36</w:t>
+      </w:r>
+      <w:r>
+        <w:rPr>
+          <w:lang w:val="en_US" w:bidi="en_US"/>
+        </w:rPr>
+        <w:t xml:space="preserve">; </w:t>
+      </w:r>
+      <w:r>
+        <w:rPr>
+          <w:lang w:val="en_US" w:bidi="en_US"/>
+        </w:rPr>
+        <w:t>13:20–21</w:t>
+      </w:r>
       <w:r>
         <w:rPr>
           <w:lang w:val="en_US" w:bidi="en_US"/>
         </w:rPr>
         <w:t>). Holiness affects every part of a person's life (</w:t>
       </w:r>
-      <w:hyperlink r:id="rId140">
-        <w:r>
-          <w:rPr>
-            <w:lang w:val="en_US" w:bidi="en_US"/>
-          </w:rPr>
-          <w:rPr>
-            <w:color w:val="0000EE"/>
-            <w:u w:val="single"/>
-          </w:rPr>
-          <w:t>1 Thessalonians 4:4</w:t>
-        </w:r>
-      </w:hyperlink>
+      <w:r>
+        <w:rPr>
+          <w:lang w:val="en_US" w:bidi="en_US"/>
+        </w:rPr>
+        <w:t>1 Thessalonians 4:4</w:t>
+      </w:r>
       <w:r>
         <w:rPr>
           <w:lang w:val="en_US" w:bidi="en_US"/>
         </w:rPr>
         <w:t xml:space="preserve">, </w:t>
       </w:r>
-      <w:hyperlink r:id="rId62">
-        <w:r>
-          <w:rPr>
-            <w:lang w:val="en_US" w:bidi="en_US"/>
-          </w:rPr>
-          <w:rPr>
-            <w:color w:val="0000EE"/>
-            <w:u w:val="single"/>
-          </w:rPr>
-          <w:t>7</w:t>
-        </w:r>
-      </w:hyperlink>
-      <w:r>
-        <w:rPr>
-          <w:lang w:val="en_US" w:bidi="en_US"/>
-        </w:rPr>
-        <w:t xml:space="preserve">; </w:t>
-      </w:r>
-      <w:hyperlink r:id="rId141">
-        <w:r>
-          <w:rPr>
-            <w:lang w:val="en_US" w:bidi="en_US"/>
-          </w:rPr>
-          <w:rPr>
-            <w:color w:val="0000EE"/>
-            <w:u w:val="single"/>
-          </w:rPr>
-          <w:t>5:23</w:t>
-        </w:r>
-      </w:hyperlink>
+      <w:r>
+        <w:rPr>
+          <w:lang w:val="en_US" w:bidi="en_US"/>
+        </w:rPr>
+        <w:t>7</w:t>
+      </w:r>
+      <w:r>
+        <w:rPr>
+          <w:lang w:val="en_US" w:bidi="en_US"/>
+        </w:rPr>
+        <w:t xml:space="preserve">; </w:t>
+      </w:r>
+      <w:r>
+        <w:rPr>
+          <w:lang w:val="en_US" w:bidi="en_US"/>
+        </w:rPr>
+        <w:t>5:23</w:t>
+      </w:r>
       <w:r>
         <w:rPr>
           <w:lang w:val="en_US" w:bidi="en_US"/>
@@ -5309,72 +4397,48 @@
         </w:rPr>
         <w:t>: Self-control earns honor from others and from God (</w:t>
       </w:r>
-      <w:hyperlink r:id="rId142">
-        <w:r>
-          <w:rPr>
-            <w:lang w:val="en_US" w:bidi="en_US"/>
-          </w:rPr>
-          <w:rPr>
-            <w:color w:val="0000EE"/>
-            <w:u w:val="single"/>
-          </w:rPr>
-          <w:t>Romans 12:10</w:t>
-        </w:r>
-      </w:hyperlink>
-      <w:r>
-        <w:rPr>
-          <w:lang w:val="en_US" w:bidi="en_US"/>
-        </w:rPr>
-        <w:t xml:space="preserve">; </w:t>
-      </w:r>
-      <w:hyperlink r:id="rId143">
-        <w:r>
-          <w:rPr>
-            <w:lang w:val="en_US" w:bidi="en_US"/>
-          </w:rPr>
-          <w:rPr>
-            <w:color w:val="0000EE"/>
-            <w:u w:val="single"/>
-          </w:rPr>
-          <w:t>Romans 2:7</w:t>
-        </w:r>
-      </w:hyperlink>
-      <w:r>
-        <w:rPr>
-          <w:lang w:val="en_US" w:bidi="en_US"/>
-        </w:rPr>
-        <w:t xml:space="preserve">; </w:t>
-      </w:r>
-      <w:hyperlink r:id="rId144">
-        <w:r>
-          <w:rPr>
-            <w:lang w:val="en_US" w:bidi="en_US"/>
-          </w:rPr>
-          <w:rPr>
-            <w:color w:val="0000EE"/>
-            <w:u w:val="single"/>
-          </w:rPr>
-          <w:t>1 Peter 5:4</w:t>
-        </w:r>
-      </w:hyperlink>
+      <w:r>
+        <w:rPr>
+          <w:lang w:val="en_US" w:bidi="en_US"/>
+        </w:rPr>
+        <w:t>Romans 12:10</w:t>
+      </w:r>
+      <w:r>
+        <w:rPr>
+          <w:lang w:val="en_US" w:bidi="en_US"/>
+        </w:rPr>
+        <w:t xml:space="preserve">; </w:t>
+      </w:r>
+      <w:r>
+        <w:rPr>
+          <w:lang w:val="en_US" w:bidi="en_US"/>
+        </w:rPr>
+        <w:t>Romans 2:7</w:t>
+      </w:r>
+      <w:r>
+        <w:rPr>
+          <w:lang w:val="en_US" w:bidi="en_US"/>
+        </w:rPr>
+        <w:t xml:space="preserve">; </w:t>
+      </w:r>
+      <w:r>
+        <w:rPr>
+          <w:lang w:val="en_US" w:bidi="en_US"/>
+        </w:rPr>
+        <w:t>1 Peter 5:4</w:t>
+      </w:r>
       <w:r>
         <w:rPr>
           <w:lang w:val="en_US" w:bidi="en_US"/>
         </w:rPr>
         <w:t xml:space="preserve">, </w:t>
       </w:r>
-      <w:hyperlink r:id="rId145">
-        <w:r>
-          <w:rPr>
-            <w:lang w:val="en_US" w:bidi="en_US"/>
-          </w:rPr>
-          <w:rPr>
-            <w:color w:val="0000EE"/>
-            <w:u w:val="single"/>
-          </w:rPr>
-          <w:t>6</w:t>
-        </w:r>
-      </w:hyperlink>
+      <w:r>
+        <w:rPr>
+          <w:lang w:val="en_US" w:bidi="en_US"/>
+        </w:rPr>
+        <w:t>6</w:t>
+      </w:r>
       <w:r>
         <w:rPr>
           <w:lang w:val="en_US" w:bidi="en_US"/>
@@ -5433,36 +4497,24 @@
         </w:rPr>
         <w:t>Ignoring God and his teachings leads to moral corruption (</w:t>
       </w:r>
-      <w:hyperlink r:id="rId146">
-        <w:r>
-          <w:rPr>
-            <w:lang w:val="en_US" w:bidi="en_US"/>
-          </w:rPr>
-          <w:rPr>
-            <w:color w:val="0000EE"/>
-            <w:u w:val="single"/>
-          </w:rPr>
-          <w:t>Romans 1:18–32</w:t>
-        </w:r>
-      </w:hyperlink>
-      <w:r>
-        <w:rPr>
-          <w:lang w:val="en_US" w:bidi="en_US"/>
-        </w:rPr>
-        <w:t xml:space="preserve">; </w:t>
-      </w:r>
-      <w:hyperlink r:id="rId147">
-        <w:r>
-          <w:rPr>
-            <w:lang w:val="en_US" w:bidi="en_US"/>
-          </w:rPr>
-          <w:rPr>
-            <w:color w:val="0000EE"/>
-            <w:u w:val="single"/>
-          </w:rPr>
-          <w:t>Ephesians 4:17–18</w:t>
-        </w:r>
-      </w:hyperlink>
+      <w:r>
+        <w:rPr>
+          <w:lang w:val="en_US" w:bidi="en_US"/>
+        </w:rPr>
+        <w:t>Romans 1:18–32</w:t>
+      </w:r>
+      <w:r>
+        <w:rPr>
+          <w:lang w:val="en_US" w:bidi="en_US"/>
+        </w:rPr>
+        <w:t xml:space="preserve">; </w:t>
+      </w:r>
+      <w:r>
+        <w:rPr>
+          <w:lang w:val="en_US" w:bidi="en_US"/>
+        </w:rPr>
+        <w:t>Ephesians 4:17–18</w:t>
+      </w:r>
       <w:r>
         <w:rPr>
           <w:lang w:val="en_US" w:bidi="en_US"/>
@@ -5494,54 +4546,36 @@
         </w:rPr>
         <w:t>: In the ancient Mediterranean world, people often tolerated sexual immorality. Prostitution was legal, but having sexual relations with another man's wife was not. Roman marriage customs permitted men, but not women, to have sexual affairs. In contrast to Roman customs, Jewish and Christian writers forbade all sexual activity outside of marriage (</w:t>
       </w:r>
-      <w:hyperlink r:id="rId148">
-        <w:r>
-          <w:rPr>
-            <w:lang w:val="en_US" w:bidi="en_US"/>
-          </w:rPr>
-          <w:rPr>
-            <w:color w:val="0000EE"/>
-            <w:u w:val="single"/>
-          </w:rPr>
-          <w:t>Acts 15:20</w:t>
-        </w:r>
-      </w:hyperlink>
-      <w:r>
-        <w:rPr>
-          <w:lang w:val="en_US" w:bidi="en_US"/>
-        </w:rPr>
-        <w:t xml:space="preserve">; </w:t>
-      </w:r>
-      <w:hyperlink r:id="rId149">
-        <w:r>
-          <w:rPr>
-            <w:lang w:val="en_US" w:bidi="en_US"/>
-          </w:rPr>
-          <w:rPr>
-            <w:color w:val="0000EE"/>
-            <w:u w:val="single"/>
-          </w:rPr>
-          <w:t>1 Corinthians 6:12–20</w:t>
-        </w:r>
-      </w:hyperlink>
-      <w:r>
-        <w:rPr>
-          <w:lang w:val="en_US" w:bidi="en_US"/>
-        </w:rPr>
-        <w:t xml:space="preserve">; </w:t>
-      </w:r>
-      <w:hyperlink r:id="rId150">
-        <w:r>
-          <w:rPr>
-            <w:lang w:val="en_US" w:bidi="en_US"/>
-          </w:rPr>
-          <w:rPr>
-            <w:color w:val="0000EE"/>
-            <w:u w:val="single"/>
-          </w:rPr>
-          <w:t>Colossians 3:5–6</w:t>
-        </w:r>
-      </w:hyperlink>
+      <w:r>
+        <w:rPr>
+          <w:lang w:val="en_US" w:bidi="en_US"/>
+        </w:rPr>
+        <w:t>Acts 15:20</w:t>
+      </w:r>
+      <w:r>
+        <w:rPr>
+          <w:lang w:val="en_US" w:bidi="en_US"/>
+        </w:rPr>
+        <w:t xml:space="preserve">; </w:t>
+      </w:r>
+      <w:r>
+        <w:rPr>
+          <w:lang w:val="en_US" w:bidi="en_US"/>
+        </w:rPr>
+        <w:t>1 Corinthians 6:12–20</w:t>
+      </w:r>
+      <w:r>
+        <w:rPr>
+          <w:lang w:val="en_US" w:bidi="en_US"/>
+        </w:rPr>
+        <w:t xml:space="preserve">; </w:t>
+      </w:r>
+      <w:r>
+        <w:rPr>
+          <w:lang w:val="en_US" w:bidi="en_US"/>
+        </w:rPr>
+        <w:t>Colossians 3:5–6</w:t>
+      </w:r>
       <w:r>
         <w:rPr>
           <w:lang w:val="en_US" w:bidi="en_US"/>
@@ -5603,90 +4637,60 @@
         </w:rPr>
         <w:t xml:space="preserve">: Compare with </w:t>
       </w:r>
-      <w:hyperlink r:id="rId151">
-        <w:r>
-          <w:rPr>
-            <w:lang w:val="en_US" w:bidi="en_US"/>
-          </w:rPr>
-          <w:rPr>
-            <w:color w:val="0000EE"/>
-            <w:u w:val="single"/>
-          </w:rPr>
-          <w:t>1:4</w:t>
-        </w:r>
-      </w:hyperlink>
-      <w:r>
-        <w:rPr>
-          <w:lang w:val="en_US" w:bidi="en_US"/>
-        </w:rPr>
-        <w:t xml:space="preserve">; </w:t>
-      </w:r>
-      <w:hyperlink r:id="rId152">
-        <w:r>
-          <w:rPr>
-            <w:lang w:val="en_US" w:bidi="en_US"/>
-          </w:rPr>
-          <w:rPr>
-            <w:color w:val="0000EE"/>
-            <w:u w:val="single"/>
-          </w:rPr>
-          <w:t>2:12</w:t>
-        </w:r>
-      </w:hyperlink>
-      <w:r>
-        <w:rPr>
-          <w:lang w:val="en_US" w:bidi="en_US"/>
-        </w:rPr>
-        <w:t xml:space="preserve">; </w:t>
-      </w:r>
-      <w:hyperlink r:id="rId153">
-        <w:r>
-          <w:rPr>
-            <w:lang w:val="en_US" w:bidi="en_US"/>
-          </w:rPr>
-          <w:rPr>
-            <w:color w:val="0000EE"/>
-            <w:u w:val="single"/>
-          </w:rPr>
-          <w:t>5:23–24</w:t>
-        </w:r>
-      </w:hyperlink>
-      <w:r>
-        <w:rPr>
-          <w:lang w:val="en_US" w:bidi="en_US"/>
-        </w:rPr>
-        <w:t xml:space="preserve">; </w:t>
-      </w:r>
-      <w:hyperlink r:id="rId24">
-        <w:r>
-          <w:rPr>
-            <w:lang w:val="en_US" w:bidi="en_US"/>
-          </w:rPr>
-          <w:rPr>
-            <w:color w:val="0000EE"/>
-            <w:u w:val="single"/>
-          </w:rPr>
-          <w:t>2 Thessalonians 2:13–14</w:t>
-        </w:r>
-      </w:hyperlink>
-      <w:r>
-        <w:rPr>
-          <w:lang w:val="en_US" w:bidi="en_US"/>
-        </w:rPr>
-        <w:t xml:space="preserve">; </w:t>
-      </w:r>
-      <w:hyperlink r:id="rId154">
-        <w:r>
-          <w:rPr>
-            <w:lang w:val="en_US" w:bidi="en_US"/>
-          </w:rPr>
-          <w:rPr>
-            <w:color w:val="0000EE"/>
-            <w:u w:val="single"/>
-          </w:rPr>
-          <w:t>1 Peter 1:15–16</w:t>
-        </w:r>
-      </w:hyperlink>
+      <w:r>
+        <w:rPr>
+          <w:lang w:val="en_US" w:bidi="en_US"/>
+        </w:rPr>
+        <w:t>1:4</w:t>
+      </w:r>
+      <w:r>
+        <w:rPr>
+          <w:lang w:val="en_US" w:bidi="en_US"/>
+        </w:rPr>
+        <w:t xml:space="preserve">; </w:t>
+      </w:r>
+      <w:r>
+        <w:rPr>
+          <w:lang w:val="en_US" w:bidi="en_US"/>
+        </w:rPr>
+        <w:t>2:12</w:t>
+      </w:r>
+      <w:r>
+        <w:rPr>
+          <w:lang w:val="en_US" w:bidi="en_US"/>
+        </w:rPr>
+        <w:t xml:space="preserve">; </w:t>
+      </w:r>
+      <w:r>
+        <w:rPr>
+          <w:lang w:val="en_US" w:bidi="en_US"/>
+        </w:rPr>
+        <w:t>5:23–24</w:t>
+      </w:r>
+      <w:r>
+        <w:rPr>
+          <w:lang w:val="en_US" w:bidi="en_US"/>
+        </w:rPr>
+        <w:t xml:space="preserve">; </w:t>
+      </w:r>
+      <w:r>
+        <w:rPr>
+          <w:lang w:val="en_US" w:bidi="en_US"/>
+        </w:rPr>
+        <w:t>2 Thessalonians 2:13–14</w:t>
+      </w:r>
+      <w:r>
+        <w:rPr>
+          <w:lang w:val="en_US" w:bidi="en_US"/>
+        </w:rPr>
+        <w:t xml:space="preserve">; </w:t>
+      </w:r>
+      <w:r>
+        <w:rPr>
+          <w:lang w:val="en_US" w:bidi="en_US"/>
+        </w:rPr>
+        <w:t>1 Peter 1:15–16</w:t>
+      </w:r>
       <w:r>
         <w:rPr>
           <w:lang w:val="en_US" w:bidi="en_US"/>
@@ -5763,72 +4767,48 @@
         </w:rPr>
         <w:t>The Holy Spirit helps Christians live according to God's will (</w:t>
       </w:r>
-      <w:hyperlink r:id="rId155">
-        <w:r>
-          <w:rPr>
-            <w:lang w:val="en_US" w:bidi="en_US"/>
-          </w:rPr>
-          <w:rPr>
-            <w:color w:val="0000EE"/>
-            <w:u w:val="single"/>
-          </w:rPr>
-          <w:t>Ezekiel 36:27</w:t>
-        </w:r>
-      </w:hyperlink>
-      <w:r>
-        <w:rPr>
-          <w:lang w:val="en_US" w:bidi="en_US"/>
-        </w:rPr>
-        <w:t xml:space="preserve">; </w:t>
-      </w:r>
-      <w:hyperlink r:id="rId156">
-        <w:r>
-          <w:rPr>
-            <w:lang w:val="en_US" w:bidi="en_US"/>
-          </w:rPr>
-          <w:rPr>
-            <w:color w:val="0000EE"/>
-            <w:u w:val="single"/>
-          </w:rPr>
-          <w:t>Romans 8:1–4</w:t>
-        </w:r>
-      </w:hyperlink>
-      <w:r>
-        <w:rPr>
-          <w:lang w:val="en_US" w:bidi="en_US"/>
-        </w:rPr>
-        <w:t xml:space="preserve">; </w:t>
-      </w:r>
-      <w:hyperlink r:id="rId157">
-        <w:r>
-          <w:rPr>
-            <w:lang w:val="en_US" w:bidi="en_US"/>
-          </w:rPr>
-          <w:rPr>
-            <w:color w:val="0000EE"/>
-            <w:u w:val="single"/>
-          </w:rPr>
-          <w:t>Galatians 5:16</w:t>
-        </w:r>
-      </w:hyperlink>
-      <w:r>
-        <w:rPr>
-          <w:lang w:val="en_US" w:bidi="en_US"/>
-        </w:rPr>
-        <w:t xml:space="preserve">; </w:t>
-      </w:r>
-      <w:hyperlink r:id="rId158">
-        <w:r>
-          <w:rPr>
-            <w:lang w:val="en_US" w:bidi="en_US"/>
-          </w:rPr>
-          <w:rPr>
-            <w:color w:val="0000EE"/>
-            <w:u w:val="single"/>
-          </w:rPr>
-          <w:t>1 John 3:24</w:t>
-        </w:r>
-      </w:hyperlink>
+      <w:r>
+        <w:rPr>
+          <w:lang w:val="en_US" w:bidi="en_US"/>
+        </w:rPr>
+        <w:t>Ezekiel 36:27</w:t>
+      </w:r>
+      <w:r>
+        <w:rPr>
+          <w:lang w:val="en_US" w:bidi="en_US"/>
+        </w:rPr>
+        <w:t xml:space="preserve">; </w:t>
+      </w:r>
+      <w:r>
+        <w:rPr>
+          <w:lang w:val="en_US" w:bidi="en_US"/>
+        </w:rPr>
+        <w:t>Romans 8:1–4</w:t>
+      </w:r>
+      <w:r>
+        <w:rPr>
+          <w:lang w:val="en_US" w:bidi="en_US"/>
+        </w:rPr>
+        <w:t xml:space="preserve">; </w:t>
+      </w:r>
+      <w:r>
+        <w:rPr>
+          <w:lang w:val="en_US" w:bidi="en_US"/>
+        </w:rPr>
+        <w:t>Galatians 5:16</w:t>
+      </w:r>
+      <w:r>
+        <w:rPr>
+          <w:lang w:val="en_US" w:bidi="en_US"/>
+        </w:rPr>
+        <w:t xml:space="preserve">; </w:t>
+      </w:r>
+      <w:r>
+        <w:rPr>
+          <w:lang w:val="en_US" w:bidi="en_US"/>
+        </w:rPr>
+        <w:t>1 John 3:24</w:t>
+      </w:r>
       <w:r>
         <w:rPr>
           <w:lang w:val="en_US" w:bidi="en_US"/>
@@ -5890,18 +4870,12 @@
         </w:rPr>
         <w:t xml:space="preserve">(see </w:t>
       </w:r>
-      <w:hyperlink r:id="rId159">
-        <w:r>
-          <w:rPr>
-            <w:lang w:val="en_US" w:bidi="en_US"/>
-          </w:rPr>
-          <w:rPr>
-            <w:color w:val="0000EE"/>
-            <w:u w:val="single"/>
-          </w:rPr>
-          <w:t>Isaiah 54:13</w:t>
-        </w:r>
-      </w:hyperlink>
+      <w:r>
+        <w:rPr>
+          <w:lang w:val="en_US" w:bidi="en_US"/>
+        </w:rPr>
+        <w:t>Isaiah 54:13</w:t>
+      </w:r>
       <w:r>
         <w:rPr>
           <w:lang w:val="en_US" w:bidi="en_US"/>
@@ -5926,18 +4900,12 @@
         </w:rPr>
         <w:t>through the teachings of Jesus (</w:t>
       </w:r>
-      <w:hyperlink r:id="rId160">
-        <w:r>
-          <w:rPr>
-            <w:lang w:val="en_US" w:bidi="en_US"/>
-          </w:rPr>
-          <w:rPr>
-            <w:color w:val="0000EE"/>
-            <w:u w:val="single"/>
-          </w:rPr>
-          <w:t>John 13:34–35</w:t>
-        </w:r>
-      </w:hyperlink>
+      <w:r>
+        <w:rPr>
+          <w:lang w:val="en_US" w:bidi="en_US"/>
+        </w:rPr>
+        <w:t>John 13:34–35</w:t>
+      </w:r>
       <w:r>
         <w:rPr>
           <w:lang w:val="en_US" w:bidi="en_US"/>
@@ -5962,36 +4930,24 @@
         </w:rPr>
         <w:t>through the death of Jesus on the cross (</w:t>
       </w:r>
-      <w:hyperlink r:id="rId161">
-        <w:r>
-          <w:rPr>
-            <w:lang w:val="en_US" w:bidi="en_US"/>
-          </w:rPr>
-          <w:rPr>
-            <w:color w:val="0000EE"/>
-            <w:u w:val="single"/>
-          </w:rPr>
-          <w:t>Romans 5:8</w:t>
-        </w:r>
-      </w:hyperlink>
-      <w:r>
-        <w:rPr>
-          <w:lang w:val="en_US" w:bidi="en_US"/>
-        </w:rPr>
-        <w:t xml:space="preserve">; </w:t>
-      </w:r>
-      <w:hyperlink r:id="rId162">
-        <w:r>
-          <w:rPr>
-            <w:lang w:val="en_US" w:bidi="en_US"/>
-          </w:rPr>
-          <w:rPr>
-            <w:color w:val="0000EE"/>
-            <w:u w:val="single"/>
-          </w:rPr>
-          <w:t>Ephesians 5:1–2</w:t>
-        </w:r>
-      </w:hyperlink>
+      <w:r>
+        <w:rPr>
+          <w:lang w:val="en_US" w:bidi="en_US"/>
+        </w:rPr>
+        <w:t>Romans 5:8</w:t>
+      </w:r>
+      <w:r>
+        <w:rPr>
+          <w:lang w:val="en_US" w:bidi="en_US"/>
+        </w:rPr>
+        <w:t xml:space="preserve">; </w:t>
+      </w:r>
+      <w:r>
+        <w:rPr>
+          <w:lang w:val="en_US" w:bidi="en_US"/>
+        </w:rPr>
+        <w:t>Ephesians 5:1–2</w:t>
+      </w:r>
       <w:r>
         <w:rPr>
           <w:lang w:val="en_US" w:bidi="en_US"/>
@@ -6016,36 +4972,24 @@
         </w:rPr>
         <w:t>through the Holy Spirit (</w:t>
       </w:r>
-      <w:hyperlink r:id="rId163">
-        <w:r>
-          <w:rPr>
-            <w:lang w:val="en_US" w:bidi="en_US"/>
-          </w:rPr>
-          <w:rPr>
-            <w:color w:val="0000EE"/>
-            <w:u w:val="single"/>
-          </w:rPr>
-          <w:t>Romans 5:5</w:t>
-        </w:r>
-      </w:hyperlink>
-      <w:r>
-        <w:rPr>
-          <w:lang w:val="en_US" w:bidi="en_US"/>
-        </w:rPr>
-        <w:t xml:space="preserve">; </w:t>
-      </w:r>
-      <w:hyperlink r:id="rId164">
-        <w:r>
-          <w:rPr>
-            <w:lang w:val="en_US" w:bidi="en_US"/>
-          </w:rPr>
-          <w:rPr>
-            <w:color w:val="0000EE"/>
-            <w:u w:val="single"/>
-          </w:rPr>
-          <w:t>Galatians 5:22</w:t>
-        </w:r>
-      </w:hyperlink>
+      <w:r>
+        <w:rPr>
+          <w:lang w:val="en_US" w:bidi="en_US"/>
+        </w:rPr>
+        <w:t>Romans 5:5</w:t>
+      </w:r>
+      <w:r>
+        <w:rPr>
+          <w:lang w:val="en_US" w:bidi="en_US"/>
+        </w:rPr>
+        <w:t xml:space="preserve">; </w:t>
+      </w:r>
+      <w:r>
+        <w:rPr>
+          <w:lang w:val="en_US" w:bidi="en_US"/>
+        </w:rPr>
+        <w:t>Galatians 5:22</w:t>
+      </w:r>
       <w:r>
         <w:rPr>
           <w:lang w:val="en_US" w:bidi="en_US"/>
@@ -6100,18 +5044,12 @@
         </w:rPr>
         <w:t xml:space="preserve">Paul answers questions from the Thessalonians (see </w:t>
       </w:r>
-      <w:hyperlink r:id="rId165">
-        <w:r>
-          <w:rPr>
-            <w:lang w:val="en_US" w:bidi="en_US"/>
-          </w:rPr>
-          <w:rPr>
-            <w:color w:val="0000EE"/>
-            <w:u w:val="single"/>
-          </w:rPr>
-          <w:t>1 Corinthians 7:1</w:t>
-        </w:r>
-      </w:hyperlink>
+      <w:r>
+        <w:rPr>
+          <w:lang w:val="en_US" w:bidi="en_US"/>
+        </w:rPr>
+        <w:t>1 Corinthians 7:1</w:t>
+      </w:r>
       <w:r>
         <w:rPr>
           <w:lang w:val="en_US" w:bidi="en_US"/>
@@ -6136,18 +5074,12 @@
         </w:rPr>
         <w:t>loving each other (</w:t>
       </w:r>
-      <w:hyperlink r:id="rId131">
-        <w:r>
-          <w:rPr>
-            <w:lang w:val="en_US" w:bidi="en_US"/>
-          </w:rPr>
-          <w:rPr>
-            <w:color w:val="0000EE"/>
-            <w:u w:val="single"/>
-          </w:rPr>
-          <w:t>1 Thessalonians 4:9–12</w:t>
-        </w:r>
-      </w:hyperlink>
+      <w:r>
+        <w:rPr>
+          <w:lang w:val="en_US" w:bidi="en_US"/>
+        </w:rPr>
+        <w:t>1 Thessalonians 4:9–12</w:t>
+      </w:r>
       <w:r>
         <w:rPr>
           <w:lang w:val="en_US" w:bidi="en_US"/>
@@ -6172,18 +5104,12 @@
         </w:rPr>
         <w:t>the destiny of Christians who have died (</w:t>
       </w:r>
-      <w:hyperlink r:id="rId132">
-        <w:r>
-          <w:rPr>
-            <w:lang w:val="en_US" w:bidi="en_US"/>
-          </w:rPr>
-          <w:rPr>
-            <w:color w:val="0000EE"/>
-            <w:u w:val="single"/>
-          </w:rPr>
-          <w:t>4:13–18</w:t>
-        </w:r>
-      </w:hyperlink>
+      <w:r>
+        <w:rPr>
+          <w:lang w:val="en_US" w:bidi="en_US"/>
+        </w:rPr>
+        <w:t>4:13–18</w:t>
+      </w:r>
       <w:r>
         <w:rPr>
           <w:lang w:val="en_US" w:bidi="en_US"/>
@@ -6208,18 +5134,12 @@
         </w:rPr>
         <w:t>the timing of the day the Lord will return (</w:t>
       </w:r>
-      <w:hyperlink r:id="rId133">
-        <w:r>
-          <w:rPr>
-            <w:lang w:val="en_US" w:bidi="en_US"/>
-          </w:rPr>
-          <w:rPr>
-            <w:color w:val="0000EE"/>
-            <w:u w:val="single"/>
-          </w:rPr>
-          <w:t>5:1–11</w:t>
-        </w:r>
-      </w:hyperlink>
+      <w:r>
+        <w:rPr>
+          <w:lang w:val="en_US" w:bidi="en_US"/>
+        </w:rPr>
+        <w:t>5:1–11</w:t>
+      </w:r>
       <w:r>
         <w:rPr>
           <w:lang w:val="en_US" w:bidi="en_US"/>
@@ -6274,36 +5194,24 @@
         </w:rPr>
         <w:t xml:space="preserve">The Thessalonian Christians showed love to all Christians in Macedonia, including Philippi and Berea, by providing financial help (see also </w:t>
       </w:r>
-      <w:hyperlink r:id="rId166">
-        <w:r>
-          <w:rPr>
-            <w:lang w:val="en_US" w:bidi="en_US"/>
-          </w:rPr>
-          <w:rPr>
-            <w:color w:val="0000EE"/>
-            <w:u w:val="single"/>
-          </w:rPr>
-          <w:t>1:7–8</w:t>
-        </w:r>
-      </w:hyperlink>
+      <w:r>
+        <w:rPr>
+          <w:lang w:val="en_US" w:bidi="en_US"/>
+        </w:rPr>
+        <w:t>1:7–8</w:t>
+      </w:r>
       <w:r>
         <w:rPr>
           <w:lang w:val="en_US" w:bidi="en_US"/>
         </w:rPr>
         <w:t xml:space="preserve"> and </w:t>
       </w:r>
-      <w:hyperlink r:id="rId167">
-        <w:r>
-          <w:rPr>
-            <w:lang w:val="en_US" w:bidi="en_US"/>
-          </w:rPr>
-          <w:rPr>
-            <w:color w:val="0000EE"/>
-            <w:u w:val="single"/>
-          </w:rPr>
-          <w:t>2 Corinthians 8:1–5</w:t>
-        </w:r>
-      </w:hyperlink>
+      <w:r>
+        <w:rPr>
+          <w:lang w:val="en_US" w:bidi="en_US"/>
+        </w:rPr>
+        <w:t>2 Corinthians 8:1–5</w:t>
+      </w:r>
       <w:r>
         <w:rPr>
           <w:lang w:val="en_US" w:bidi="en_US"/>
@@ -6394,36 +5302,24 @@
         </w:rPr>
         <w:t>: The apostle Paul had previously instructed through his teaching and personal example that they should earn their own living (see</w:t>
       </w:r>
-      <w:hyperlink r:id="rId168">
-        <w:r>
-          <w:rPr>
-            <w:lang w:val="en_US" w:bidi="en_US"/>
-          </w:rPr>
-          <w:rPr>
-            <w:color w:val="0000EE"/>
-            <w:u w:val="single"/>
-          </w:rPr>
-          <w:t xml:space="preserve"> Thessalonians 3:7–9</w:t>
-        </w:r>
-      </w:hyperlink>
-      <w:r>
-        <w:rPr>
-          <w:lang w:val="en_US" w:bidi="en_US"/>
-        </w:rPr>
-        <w:t xml:space="preserve">; </w:t>
-      </w:r>
-      <w:hyperlink r:id="rId128">
-        <w:r>
-          <w:rPr>
-            <w:lang w:val="en_US" w:bidi="en_US"/>
-          </w:rPr>
-          <w:rPr>
-            <w:color w:val="0000EE"/>
-            <w:u w:val="single"/>
-          </w:rPr>
-          <w:t>10</w:t>
-        </w:r>
-      </w:hyperlink>
+      <w:r>
+        <w:rPr>
+          <w:lang w:val="en_US" w:bidi="en_US"/>
+        </w:rPr>
+        <w:t xml:space="preserve"> Thessalonians 3:7–9</w:t>
+      </w:r>
+      <w:r>
+        <w:rPr>
+          <w:lang w:val="en_US" w:bidi="en_US"/>
+        </w:rPr>
+        <w:t xml:space="preserve">; </w:t>
+      </w:r>
+      <w:r>
+        <w:rPr>
+          <w:lang w:val="en_US" w:bidi="en_US"/>
+        </w:rPr>
+        <w:t>10</w:t>
+      </w:r>
       <w:r>
         <w:rPr>
           <w:lang w:val="en_US" w:bidi="en_US"/>
@@ -6478,54 +5374,36 @@
         </w:rPr>
         <w:t xml:space="preserve">Not relying on non-Christians for financial help and behaving properly toward them will earn the respect of non-Christians (see </w:t>
       </w:r>
-      <w:hyperlink r:id="rId169">
-        <w:r>
-          <w:rPr>
-            <w:lang w:val="en_US" w:bidi="en_US"/>
-          </w:rPr>
-          <w:rPr>
-            <w:color w:val="0000EE"/>
-            <w:u w:val="single"/>
-          </w:rPr>
-          <w:t>Romans 13:13</w:t>
-        </w:r>
-      </w:hyperlink>
-      <w:r>
-        <w:rPr>
-          <w:lang w:val="en_US" w:bidi="en_US"/>
-        </w:rPr>
-        <w:t xml:space="preserve">; </w:t>
-      </w:r>
-      <w:hyperlink r:id="rId170">
-        <w:r>
-          <w:rPr>
-            <w:lang w:val="en_US" w:bidi="en_US"/>
-          </w:rPr>
-          <w:rPr>
-            <w:color w:val="0000EE"/>
-            <w:u w:val="single"/>
-          </w:rPr>
-          <w:t>1 Corinthians 5:12–13</w:t>
-        </w:r>
-      </w:hyperlink>
-      <w:r>
-        <w:rPr>
-          <w:lang w:val="en_US" w:bidi="en_US"/>
-        </w:rPr>
-        <w:t xml:space="preserve">; </w:t>
-      </w:r>
-      <w:hyperlink r:id="rId171">
-        <w:r>
-          <w:rPr>
-            <w:lang w:val="en_US" w:bidi="en_US"/>
-          </w:rPr>
-          <w:rPr>
-            <w:color w:val="0000EE"/>
-            <w:u w:val="single"/>
-          </w:rPr>
-          <w:t>Colossians 4:5</w:t>
-        </w:r>
-      </w:hyperlink>
+      <w:r>
+        <w:rPr>
+          <w:lang w:val="en_US" w:bidi="en_US"/>
+        </w:rPr>
+        <w:t>Romans 13:13</w:t>
+      </w:r>
+      <w:r>
+        <w:rPr>
+          <w:lang w:val="en_US" w:bidi="en_US"/>
+        </w:rPr>
+        <w:t xml:space="preserve">; </w:t>
+      </w:r>
+      <w:r>
+        <w:rPr>
+          <w:lang w:val="en_US" w:bidi="en_US"/>
+        </w:rPr>
+        <w:t>1 Corinthians 5:12–13</w:t>
+      </w:r>
+      <w:r>
+        <w:rPr>
+          <w:lang w:val="en_US" w:bidi="en_US"/>
+        </w:rPr>
+        <w:t xml:space="preserve">; </w:t>
+      </w:r>
+      <w:r>
+        <w:rPr>
+          <w:lang w:val="en_US" w:bidi="en_US"/>
+        </w:rPr>
+        <w:t>Colossians 4:5</w:t>
+      </w:r>
       <w:r>
         <w:rPr>
           <w:lang w:val="en_US" w:bidi="en_US"/>
@@ -6604,162 +5482,108 @@
         </w:rPr>
         <w:t xml:space="preserve"> also in </w:t>
       </w:r>
-      <w:hyperlink r:id="rId39">
-        <w:r>
-          <w:rPr>
-            <w:lang w:val="en_US" w:bidi="en_US"/>
-          </w:rPr>
-          <w:rPr>
-            <w:color w:val="0000EE"/>
-            <w:u w:val="single"/>
-          </w:rPr>
-          <w:t>4:14</w:t>
-        </w:r>
-      </w:hyperlink>
+      <w:r>
+        <w:rPr>
+          <w:lang w:val="en_US" w:bidi="en_US"/>
+        </w:rPr>
+        <w:t>4:14</w:t>
+      </w:r>
       <w:r>
         <w:rPr>
           <w:lang w:val="en_US" w:bidi="en_US"/>
         </w:rPr>
         <w:t>): In Greek, Jewish, and Christian literature, sleep often means death (</w:t>
       </w:r>
-      <w:hyperlink r:id="rId172">
-        <w:r>
-          <w:rPr>
-            <w:lang w:val="en_US" w:bidi="en_US"/>
-          </w:rPr>
-          <w:rPr>
-            <w:color w:val="0000EE"/>
-            <w:u w:val="single"/>
-          </w:rPr>
-          <w:t>Daniel 12:2</w:t>
-        </w:r>
-      </w:hyperlink>
-      <w:r>
-        <w:rPr>
-          <w:lang w:val="en_US" w:bidi="en_US"/>
-        </w:rPr>
-        <w:t xml:space="preserve">; </w:t>
-      </w:r>
-      <w:hyperlink r:id="rId173">
-        <w:r>
-          <w:rPr>
-            <w:lang w:val="en_US" w:bidi="en_US"/>
-          </w:rPr>
-          <w:rPr>
-            <w:color w:val="0000EE"/>
-            <w:u w:val="single"/>
-          </w:rPr>
-          <w:t>Matthew 27:52</w:t>
-        </w:r>
-      </w:hyperlink>
+      <w:r>
+        <w:rPr>
+          <w:lang w:val="en_US" w:bidi="en_US"/>
+        </w:rPr>
+        <w:t>Daniel 12:2</w:t>
+      </w:r>
+      <w:r>
+        <w:rPr>
+          <w:lang w:val="en_US" w:bidi="en_US"/>
+        </w:rPr>
+        <w:t xml:space="preserve">; </w:t>
+      </w:r>
+      <w:r>
+        <w:rPr>
+          <w:lang w:val="en_US" w:bidi="en_US"/>
+        </w:rPr>
+        <w:t>Matthew 27:52</w:t>
+      </w:r>
       <w:r>
         <w:rPr>
           <w:lang w:val="en_US" w:bidi="en_US"/>
         </w:rPr>
         <w:t>). Personal existence continues after death (</w:t>
       </w:r>
-      <w:hyperlink r:id="rId174">
-        <w:r>
-          <w:rPr>
-            <w:lang w:val="en_US" w:bidi="en_US"/>
-          </w:rPr>
-          <w:rPr>
-            <w:color w:val="0000EE"/>
-            <w:u w:val="single"/>
-          </w:rPr>
-          <w:t>Luke 23:40–43</w:t>
-        </w:r>
-      </w:hyperlink>
-      <w:r>
-        <w:rPr>
-          <w:lang w:val="en_US" w:bidi="en_US"/>
-        </w:rPr>
-        <w:t xml:space="preserve">; </w:t>
-      </w:r>
-      <w:hyperlink r:id="rId175">
-        <w:r>
-          <w:rPr>
-            <w:lang w:val="en_US" w:bidi="en_US"/>
-          </w:rPr>
-          <w:rPr>
-            <w:color w:val="0000EE"/>
-            <w:u w:val="single"/>
-          </w:rPr>
-          <w:t>Acts 7:55–60</w:t>
-        </w:r>
-      </w:hyperlink>
-      <w:r>
-        <w:rPr>
-          <w:lang w:val="en_US" w:bidi="en_US"/>
-        </w:rPr>
-        <w:t xml:space="preserve">; </w:t>
-      </w:r>
-      <w:hyperlink r:id="rId176">
-        <w:r>
-          <w:rPr>
-            <w:lang w:val="en_US" w:bidi="en_US"/>
-          </w:rPr>
-          <w:rPr>
-            <w:color w:val="0000EE"/>
-            <w:u w:val="single"/>
-          </w:rPr>
-          <w:t>2 Corinthians 5:6–10</w:t>
-        </w:r>
-      </w:hyperlink>
-      <w:r>
-        <w:rPr>
-          <w:lang w:val="en_US" w:bidi="en_US"/>
-        </w:rPr>
-        <w:t xml:space="preserve">; </w:t>
-      </w:r>
-      <w:hyperlink r:id="rId177">
-        <w:r>
-          <w:rPr>
-            <w:lang w:val="en_US" w:bidi="en_US"/>
-          </w:rPr>
-          <w:rPr>
-            <w:color w:val="0000EE"/>
-            <w:u w:val="single"/>
-          </w:rPr>
-          <w:t>Philippians 1:20–24</w:t>
-        </w:r>
-      </w:hyperlink>
-      <w:r>
-        <w:rPr>
-          <w:lang w:val="en_US" w:bidi="en_US"/>
-        </w:rPr>
-        <w:t xml:space="preserve">; </w:t>
-      </w:r>
-      <w:hyperlink r:id="rId178">
-        <w:r>
-          <w:rPr>
-            <w:lang w:val="en_US" w:bidi="en_US"/>
-          </w:rPr>
-          <w:rPr>
-            <w:color w:val="0000EE"/>
-            <w:u w:val="single"/>
-          </w:rPr>
-          <w:t>Revelation 6:9–11</w:t>
-        </w:r>
-      </w:hyperlink>
+      <w:r>
+        <w:rPr>
+          <w:lang w:val="en_US" w:bidi="en_US"/>
+        </w:rPr>
+        <w:t>Luke 23:40–43</w:t>
+      </w:r>
+      <w:r>
+        <w:rPr>
+          <w:lang w:val="en_US" w:bidi="en_US"/>
+        </w:rPr>
+        <w:t xml:space="preserve">; </w:t>
+      </w:r>
+      <w:r>
+        <w:rPr>
+          <w:lang w:val="en_US" w:bidi="en_US"/>
+        </w:rPr>
+        <w:t>Acts 7:55–60</w:t>
+      </w:r>
+      <w:r>
+        <w:rPr>
+          <w:lang w:val="en_US" w:bidi="en_US"/>
+        </w:rPr>
+        <w:t xml:space="preserve">; </w:t>
+      </w:r>
+      <w:r>
+        <w:rPr>
+          <w:lang w:val="en_US" w:bidi="en_US"/>
+        </w:rPr>
+        <w:t>2 Corinthians 5:6–10</w:t>
+      </w:r>
+      <w:r>
+        <w:rPr>
+          <w:lang w:val="en_US" w:bidi="en_US"/>
+        </w:rPr>
+        <w:t xml:space="preserve">; </w:t>
+      </w:r>
+      <w:r>
+        <w:rPr>
+          <w:lang w:val="en_US" w:bidi="en_US"/>
+        </w:rPr>
+        <w:t>Philippians 1:20–24</w:t>
+      </w:r>
+      <w:r>
+        <w:rPr>
+          <w:lang w:val="en_US" w:bidi="en_US"/>
+        </w:rPr>
+        <w:t xml:space="preserve">; </w:t>
+      </w:r>
+      <w:r>
+        <w:rPr>
+          <w:lang w:val="en_US" w:bidi="en_US"/>
+        </w:rPr>
+        <w:t>Revelation 6:9–11</w:t>
+      </w:r>
       <w:r>
         <w:rPr>
           <w:lang w:val="en_US" w:bidi="en_US"/>
         </w:rPr>
         <w:t>). Those who have died await the resurrection (</w:t>
       </w:r>
-      <w:hyperlink r:id="rId179">
-        <w:r>
-          <w:rPr>
-            <w:lang w:val="en_US" w:bidi="en_US"/>
-          </w:rPr>
-          <w:rPr>
-            <w:color w:val="0000EE"/>
-            <w:u w:val="single"/>
-          </w:rPr>
-          <w:t>1 Corinthians 15:23</w:t>
-        </w:r>
-      </w:hyperlink>
+      <w:r>
+        <w:rPr>
+          <w:lang w:val="en_US" w:bidi="en_US"/>
+        </w:rPr>
+        <w:t>1 Corinthians 15:23</w:t>
+      </w:r>
       <w:r>
         <w:rPr>
           <w:lang w:val="en_US" w:bidi="en_US"/>
@@ -6791,54 +5615,36 @@
         </w:rPr>
         <w:t xml:space="preserve">: Ancient letters of comfort advised those in grief not to become overwhelmed by grief, as they could not prevent death. Paul does not forbid grief but encourages Christians to avoid the kind of grief typical of those without hope in God (see </w:t>
       </w:r>
-      <w:hyperlink r:id="rId180">
-        <w:r>
-          <w:rPr>
-            <w:lang w:val="en_US" w:bidi="en_US"/>
-          </w:rPr>
-          <w:rPr>
-            <w:color w:val="0000EE"/>
-            <w:u w:val="single"/>
-          </w:rPr>
-          <w:t>John 16:6</w:t>
-        </w:r>
-      </w:hyperlink>
+      <w:r>
+        <w:rPr>
+          <w:lang w:val="en_US" w:bidi="en_US"/>
+        </w:rPr>
+        <w:t>John 16:6</w:t>
+      </w:r>
       <w:r>
         <w:rPr>
           <w:lang w:val="en_US" w:bidi="en_US"/>
         </w:rPr>
         <w:t xml:space="preserve">, </w:t>
       </w:r>
-      <w:hyperlink r:id="rId181">
-        <w:r>
-          <w:rPr>
-            <w:lang w:val="en_US" w:bidi="en_US"/>
-          </w:rPr>
-          <w:rPr>
-            <w:color w:val="0000EE"/>
-            <w:u w:val="single"/>
-          </w:rPr>
-          <w:t>20</w:t>
-        </w:r>
-      </w:hyperlink>
-      <w:r>
-        <w:rPr>
-          <w:lang w:val="en_US" w:bidi="en_US"/>
-        </w:rPr>
-        <w:t xml:space="preserve">; </w:t>
-      </w:r>
-      <w:hyperlink r:id="rId182">
-        <w:r>
-          <w:rPr>
-            <w:lang w:val="en_US" w:bidi="en_US"/>
-          </w:rPr>
-          <w:rPr>
-            <w:color w:val="0000EE"/>
-            <w:u w:val="single"/>
-          </w:rPr>
-          <w:t>Philippians 2:27</w:t>
-        </w:r>
-      </w:hyperlink>
+      <w:r>
+        <w:rPr>
+          <w:lang w:val="en_US" w:bidi="en_US"/>
+        </w:rPr>
+        <w:t>20</w:t>
+      </w:r>
+      <w:r>
+        <w:rPr>
+          <w:lang w:val="en_US" w:bidi="en_US"/>
+        </w:rPr>
+        <w:t xml:space="preserve">; </w:t>
+      </w:r>
+      <w:r>
+        <w:rPr>
+          <w:lang w:val="en_US" w:bidi="en_US"/>
+        </w:rPr>
+        <w:t>Philippians 2:27</w:t>
+      </w:r>
       <w:r>
         <w:rPr>
           <w:lang w:val="en_US" w:bidi="en_US"/>
@@ -6904,18 +5710,12 @@
         </w:rPr>
         <w:t>The death and resurrection of Jesus is the foundation for hope despite the reality of death, guaranteed by Christ's resurrection (</w:t>
       </w:r>
-      <w:hyperlink r:id="rId183">
-        <w:r>
-          <w:rPr>
-            <w:lang w:val="en_US" w:bidi="en_US"/>
-          </w:rPr>
-          <w:rPr>
-            <w:color w:val="0000EE"/>
-            <w:u w:val="single"/>
-          </w:rPr>
-          <w:t>1 Corinthians 15</w:t>
-        </w:r>
-      </w:hyperlink>
+      <w:r>
+        <w:rPr>
+          <w:lang w:val="en_US" w:bidi="en_US"/>
+        </w:rPr>
+        <w:t>1 Corinthians 15</w:t>
+      </w:r>
       <w:r>
         <w:rPr>
           <w:lang w:val="en_US" w:bidi="en_US"/>
@@ -6947,18 +5747,12 @@
         </w:rPr>
         <w:t>Refers to the resurrection of Christians (</w:t>
       </w:r>
-      <w:hyperlink r:id="rId184">
-        <w:r>
-          <w:rPr>
-            <w:lang w:val="en_US" w:bidi="en_US"/>
-          </w:rPr>
-          <w:rPr>
-            <w:color w:val="0000EE"/>
-            <w:u w:val="single"/>
-          </w:rPr>
-          <w:t>1 Thessalonians 4:16</w:t>
-        </w:r>
-      </w:hyperlink>
+      <w:r>
+        <w:rPr>
+          <w:lang w:val="en_US" w:bidi="en_US"/>
+        </w:rPr>
+        <w:t>1 Thessalonians 4:16</w:t>
+      </w:r>
       <w:r>
         <w:rPr>
           <w:lang w:val="en_US" w:bidi="en_US"/>
@@ -7024,36 +5818,24 @@
         </w:rPr>
         <w:t xml:space="preserve">: The teachings of Jesus gave Paul assurance for the Thessalonians (see </w:t>
       </w:r>
-      <w:hyperlink r:id="rId185">
-        <w:r>
-          <w:rPr>
-            <w:lang w:val="en_US" w:bidi="en_US"/>
-          </w:rPr>
-          <w:rPr>
-            <w:color w:val="0000EE"/>
-            <w:u w:val="single"/>
-          </w:rPr>
-          <w:t>Matthew 24:29–31</w:t>
-        </w:r>
-      </w:hyperlink>
+      <w:r>
+        <w:rPr>
+          <w:lang w:val="en_US" w:bidi="en_US"/>
+        </w:rPr>
+        <w:t>Matthew 24:29–31</w:t>
+      </w:r>
       <w:r>
         <w:rPr>
           <w:lang w:val="en_US" w:bidi="en_US"/>
         </w:rPr>
         <w:t xml:space="preserve">, </w:t>
       </w:r>
-      <w:hyperlink r:id="rId186">
-        <w:r>
-          <w:rPr>
-            <w:lang w:val="en_US" w:bidi="en_US"/>
-          </w:rPr>
-          <w:rPr>
-            <w:color w:val="0000EE"/>
-            <w:u w:val="single"/>
-          </w:rPr>
-          <w:t>40–41</w:t>
-        </w:r>
-      </w:hyperlink>
+      <w:r>
+        <w:rPr>
+          <w:lang w:val="en_US" w:bidi="en_US"/>
+        </w:rPr>
+        <w:t>40–41</w:t>
+      </w:r>
       <w:r>
         <w:rPr>
           <w:lang w:val="en_US" w:bidi="en_US"/>
@@ -7116,18 +5898,12 @@
         </w:rPr>
         <w:t xml:space="preserve">). It is often used to describe an emperor or king's grand arrival in a city (see </w:t>
       </w:r>
-      <w:hyperlink r:id="rId187">
-        <w:r>
-          <w:rPr>
-            <w:lang w:val="en_US" w:bidi="en_US"/>
-          </w:rPr>
-          <w:rPr>
-            <w:color w:val="0000EE"/>
-            <w:u w:val="single"/>
-          </w:rPr>
-          <w:t>1 Thessalonians 4:17</w:t>
-        </w:r>
-      </w:hyperlink>
+      <w:r>
+        <w:rPr>
+          <w:lang w:val="en_US" w:bidi="en_US"/>
+        </w:rPr>
+        <w:t>1 Thessalonians 4:17</w:t>
+      </w:r>
       <w:r>
         <w:rPr>
           <w:lang w:val="en_US" w:bidi="en_US"/>
@@ -7189,72 +5965,48 @@
         </w:rPr>
         <w:t>: God's trumpet will announce the resurrection, just as it once announced Israel's rescue (</w:t>
       </w:r>
-      <w:hyperlink r:id="rId188">
-        <w:r>
-          <w:rPr>
-            <w:lang w:val="en_US" w:bidi="en_US"/>
-          </w:rPr>
-          <w:rPr>
-            <w:color w:val="0000EE"/>
-            <w:u w:val="single"/>
-          </w:rPr>
-          <w:t>Zephaniah 1:16</w:t>
-        </w:r>
-      </w:hyperlink>
-      <w:r>
-        <w:rPr>
-          <w:lang w:val="en_US" w:bidi="en_US"/>
-        </w:rPr>
-        <w:t xml:space="preserve">; </w:t>
-      </w:r>
-      <w:hyperlink r:id="rId189">
-        <w:r>
-          <w:rPr>
-            <w:lang w:val="en_US" w:bidi="en_US"/>
-          </w:rPr>
-          <w:rPr>
-            <w:color w:val="0000EE"/>
-            <w:u w:val="single"/>
-          </w:rPr>
-          <w:t>Zechariah 9:14</w:t>
-        </w:r>
-      </w:hyperlink>
+      <w:r>
+        <w:rPr>
+          <w:lang w:val="en_US" w:bidi="en_US"/>
+        </w:rPr>
+        <w:t>Zephaniah 1:16</w:t>
+      </w:r>
+      <w:r>
+        <w:rPr>
+          <w:lang w:val="en_US" w:bidi="en_US"/>
+        </w:rPr>
+        <w:t xml:space="preserve">; </w:t>
+      </w:r>
+      <w:r>
+        <w:rPr>
+          <w:lang w:val="en_US" w:bidi="en_US"/>
+        </w:rPr>
+        <w:t>Zechariah 9:14</w:t>
+      </w:r>
       <w:r>
         <w:rPr>
           <w:lang w:val="en_US" w:bidi="en_US"/>
         </w:rPr>
         <w:t>). In the future, it will announce the gathering of God's people from the farthest ends of the earth and heaven (</w:t>
       </w:r>
-      <w:hyperlink r:id="rId190">
-        <w:r>
-          <w:rPr>
-            <w:lang w:val="en_US" w:bidi="en_US"/>
-          </w:rPr>
-          <w:rPr>
-            <w:color w:val="0000EE"/>
-            <w:u w:val="single"/>
-          </w:rPr>
-          <w:t>Matthew 24:31</w:t>
-        </w:r>
-      </w:hyperlink>
+      <w:r>
+        <w:rPr>
+          <w:lang w:val="en_US" w:bidi="en_US"/>
+        </w:rPr>
+        <w:t>Matthew 24:31</w:t>
+      </w:r>
       <w:r>
         <w:rPr>
           <w:lang w:val="en_US" w:bidi="en_US"/>
         </w:rPr>
         <w:t xml:space="preserve">; compare </w:t>
       </w:r>
-      <w:hyperlink r:id="rId191">
-        <w:r>
-          <w:rPr>
-            <w:lang w:val="en_US" w:bidi="en_US"/>
-          </w:rPr>
-          <w:rPr>
-            <w:color w:val="0000EE"/>
-            <w:u w:val="single"/>
-          </w:rPr>
-          <w:t>1 Corinthians 15:52</w:t>
-        </w:r>
-      </w:hyperlink>
+      <w:r>
+        <w:rPr>
+          <w:lang w:val="en_US" w:bidi="en_US"/>
+        </w:rPr>
+        <w:t>1 Corinthians 15:52</w:t>
+      </w:r>
       <w:r>
         <w:rPr>
           <w:lang w:val="en_US" w:bidi="en_US"/>
@@ -7316,54 +6068,36 @@
         </w:rPr>
         <w:t>: This implies the custom of sending an official delegation to welcome a visiting leader and accompany him into the city (</w:t>
       </w:r>
-      <w:hyperlink r:id="rId192">
-        <w:r>
-          <w:rPr>
-            <w:lang w:val="en_US" w:bidi="en_US"/>
-          </w:rPr>
-          <w:rPr>
-            <w:color w:val="0000EE"/>
-            <w:u w:val="single"/>
-          </w:rPr>
-          <w:t>Matthew 25:6</w:t>
-        </w:r>
-      </w:hyperlink>
+      <w:r>
+        <w:rPr>
+          <w:lang w:val="en_US" w:bidi="en_US"/>
+        </w:rPr>
+        <w:t>Matthew 25:6</w:t>
+      </w:r>
       <w:r>
         <w:rPr>
           <w:lang w:val="en_US" w:bidi="en_US"/>
         </w:rPr>
         <w:t xml:space="preserve">, </w:t>
       </w:r>
-      <w:hyperlink r:id="rId193">
-        <w:r>
-          <w:rPr>
-            <w:lang w:val="en_US" w:bidi="en_US"/>
-          </w:rPr>
-          <w:rPr>
-            <w:color w:val="0000EE"/>
-            <w:u w:val="single"/>
-          </w:rPr>
-          <w:t>10</w:t>
-        </w:r>
-      </w:hyperlink>
-      <w:r>
-        <w:rPr>
-          <w:lang w:val="en_US" w:bidi="en_US"/>
-        </w:rPr>
-        <w:t xml:space="preserve">; </w:t>
-      </w:r>
-      <w:hyperlink r:id="rId194">
-        <w:r>
-          <w:rPr>
-            <w:lang w:val="en_US" w:bidi="en_US"/>
-          </w:rPr>
-          <w:rPr>
-            <w:color w:val="0000EE"/>
-            <w:u w:val="single"/>
-          </w:rPr>
-          <w:t>Acts 28:15–16</w:t>
-        </w:r>
-      </w:hyperlink>
+      <w:r>
+        <w:rPr>
+          <w:lang w:val="en_US" w:bidi="en_US"/>
+        </w:rPr>
+        <w:t>10</w:t>
+      </w:r>
+      <w:r>
+        <w:rPr>
+          <w:lang w:val="en_US" w:bidi="en_US"/>
+        </w:rPr>
+        <w:t xml:space="preserve">; </w:t>
+      </w:r>
+      <w:r>
+        <w:rPr>
+          <w:lang w:val="en_US" w:bidi="en_US"/>
+        </w:rPr>
+        <w:t>Acts 28:15–16</w:t>
+      </w:r>
       <w:r>
         <w:rPr>
           <w:lang w:val="en_US" w:bidi="en_US"/>
@@ -7466,90 +6200,60 @@
         </w:rPr>
         <w:t>Questions about how and when these events will happen occupied the thoughts of both Jewish and Christian people (</w:t>
       </w:r>
-      <w:hyperlink r:id="rId195">
-        <w:r>
-          <w:rPr>
-            <w:lang w:val="en_US" w:bidi="en_US"/>
-          </w:rPr>
-          <w:rPr>
-            <w:color w:val="0000EE"/>
-            <w:u w:val="single"/>
-          </w:rPr>
-          <w:t>Daniel 12:6</w:t>
-        </w:r>
-      </w:hyperlink>
-      <w:r>
-        <w:rPr>
-          <w:lang w:val="en_US" w:bidi="en_US"/>
-        </w:rPr>
-        <w:t xml:space="preserve">; </w:t>
-      </w:r>
-      <w:hyperlink r:id="rId196">
-        <w:r>
-          <w:rPr>
-            <w:lang w:val="en_US" w:bidi="en_US"/>
-          </w:rPr>
-          <w:rPr>
-            <w:color w:val="0000EE"/>
-            <w:u w:val="single"/>
-          </w:rPr>
-          <w:t>Matthew 24:3</w:t>
-        </w:r>
-      </w:hyperlink>
-      <w:r>
-        <w:rPr>
-          <w:lang w:val="en_US" w:bidi="en_US"/>
-        </w:rPr>
-        <w:t xml:space="preserve">; </w:t>
-      </w:r>
-      <w:hyperlink r:id="rId197">
-        <w:r>
-          <w:rPr>
-            <w:lang w:val="en_US" w:bidi="en_US"/>
-          </w:rPr>
-          <w:rPr>
-            <w:color w:val="0000EE"/>
-            <w:u w:val="single"/>
-          </w:rPr>
-          <w:t>Luke 17:20</w:t>
-        </w:r>
-      </w:hyperlink>
-      <w:r>
-        <w:rPr>
-          <w:lang w:val="en_US" w:bidi="en_US"/>
-        </w:rPr>
-        <w:t xml:space="preserve">; </w:t>
-      </w:r>
-      <w:hyperlink r:id="rId198">
-        <w:r>
-          <w:rPr>
-            <w:lang w:val="en_US" w:bidi="en_US"/>
-          </w:rPr>
-          <w:rPr>
-            <w:color w:val="0000EE"/>
-            <w:u w:val="single"/>
-          </w:rPr>
-          <w:t>Acts 1:6</w:t>
-        </w:r>
-      </w:hyperlink>
-      <w:r>
-        <w:rPr>
-          <w:lang w:val="en_US" w:bidi="en_US"/>
-        </w:rPr>
-        <w:t xml:space="preserve">; </w:t>
-      </w:r>
-      <w:hyperlink r:id="rId199">
-        <w:r>
-          <w:rPr>
-            <w:lang w:val="en_US" w:bidi="en_US"/>
-          </w:rPr>
-          <w:rPr>
-            <w:color w:val="0000EE"/>
-            <w:u w:val="single"/>
-          </w:rPr>
-          <w:t>1 Peter 1:10–11</w:t>
-        </w:r>
-      </w:hyperlink>
+      <w:r>
+        <w:rPr>
+          <w:lang w:val="en_US" w:bidi="en_US"/>
+        </w:rPr>
+        <w:t>Daniel 12:6</w:t>
+      </w:r>
+      <w:r>
+        <w:rPr>
+          <w:lang w:val="en_US" w:bidi="en_US"/>
+        </w:rPr>
+        <w:t xml:space="preserve">; </w:t>
+      </w:r>
+      <w:r>
+        <w:rPr>
+          <w:lang w:val="en_US" w:bidi="en_US"/>
+        </w:rPr>
+        <w:t>Matthew 24:3</w:t>
+      </w:r>
+      <w:r>
+        <w:rPr>
+          <w:lang w:val="en_US" w:bidi="en_US"/>
+        </w:rPr>
+        <w:t xml:space="preserve">; </w:t>
+      </w:r>
+      <w:r>
+        <w:rPr>
+          <w:lang w:val="en_US" w:bidi="en_US"/>
+        </w:rPr>
+        <w:t>Luke 17:20</w:t>
+      </w:r>
+      <w:r>
+        <w:rPr>
+          <w:lang w:val="en_US" w:bidi="en_US"/>
+        </w:rPr>
+        <w:t xml:space="preserve">; </w:t>
+      </w:r>
+      <w:r>
+        <w:rPr>
+          <w:lang w:val="en_US" w:bidi="en_US"/>
+        </w:rPr>
+        <w:t>Acts 1:6</w:t>
+      </w:r>
+      <w:r>
+        <w:rPr>
+          <w:lang w:val="en_US" w:bidi="en_US"/>
+        </w:rPr>
+        <w:t xml:space="preserve">; </w:t>
+      </w:r>
+      <w:r>
+        <w:rPr>
+          <w:lang w:val="en_US" w:bidi="en_US"/>
+        </w:rPr>
+        <w:t>1 Peter 1:10–11</w:t>
+      </w:r>
       <w:r>
         <w:rPr>
           <w:lang w:val="en_US" w:bidi="en_US"/>
@@ -7608,18 +6312,12 @@
         </w:rPr>
         <w:t>Paul reminds them of the teachings they already received (</w:t>
       </w:r>
-      <w:hyperlink r:id="rId28">
-        <w:r>
-          <w:rPr>
-            <w:lang w:val="en_US" w:bidi="en_US"/>
-          </w:rPr>
-          <w:rPr>
-            <w:color w:val="0000EE"/>
-            <w:u w:val="single"/>
-          </w:rPr>
-          <w:t>3:3–4</w:t>
-        </w:r>
-      </w:hyperlink>
+      <w:r>
+        <w:rPr>
+          <w:lang w:val="en_US" w:bidi="en_US"/>
+        </w:rPr>
+        <w:t>3:3–4</w:t>
+      </w:r>
       <w:r>
         <w:rPr>
           <w:lang w:val="en_US" w:bidi="en_US"/>
@@ -7651,108 +6349,72 @@
         </w:rPr>
         <w:t>: The day when God will judge humanity and save his people (</w:t>
       </w:r>
-      <w:hyperlink r:id="rId200">
-        <w:r>
-          <w:rPr>
-            <w:lang w:val="en_US" w:bidi="en_US"/>
-          </w:rPr>
-          <w:rPr>
-            <w:color w:val="0000EE"/>
-            <w:u w:val="single"/>
-          </w:rPr>
-          <w:t>Isaiah 13:6</w:t>
-        </w:r>
-      </w:hyperlink>
+      <w:r>
+        <w:rPr>
+          <w:lang w:val="en_US" w:bidi="en_US"/>
+        </w:rPr>
+        <w:t>Isaiah 13:6</w:t>
+      </w:r>
       <w:r>
         <w:rPr>
           <w:lang w:val="en_US" w:bidi="en_US"/>
         </w:rPr>
         <w:t xml:space="preserve">, </w:t>
       </w:r>
-      <w:hyperlink r:id="rId201">
-        <w:r>
-          <w:rPr>
-            <w:lang w:val="en_US" w:bidi="en_US"/>
-          </w:rPr>
-          <w:rPr>
-            <w:color w:val="0000EE"/>
-            <w:u w:val="single"/>
-          </w:rPr>
-          <w:t>9</w:t>
-        </w:r>
-      </w:hyperlink>
-      <w:r>
-        <w:rPr>
-          <w:lang w:val="en_US" w:bidi="en_US"/>
-        </w:rPr>
-        <w:t xml:space="preserve">; </w:t>
-      </w:r>
-      <w:hyperlink r:id="rId202">
-        <w:r>
-          <w:rPr>
-            <w:lang w:val="en_US" w:bidi="en_US"/>
-          </w:rPr>
-          <w:rPr>
-            <w:color w:val="0000EE"/>
-            <w:u w:val="single"/>
-          </w:rPr>
-          <w:t>Ezekiel 30:3</w:t>
-        </w:r>
-      </w:hyperlink>
-      <w:r>
-        <w:rPr>
-          <w:lang w:val="en_US" w:bidi="en_US"/>
-        </w:rPr>
-        <w:t xml:space="preserve">; </w:t>
-      </w:r>
-      <w:hyperlink r:id="rId203">
-        <w:r>
-          <w:rPr>
-            <w:lang w:val="en_US" w:bidi="en_US"/>
-          </w:rPr>
-          <w:rPr>
-            <w:color w:val="0000EE"/>
-            <w:u w:val="single"/>
-          </w:rPr>
-          <w:t>Joel 2:21–32</w:t>
-        </w:r>
-      </w:hyperlink>
-      <w:r>
-        <w:rPr>
-          <w:lang w:val="en_US" w:bidi="en_US"/>
-        </w:rPr>
-        <w:t xml:space="preserve">; </w:t>
-      </w:r>
-      <w:hyperlink r:id="rId204">
-        <w:r>
-          <w:rPr>
-            <w:lang w:val="en_US" w:bidi="en_US"/>
-          </w:rPr>
-          <w:rPr>
-            <w:color w:val="0000EE"/>
-            <w:u w:val="single"/>
-          </w:rPr>
-          <w:t>3:18</w:t>
-        </w:r>
-      </w:hyperlink>
-      <w:r>
-        <w:rPr>
-          <w:lang w:val="en_US" w:bidi="en_US"/>
-        </w:rPr>
-        <w:t xml:space="preserve">; </w:t>
-      </w:r>
-      <w:hyperlink r:id="rId205">
-        <w:r>
-          <w:rPr>
-            <w:lang w:val="en_US" w:bidi="en_US"/>
-          </w:rPr>
-          <w:rPr>
-            <w:color w:val="0000EE"/>
-            <w:u w:val="single"/>
-          </w:rPr>
-          <w:t>Zechariah 14</w:t>
-        </w:r>
-      </w:hyperlink>
+      <w:r>
+        <w:rPr>
+          <w:lang w:val="en_US" w:bidi="en_US"/>
+        </w:rPr>
+        <w:t>9</w:t>
+      </w:r>
+      <w:r>
+        <w:rPr>
+          <w:lang w:val="en_US" w:bidi="en_US"/>
+        </w:rPr>
+        <w:t xml:space="preserve">; </w:t>
+      </w:r>
+      <w:r>
+        <w:rPr>
+          <w:lang w:val="en_US" w:bidi="en_US"/>
+        </w:rPr>
+        <w:t>Ezekiel 30:3</w:t>
+      </w:r>
+      <w:r>
+        <w:rPr>
+          <w:lang w:val="en_US" w:bidi="en_US"/>
+        </w:rPr>
+        <w:t xml:space="preserve">; </w:t>
+      </w:r>
+      <w:r>
+        <w:rPr>
+          <w:lang w:val="en_US" w:bidi="en_US"/>
+        </w:rPr>
+        <w:t>Joel 2:21–32</w:t>
+      </w:r>
+      <w:r>
+        <w:rPr>
+          <w:lang w:val="en_US" w:bidi="en_US"/>
+        </w:rPr>
+        <w:t xml:space="preserve">; </w:t>
+      </w:r>
+      <w:r>
+        <w:rPr>
+          <w:lang w:val="en_US" w:bidi="en_US"/>
+        </w:rPr>
+        <w:t>3:18</w:t>
+      </w:r>
+      <w:r>
+        <w:rPr>
+          <w:lang w:val="en_US" w:bidi="en_US"/>
+        </w:rPr>
+        <w:t xml:space="preserve">; </w:t>
+      </w:r>
+      <w:r>
+        <w:rPr>
+          <w:lang w:val="en_US" w:bidi="en_US"/>
+        </w:rPr>
+        <w:t>Zechariah 14</w:t>
+      </w:r>
       <w:r>
         <w:rPr>
           <w:lang w:val="en_US" w:bidi="en_US"/>
@@ -7784,90 +6446,60 @@
         </w:rPr>
         <w:t xml:space="preserve">: Compare </w:t>
       </w:r>
-      <w:hyperlink r:id="rId206">
-        <w:r>
-          <w:rPr>
-            <w:lang w:val="en_US" w:bidi="en_US"/>
-          </w:rPr>
-          <w:rPr>
-            <w:color w:val="0000EE"/>
-            <w:u w:val="single"/>
-          </w:rPr>
-          <w:t>Matthew 24:43–44</w:t>
-        </w:r>
-      </w:hyperlink>
-      <w:r>
-        <w:rPr>
-          <w:lang w:val="en_US" w:bidi="en_US"/>
-        </w:rPr>
-        <w:t xml:space="preserve">; </w:t>
-      </w:r>
-      <w:hyperlink r:id="rId207">
-        <w:r>
-          <w:rPr>
-            <w:lang w:val="en_US" w:bidi="en_US"/>
-          </w:rPr>
-          <w:rPr>
-            <w:color w:val="0000EE"/>
-            <w:u w:val="single"/>
-          </w:rPr>
-          <w:t>Luke 12:39–40</w:t>
-        </w:r>
-      </w:hyperlink>
-      <w:r>
-        <w:rPr>
-          <w:lang w:val="en_US" w:bidi="en_US"/>
-        </w:rPr>
-        <w:t xml:space="preserve">; </w:t>
-      </w:r>
-      <w:hyperlink r:id="rId208">
-        <w:r>
-          <w:rPr>
-            <w:lang w:val="en_US" w:bidi="en_US"/>
-          </w:rPr>
-          <w:rPr>
-            <w:color w:val="0000EE"/>
-            <w:u w:val="single"/>
-          </w:rPr>
-          <w:t>2 Peter 3:10</w:t>
-        </w:r>
-      </w:hyperlink>
-      <w:r>
-        <w:rPr>
-          <w:lang w:val="en_US" w:bidi="en_US"/>
-        </w:rPr>
-        <w:t xml:space="preserve">; </w:t>
-      </w:r>
-      <w:hyperlink r:id="rId209">
-        <w:r>
-          <w:rPr>
-            <w:lang w:val="en_US" w:bidi="en_US"/>
-          </w:rPr>
-          <w:rPr>
-            <w:color w:val="0000EE"/>
-            <w:u w:val="single"/>
-          </w:rPr>
-          <w:t>Revelation 3:3</w:t>
-        </w:r>
-      </w:hyperlink>
-      <w:r>
-        <w:rPr>
-          <w:lang w:val="en_US" w:bidi="en_US"/>
-        </w:rPr>
-        <w:t xml:space="preserve">; </w:t>
-      </w:r>
-      <w:hyperlink r:id="rId210">
-        <w:r>
-          <w:rPr>
-            <w:lang w:val="en_US" w:bidi="en_US"/>
-          </w:rPr>
-          <w:rPr>
-            <w:color w:val="0000EE"/>
-            <w:u w:val="single"/>
-          </w:rPr>
-          <w:t>16:15</w:t>
-        </w:r>
-      </w:hyperlink>
+      <w:r>
+        <w:rPr>
+          <w:lang w:val="en_US" w:bidi="en_US"/>
+        </w:rPr>
+        <w:t>Matthew 24:43–44</w:t>
+      </w:r>
+      <w:r>
+        <w:rPr>
+          <w:lang w:val="en_US" w:bidi="en_US"/>
+        </w:rPr>
+        <w:t xml:space="preserve">; </w:t>
+      </w:r>
+      <w:r>
+        <w:rPr>
+          <w:lang w:val="en_US" w:bidi="en_US"/>
+        </w:rPr>
+        <w:t>Luke 12:39–40</w:t>
+      </w:r>
+      <w:r>
+        <w:rPr>
+          <w:lang w:val="en_US" w:bidi="en_US"/>
+        </w:rPr>
+        <w:t xml:space="preserve">; </w:t>
+      </w:r>
+      <w:r>
+        <w:rPr>
+          <w:lang w:val="en_US" w:bidi="en_US"/>
+        </w:rPr>
+        <w:t>2 Peter 3:10</w:t>
+      </w:r>
+      <w:r>
+        <w:rPr>
+          <w:lang w:val="en_US" w:bidi="en_US"/>
+        </w:rPr>
+        <w:t xml:space="preserve">; </w:t>
+      </w:r>
+      <w:r>
+        <w:rPr>
+          <w:lang w:val="en_US" w:bidi="en_US"/>
+        </w:rPr>
+        <w:t>Revelation 3:3</w:t>
+      </w:r>
+      <w:r>
+        <w:rPr>
+          <w:lang w:val="en_US" w:bidi="en_US"/>
+        </w:rPr>
+        <w:t xml:space="preserve">; </w:t>
+      </w:r>
+      <w:r>
+        <w:rPr>
+          <w:lang w:val="en_US" w:bidi="en_US"/>
+        </w:rPr>
+        <w:t>16:15</w:t>
+      </w:r>
       <w:r>
         <w:rPr>
           <w:lang w:val="en_US" w:bidi="en_US"/>
@@ -8062,72 +6694,48 @@
         </w:rPr>
         <w:t xml:space="preserve"> God freed the Thessalonian Christians from spiritual darkness (</w:t>
       </w:r>
-      <w:hyperlink r:id="rId211">
-        <w:r>
-          <w:rPr>
-            <w:lang w:val="en_US" w:bidi="en_US"/>
-          </w:rPr>
-          <w:rPr>
-            <w:color w:val="0000EE"/>
-            <w:u w:val="single"/>
-          </w:rPr>
-          <w:t>John 12:36</w:t>
-        </w:r>
-      </w:hyperlink>
-      <w:r>
-        <w:rPr>
-          <w:lang w:val="en_US" w:bidi="en_US"/>
-        </w:rPr>
-        <w:t xml:space="preserve">; </w:t>
-      </w:r>
-      <w:hyperlink r:id="rId212">
-        <w:r>
-          <w:rPr>
-            <w:lang w:val="en_US" w:bidi="en_US"/>
-          </w:rPr>
-          <w:rPr>
-            <w:color w:val="0000EE"/>
-            <w:u w:val="single"/>
-          </w:rPr>
-          <w:t>Acts 26:18</w:t>
-        </w:r>
-      </w:hyperlink>
-      <w:r>
-        <w:rPr>
-          <w:lang w:val="en_US" w:bidi="en_US"/>
-        </w:rPr>
-        <w:t xml:space="preserve">; </w:t>
-      </w:r>
-      <w:hyperlink r:id="rId213">
-        <w:r>
-          <w:rPr>
-            <w:lang w:val="en_US" w:bidi="en_US"/>
-          </w:rPr>
-          <w:rPr>
-            <w:color w:val="0000EE"/>
-            <w:u w:val="single"/>
-          </w:rPr>
-          <w:t>Ephesians 5:8</w:t>
-        </w:r>
-      </w:hyperlink>
-      <w:r>
-        <w:rPr>
-          <w:lang w:val="en_US" w:bidi="en_US"/>
-        </w:rPr>
-        <w:t xml:space="preserve">; </w:t>
-      </w:r>
-      <w:hyperlink r:id="rId214">
-        <w:r>
-          <w:rPr>
-            <w:lang w:val="en_US" w:bidi="en_US"/>
-          </w:rPr>
-          <w:rPr>
-            <w:color w:val="0000EE"/>
-            <w:u w:val="single"/>
-          </w:rPr>
-          <w:t>1 Peter 2:9</w:t>
-        </w:r>
-      </w:hyperlink>
+      <w:r>
+        <w:rPr>
+          <w:lang w:val="en_US" w:bidi="en_US"/>
+        </w:rPr>
+        <w:t>John 12:36</w:t>
+      </w:r>
+      <w:r>
+        <w:rPr>
+          <w:lang w:val="en_US" w:bidi="en_US"/>
+        </w:rPr>
+        <w:t xml:space="preserve">; </w:t>
+      </w:r>
+      <w:r>
+        <w:rPr>
+          <w:lang w:val="en_US" w:bidi="en_US"/>
+        </w:rPr>
+        <w:t>Acts 26:18</w:t>
+      </w:r>
+      <w:r>
+        <w:rPr>
+          <w:lang w:val="en_US" w:bidi="en_US"/>
+        </w:rPr>
+        <w:t xml:space="preserve">; </w:t>
+      </w:r>
+      <w:r>
+        <w:rPr>
+          <w:lang w:val="en_US" w:bidi="en_US"/>
+        </w:rPr>
+        <w:t>Ephesians 5:8</w:t>
+      </w:r>
+      <w:r>
+        <w:rPr>
+          <w:lang w:val="en_US" w:bidi="en_US"/>
+        </w:rPr>
+        <w:t xml:space="preserve">; </w:t>
+      </w:r>
+      <w:r>
+        <w:rPr>
+          <w:lang w:val="en_US" w:bidi="en_US"/>
+        </w:rPr>
+        <w:t>1 Peter 2:9</w:t>
+      </w:r>
       <w:r>
         <w:rPr>
           <w:lang w:val="en_US" w:bidi="en_US"/>
@@ -8159,18 +6767,12 @@
         </w:rPr>
         <w:t>: They belong to God's new order (</w:t>
       </w:r>
-      <w:hyperlink r:id="rId215">
-        <w:r>
-          <w:rPr>
-            <w:lang w:val="en_US" w:bidi="en_US"/>
-          </w:rPr>
-          <w:rPr>
-            <w:color w:val="0000EE"/>
-            <w:u w:val="single"/>
-          </w:rPr>
-          <w:t>Romans 13:12</w:t>
-        </w:r>
-      </w:hyperlink>
+      <w:r>
+        <w:rPr>
+          <w:lang w:val="en_US" w:bidi="en_US"/>
+        </w:rPr>
+        <w:t>Romans 13:12</w:t>
+      </w:r>
       <w:r>
         <w:rPr>
           <w:lang w:val="en_US" w:bidi="en_US"/>
@@ -8202,18 +6804,12 @@
         </w:rPr>
         <w:t xml:space="preserve">: These refer to living a life of sin (see </w:t>
       </w:r>
-      <w:hyperlink r:id="rId216">
-        <w:r>
-          <w:rPr>
-            <w:lang w:val="en_US" w:bidi="en_US"/>
-          </w:rPr>
-          <w:rPr>
-            <w:color w:val="0000EE"/>
-            <w:u w:val="single"/>
-          </w:rPr>
-          <w:t>1 Thessalonians 5:6–8</w:t>
-        </w:r>
-      </w:hyperlink>
+      <w:r>
+        <w:rPr>
+          <w:lang w:val="en_US" w:bidi="en_US"/>
+        </w:rPr>
+        <w:t>1 Thessalonians 5:6–8</w:t>
+      </w:r>
       <w:r>
         <w:rPr>
           <w:lang w:val="en_US" w:bidi="en_US"/>
@@ -8275,72 +6871,48 @@
         </w:rPr>
         <w:t>: Paul is echoing the way Jesus called his people to be alert and to prepare themselves with moral living. This is because no one will not know the exact day of his return (</w:t>
       </w:r>
-      <w:hyperlink r:id="rId217">
-        <w:r>
-          <w:rPr>
-            <w:lang w:val="en_US" w:bidi="en_US"/>
-          </w:rPr>
-          <w:rPr>
-            <w:color w:val="0000EE"/>
-            <w:u w:val="single"/>
-          </w:rPr>
-          <w:t>Matthew 24:42</w:t>
-        </w:r>
-      </w:hyperlink>
+      <w:r>
+        <w:rPr>
+          <w:lang w:val="en_US" w:bidi="en_US"/>
+        </w:rPr>
+        <w:t>Matthew 24:42</w:t>
+      </w:r>
       <w:r>
         <w:rPr>
           <w:lang w:val="en_US" w:bidi="en_US"/>
         </w:rPr>
         <w:t xml:space="preserve">, </w:t>
       </w:r>
-      <w:hyperlink r:id="rId218">
-        <w:r>
-          <w:rPr>
-            <w:lang w:val="en_US" w:bidi="en_US"/>
-          </w:rPr>
-          <w:rPr>
-            <w:color w:val="0000EE"/>
-            <w:u w:val="single"/>
-          </w:rPr>
-          <w:t>44</w:t>
-        </w:r>
-      </w:hyperlink>
-      <w:r>
-        <w:rPr>
-          <w:lang w:val="en_US" w:bidi="en_US"/>
-        </w:rPr>
-        <w:t xml:space="preserve">; </w:t>
-      </w:r>
-      <w:hyperlink r:id="rId219">
-        <w:r>
-          <w:rPr>
-            <w:lang w:val="en_US" w:bidi="en_US"/>
-          </w:rPr>
-          <w:rPr>
-            <w:color w:val="0000EE"/>
-            <w:u w:val="single"/>
-          </w:rPr>
-          <w:t>25:13</w:t>
-        </w:r>
-      </w:hyperlink>
+      <w:r>
+        <w:rPr>
+          <w:lang w:val="en_US" w:bidi="en_US"/>
+        </w:rPr>
+        <w:t>44</w:t>
+      </w:r>
+      <w:r>
+        <w:rPr>
+          <w:lang w:val="en_US" w:bidi="en_US"/>
+        </w:rPr>
+        <w:t xml:space="preserve">; </w:t>
+      </w:r>
+      <w:r>
+        <w:rPr>
+          <w:lang w:val="en_US" w:bidi="en_US"/>
+        </w:rPr>
+        <w:t>25:13</w:t>
+      </w:r>
       <w:r>
         <w:rPr>
           <w:lang w:val="en_US" w:bidi="en_US"/>
         </w:rPr>
         <w:t xml:space="preserve">; compare </w:t>
       </w:r>
-      <w:hyperlink r:id="rId220">
-        <w:r>
-          <w:rPr>
-            <w:lang w:val="en_US" w:bidi="en_US"/>
-          </w:rPr>
-          <w:rPr>
-            <w:color w:val="0000EE"/>
-            <w:u w:val="single"/>
-          </w:rPr>
-          <w:t>1 Peter 1:13</w:t>
-        </w:r>
-      </w:hyperlink>
+      <w:r>
+        <w:rPr>
+          <w:lang w:val="en_US" w:bidi="en_US"/>
+        </w:rPr>
+        <w:t>1 Peter 1:13</w:t>
+      </w:r>
       <w:r>
         <w:rPr>
           <w:lang w:val="en_US" w:bidi="en_US"/>
@@ -8395,54 +6967,36 @@
         </w:rPr>
         <w:t>Sleep means being lazy in morals (</w:t>
       </w:r>
-      <w:hyperlink r:id="rId221">
-        <w:r>
-          <w:rPr>
-            <w:lang w:val="en_US" w:bidi="en_US"/>
-          </w:rPr>
-          <w:rPr>
-            <w:color w:val="0000EE"/>
-            <w:u w:val="single"/>
-          </w:rPr>
-          <w:t>5:6</w:t>
-        </w:r>
-      </w:hyperlink>
+      <w:r>
+        <w:rPr>
+          <w:lang w:val="en_US" w:bidi="en_US"/>
+        </w:rPr>
+        <w:t>5:6</w:t>
+      </w:r>
       <w:r>
         <w:rPr>
           <w:lang w:val="en_US" w:bidi="en_US"/>
         </w:rPr>
         <w:t>). Being drunk is a metaphor for lacking self-control. The day of the Lord will surprise these people (</w:t>
       </w:r>
-      <w:hyperlink r:id="rId222">
-        <w:r>
-          <w:rPr>
-            <w:lang w:val="en_US" w:bidi="en_US"/>
-          </w:rPr>
-          <w:rPr>
-            <w:color w:val="0000EE"/>
-            <w:u w:val="single"/>
-          </w:rPr>
-          <w:t>5:4</w:t>
-        </w:r>
-      </w:hyperlink>
-      <w:r>
-        <w:rPr>
-          <w:lang w:val="en_US" w:bidi="en_US"/>
-        </w:rPr>
-        <w:t xml:space="preserve">; </w:t>
-      </w:r>
-      <w:hyperlink r:id="rId223">
-        <w:r>
-          <w:rPr>
-            <w:lang w:val="en_US" w:bidi="en_US"/>
-          </w:rPr>
-          <w:rPr>
-            <w:color w:val="0000EE"/>
-            <w:u w:val="single"/>
-          </w:rPr>
-          <w:t>Matthew 24:48–51</w:t>
-        </w:r>
-      </w:hyperlink>
+      <w:r>
+        <w:rPr>
+          <w:lang w:val="en_US" w:bidi="en_US"/>
+        </w:rPr>
+        <w:t>5:4</w:t>
+      </w:r>
+      <w:r>
+        <w:rPr>
+          <w:lang w:val="en_US" w:bidi="en_US"/>
+        </w:rPr>
+        <w:t xml:space="preserve">; </w:t>
+      </w:r>
+      <w:r>
+        <w:rPr>
+          <w:lang w:val="en_US" w:bidi="en_US"/>
+        </w:rPr>
+        <w:t>Matthew 24:48–51</w:t>
+      </w:r>
       <w:r>
         <w:rPr>
           <w:lang w:val="en_US" w:bidi="en_US"/>
@@ -8504,108 +7058,72 @@
         </w:rPr>
         <w:t xml:space="preserve"> (</w:t>
       </w:r>
-      <w:hyperlink r:id="rId224">
-        <w:r>
-          <w:rPr>
-            <w:lang w:val="en_US" w:bidi="en_US"/>
-          </w:rPr>
-          <w:rPr>
-            <w:color w:val="0000EE"/>
-            <w:u w:val="single"/>
-          </w:rPr>
-          <w:t>Isaiah 59:17</w:t>
-        </w:r>
-      </w:hyperlink>
-      <w:r>
-        <w:rPr>
-          <w:lang w:val="en_US" w:bidi="en_US"/>
-        </w:rPr>
-        <w:t xml:space="preserve">; </w:t>
-      </w:r>
-      <w:hyperlink r:id="rId225">
-        <w:r>
-          <w:rPr>
-            <w:lang w:val="en_US" w:bidi="en_US"/>
-          </w:rPr>
-          <w:rPr>
-            <w:color w:val="0000EE"/>
-            <w:u w:val="single"/>
-          </w:rPr>
-          <w:t>Ephesians 6:11–17</w:t>
-        </w:r>
-      </w:hyperlink>
+      <w:r>
+        <w:rPr>
+          <w:lang w:val="en_US" w:bidi="en_US"/>
+        </w:rPr>
+        <w:t>Isaiah 59:17</w:t>
+      </w:r>
+      <w:r>
+        <w:rPr>
+          <w:lang w:val="en_US" w:bidi="en_US"/>
+        </w:rPr>
+        <w:t xml:space="preserve">; </w:t>
+      </w:r>
+      <w:r>
+        <w:rPr>
+          <w:lang w:val="en_US" w:bidi="en_US"/>
+        </w:rPr>
+        <w:t>Ephesians 6:11–17</w:t>
+      </w:r>
       <w:r>
         <w:rPr>
           <w:lang w:val="en_US" w:bidi="en_US"/>
         </w:rPr>
         <w:t>): These pieces of armor represent living a moral life (</w:t>
       </w:r>
-      <w:hyperlink r:id="rId215">
-        <w:r>
-          <w:rPr>
-            <w:lang w:val="en_US" w:bidi="en_US"/>
-          </w:rPr>
-          <w:rPr>
-            <w:color w:val="0000EE"/>
-            <w:u w:val="single"/>
-          </w:rPr>
-          <w:t>Romans 13:12</w:t>
-        </w:r>
-      </w:hyperlink>
-      <w:r>
-        <w:rPr>
-          <w:lang w:val="en_US" w:bidi="en_US"/>
-        </w:rPr>
-        <w:t xml:space="preserve">; </w:t>
-      </w:r>
-      <w:hyperlink r:id="rId226">
-        <w:r>
-          <w:rPr>
-            <w:lang w:val="en_US" w:bidi="en_US"/>
-          </w:rPr>
-          <w:rPr>
-            <w:color w:val="0000EE"/>
-            <w:u w:val="single"/>
-          </w:rPr>
-          <w:t>2 Corinthians 6:7</w:t>
-        </w:r>
-      </w:hyperlink>
-      <w:r>
-        <w:rPr>
-          <w:lang w:val="en_US" w:bidi="en_US"/>
-        </w:rPr>
-        <w:t xml:space="preserve">; </w:t>
-      </w:r>
-      <w:hyperlink r:id="rId227">
-        <w:r>
-          <w:rPr>
-            <w:lang w:val="en_US" w:bidi="en_US"/>
-          </w:rPr>
-          <w:rPr>
-            <w:color w:val="0000EE"/>
-            <w:u w:val="single"/>
-          </w:rPr>
-          <w:t>10:3–5</w:t>
-        </w:r>
-      </w:hyperlink>
-      <w:r>
-        <w:rPr>
-          <w:lang w:val="en_US" w:bidi="en_US"/>
-        </w:rPr>
-        <w:t xml:space="preserve">; </w:t>
-      </w:r>
-      <w:hyperlink r:id="rId228">
-        <w:r>
-          <w:rPr>
-            <w:lang w:val="en_US" w:bidi="en_US"/>
-          </w:rPr>
-          <w:rPr>
-            <w:color w:val="0000EE"/>
-            <w:u w:val="single"/>
-          </w:rPr>
-          <w:t>2 Timothy 2:3–4</w:t>
-        </w:r>
-      </w:hyperlink>
+      <w:r>
+        <w:rPr>
+          <w:lang w:val="en_US" w:bidi="en_US"/>
+        </w:rPr>
+        <w:t>Romans 13:12</w:t>
+      </w:r>
+      <w:r>
+        <w:rPr>
+          <w:lang w:val="en_US" w:bidi="en_US"/>
+        </w:rPr>
+        <w:t xml:space="preserve">; </w:t>
+      </w:r>
+      <w:r>
+        <w:rPr>
+          <w:lang w:val="en_US" w:bidi="en_US"/>
+        </w:rPr>
+        <w:t>2 Corinthians 6:7</w:t>
+      </w:r>
+      <w:r>
+        <w:rPr>
+          <w:lang w:val="en_US" w:bidi="en_US"/>
+        </w:rPr>
+        <w:t xml:space="preserve">; </w:t>
+      </w:r>
+      <w:r>
+        <w:rPr>
+          <w:lang w:val="en_US" w:bidi="en_US"/>
+        </w:rPr>
+        <w:t>10:3–5</w:t>
+      </w:r>
+      <w:r>
+        <w:rPr>
+          <w:lang w:val="en_US" w:bidi="en_US"/>
+        </w:rPr>
+        <w:t xml:space="preserve">; </w:t>
+      </w:r>
+      <w:r>
+        <w:rPr>
+          <w:lang w:val="en_US" w:bidi="en_US"/>
+        </w:rPr>
+        <w:t>2 Timothy 2:3–4</w:t>
+      </w:r>
       <w:r>
         <w:rPr>
           <w:lang w:val="en_US" w:bidi="en_US"/>
@@ -8625,72 +7143,48 @@
         </w:rPr>
         <w:t xml:space="preserve"> (see </w:t>
       </w:r>
-      <w:hyperlink r:id="rId229">
-        <w:r>
-          <w:rPr>
-            <w:lang w:val="en_US" w:bidi="en_US"/>
-          </w:rPr>
-          <w:rPr>
-            <w:color w:val="0000EE"/>
-            <w:u w:val="single"/>
-          </w:rPr>
-          <w:t>1 Thessalonians 1:3</w:t>
-        </w:r>
-      </w:hyperlink>
-      <w:r>
-        <w:rPr>
-          <w:lang w:val="en_US" w:bidi="en_US"/>
-        </w:rPr>
-        <w:t xml:space="preserve">; </w:t>
-      </w:r>
-      <w:hyperlink r:id="rId21">
-        <w:r>
-          <w:rPr>
-            <w:lang w:val="en_US" w:bidi="en_US"/>
-          </w:rPr>
-          <w:rPr>
-            <w:color w:val="0000EE"/>
-            <w:u w:val="single"/>
-          </w:rPr>
-          <w:t>3:6</w:t>
-        </w:r>
-      </w:hyperlink>
-      <w:r>
-        <w:rPr>
-          <w:lang w:val="en_US" w:bidi="en_US"/>
-        </w:rPr>
-        <w:t xml:space="preserve">; </w:t>
-      </w:r>
-      <w:hyperlink r:id="rId230">
-        <w:r>
-          <w:rPr>
-            <w:lang w:val="en_US" w:bidi="en_US"/>
-          </w:rPr>
-          <w:rPr>
-            <w:color w:val="0000EE"/>
-            <w:u w:val="single"/>
-          </w:rPr>
-          <w:t>1 Corinthians 13:13</w:t>
-        </w:r>
-      </w:hyperlink>
-      <w:r>
-        <w:rPr>
-          <w:lang w:val="en_US" w:bidi="en_US"/>
-        </w:rPr>
-        <w:t xml:space="preserve">; </w:t>
-      </w:r>
-      <w:hyperlink r:id="rId23">
-        <w:r>
-          <w:rPr>
-            <w:lang w:val="en_US" w:bidi="en_US"/>
-          </w:rPr>
-          <w:rPr>
-            <w:color w:val="0000EE"/>
-            <w:u w:val="single"/>
-          </w:rPr>
-          <w:t>2 Thessalonians 1:3–4</w:t>
-        </w:r>
-      </w:hyperlink>
+      <w:r>
+        <w:rPr>
+          <w:lang w:val="en_US" w:bidi="en_US"/>
+        </w:rPr>
+        <w:t>1 Thessalonians 1:3</w:t>
+      </w:r>
+      <w:r>
+        <w:rPr>
+          <w:lang w:val="en_US" w:bidi="en_US"/>
+        </w:rPr>
+        <w:t xml:space="preserve">; </w:t>
+      </w:r>
+      <w:r>
+        <w:rPr>
+          <w:lang w:val="en_US" w:bidi="en_US"/>
+        </w:rPr>
+        <w:t>3:6</w:t>
+      </w:r>
+      <w:r>
+        <w:rPr>
+          <w:lang w:val="en_US" w:bidi="en_US"/>
+        </w:rPr>
+        <w:t xml:space="preserve">; </w:t>
+      </w:r>
+      <w:r>
+        <w:rPr>
+          <w:lang w:val="en_US" w:bidi="en_US"/>
+        </w:rPr>
+        <w:t>1 Corinthians 13:13</w:t>
+      </w:r>
+      <w:r>
+        <w:rPr>
+          <w:lang w:val="en_US" w:bidi="en_US"/>
+        </w:rPr>
+        <w:t xml:space="preserve">; </w:t>
+      </w:r>
+      <w:r>
+        <w:rPr>
+          <w:lang w:val="en_US" w:bidi="en_US"/>
+        </w:rPr>
+        <w:t>2 Thessalonians 1:3–4</w:t>
+      </w:r>
       <w:r>
         <w:rPr>
           <w:lang w:val="en_US" w:bidi="en_US"/>
@@ -8745,126 +7239,84 @@
         </w:rPr>
         <w:t>God's wrath shows his judgment against evil (</w:t>
       </w:r>
-      <w:hyperlink r:id="rId231">
-        <w:r>
-          <w:rPr>
-            <w:lang w:val="en_US" w:bidi="en_US"/>
-          </w:rPr>
-          <w:rPr>
-            <w:color w:val="0000EE"/>
-            <w:u w:val="single"/>
-          </w:rPr>
-          <w:t>1:10</w:t>
-        </w:r>
-      </w:hyperlink>
-      <w:r>
-        <w:rPr>
-          <w:lang w:val="en_US" w:bidi="en_US"/>
-        </w:rPr>
-        <w:t xml:space="preserve">; </w:t>
-      </w:r>
-      <w:hyperlink r:id="rId232">
-        <w:r>
-          <w:rPr>
-            <w:lang w:val="en_US" w:bidi="en_US"/>
-          </w:rPr>
-          <w:rPr>
-            <w:color w:val="0000EE"/>
-            <w:u w:val="single"/>
-          </w:rPr>
-          <w:t>2:16</w:t>
-        </w:r>
-      </w:hyperlink>
-      <w:r>
-        <w:rPr>
-          <w:lang w:val="en_US" w:bidi="en_US"/>
-        </w:rPr>
-        <w:t xml:space="preserve">; </w:t>
-      </w:r>
-      <w:hyperlink r:id="rId233">
-        <w:r>
-          <w:rPr>
-            <w:lang w:val="en_US" w:bidi="en_US"/>
-          </w:rPr>
-          <w:rPr>
-            <w:color w:val="0000EE"/>
-            <w:u w:val="single"/>
-          </w:rPr>
-          <w:t>Romans 5:9</w:t>
-        </w:r>
-      </w:hyperlink>
+      <w:r>
+        <w:rPr>
+          <w:lang w:val="en_US" w:bidi="en_US"/>
+        </w:rPr>
+        <w:t>1:10</w:t>
+      </w:r>
+      <w:r>
+        <w:rPr>
+          <w:lang w:val="en_US" w:bidi="en_US"/>
+        </w:rPr>
+        <w:t xml:space="preserve">; </w:t>
+      </w:r>
+      <w:r>
+        <w:rPr>
+          <w:lang w:val="en_US" w:bidi="en_US"/>
+        </w:rPr>
+        <w:t>2:16</w:t>
+      </w:r>
+      <w:r>
+        <w:rPr>
+          <w:lang w:val="en_US" w:bidi="en_US"/>
+        </w:rPr>
+        <w:t xml:space="preserve">; </w:t>
+      </w:r>
+      <w:r>
+        <w:rPr>
+          <w:lang w:val="en_US" w:bidi="en_US"/>
+        </w:rPr>
+        <w:t>Romans 5:9</w:t>
+      </w:r>
       <w:r>
         <w:rPr>
           <w:lang w:val="en_US" w:bidi="en_US"/>
         </w:rPr>
         <w:t xml:space="preserve">; see </w:t>
       </w:r>
-      <w:hyperlink r:id="rId46">
-        <w:r>
-          <w:rPr>
-            <w:lang w:val="en_US" w:bidi="en_US"/>
-          </w:rPr>
-          <w:rPr>
-            <w:color w:val="0000EE"/>
-            <w:u w:val="single"/>
-          </w:rPr>
-          <w:t>2 Thessalonians 1:6–10</w:t>
-        </w:r>
-      </w:hyperlink>
-      <w:r>
-        <w:rPr>
-          <w:lang w:val="en_US" w:bidi="en_US"/>
-        </w:rPr>
-        <w:t xml:space="preserve">; </w:t>
-      </w:r>
-      <w:hyperlink r:id="rId234">
-        <w:r>
-          <w:rPr>
-            <w:lang w:val="en_US" w:bidi="en_US"/>
-          </w:rPr>
-          <w:rPr>
-            <w:color w:val="0000EE"/>
-            <w:u w:val="single"/>
-          </w:rPr>
-          <w:t>2:8</w:t>
-        </w:r>
-      </w:hyperlink>
+      <w:r>
+        <w:rPr>
+          <w:lang w:val="en_US" w:bidi="en_US"/>
+        </w:rPr>
+        <w:t>2 Thessalonians 1:6–10</w:t>
+      </w:r>
+      <w:r>
+        <w:rPr>
+          <w:lang w:val="en_US" w:bidi="en_US"/>
+        </w:rPr>
+        <w:t xml:space="preserve">; </w:t>
+      </w:r>
+      <w:r>
+        <w:rPr>
+          <w:lang w:val="en_US" w:bidi="en_US"/>
+        </w:rPr>
+        <w:t>2:8</w:t>
+      </w:r>
       <w:r>
         <w:rPr>
           <w:lang w:val="en_US" w:bidi="en_US"/>
         </w:rPr>
         <w:t>). However, God plans for Christians to receive salvation, not encounter his wrath (</w:t>
       </w:r>
-      <w:hyperlink r:id="rId24">
-        <w:r>
-          <w:rPr>
-            <w:lang w:val="en_US" w:bidi="en_US"/>
-          </w:rPr>
-          <w:rPr>
-            <w:color w:val="0000EE"/>
-            <w:u w:val="single"/>
-          </w:rPr>
-          <w:t>2 Thessalonians 2:13–14</w:t>
-        </w:r>
-      </w:hyperlink>
+      <w:r>
+        <w:rPr>
+          <w:lang w:val="en_US" w:bidi="en_US"/>
+        </w:rPr>
+        <w:t>2 Thessalonians 2:13–14</w:t>
+      </w:r>
       <w:r>
         <w:rPr>
           <w:lang w:val="en_US" w:bidi="en_US"/>
         </w:rPr>
         <w:t>). Christians will not suffer the terrors of the day of the Lord (</w:t>
       </w:r>
-      <w:hyperlink r:id="rId235">
-        <w:r>
-          <w:rPr>
-            <w:lang w:val="en_US" w:bidi="en_US"/>
-          </w:rPr>
-          <w:rPr>
-            <w:color w:val="0000EE"/>
-            <w:u w:val="single"/>
-          </w:rPr>
-          <w:t>1 Thessalonians 5:1–3</w:t>
-        </w:r>
-      </w:hyperlink>
+      <w:r>
+        <w:rPr>
+          <w:lang w:val="en_US" w:bidi="en_US"/>
+        </w:rPr>
+        <w:t>1 Thessalonians 5:1–3</w:t>
+      </w:r>
       <w:r>
         <w:rPr>
           <w:lang w:val="en_US" w:bidi="en_US"/>
@@ -8923,18 +7375,12 @@
         </w:rPr>
         <w:t>The promise that Christians will live with him forever is based on Christ’s resurrection (</w:t>
       </w:r>
-      <w:hyperlink r:id="rId39">
-        <w:r>
-          <w:rPr>
-            <w:lang w:val="en_US" w:bidi="en_US"/>
-          </w:rPr>
-          <w:rPr>
-            <w:color w:val="0000EE"/>
-            <w:u w:val="single"/>
-          </w:rPr>
-          <w:t>4:14</w:t>
-        </w:r>
-      </w:hyperlink>
+      <w:r>
+        <w:rPr>
+          <w:lang w:val="en_US" w:bidi="en_US"/>
+        </w:rPr>
+        <w:t>4:14</w:t>
+      </w:r>
       <w:r>
         <w:rPr>
           <w:lang w:val="en_US" w:bidi="en_US"/>
@@ -8966,36 +7412,24 @@
         </w:rPr>
         <w:t>: This refers to living and dead Christians (</w:t>
       </w:r>
-      <w:hyperlink r:id="rId236">
-        <w:r>
-          <w:rPr>
-            <w:lang w:val="en_US" w:bidi="en_US"/>
-          </w:rPr>
-          <w:rPr>
-            <w:color w:val="0000EE"/>
-            <w:u w:val="single"/>
-          </w:rPr>
-          <w:t>4:13–15</w:t>
-        </w:r>
-      </w:hyperlink>
+      <w:r>
+        <w:rPr>
+          <w:lang w:val="en_US" w:bidi="en_US"/>
+        </w:rPr>
+        <w:t>4:13–15</w:t>
+      </w:r>
       <w:r>
         <w:rPr>
           <w:lang w:val="en_US" w:bidi="en_US"/>
         </w:rPr>
         <w:t xml:space="preserve">) rather than people’s moral condition (as in </w:t>
       </w:r>
-      <w:hyperlink r:id="rId237">
-        <w:r>
-          <w:rPr>
-            <w:lang w:val="en_US" w:bidi="en_US"/>
-          </w:rPr>
-          <w:rPr>
-            <w:color w:val="0000EE"/>
-            <w:u w:val="single"/>
-          </w:rPr>
-          <w:t>5:6–7</w:t>
-        </w:r>
-      </w:hyperlink>
+      <w:r>
+        <w:rPr>
+          <w:lang w:val="en_US" w:bidi="en_US"/>
+        </w:rPr>
+        <w:t>5:6–7</w:t>
+      </w:r>
       <w:r>
         <w:rPr>
           <w:lang w:val="en_US" w:bidi="en_US"/>
@@ -9050,18 +7484,12 @@
         </w:rPr>
         <w:t xml:space="preserve">Paul wants the Thessalonians to use the teachings about the end of time to encourage and build up one another (see </w:t>
       </w:r>
-      <w:hyperlink r:id="rId238">
-        <w:r>
-          <w:rPr>
-            <w:lang w:val="en_US" w:bidi="en_US"/>
-          </w:rPr>
-          <w:rPr>
-            <w:color w:val="0000EE"/>
-            <w:u w:val="single"/>
-          </w:rPr>
-          <w:t>4:18</w:t>
-        </w:r>
-      </w:hyperlink>
+      <w:r>
+        <w:rPr>
+          <w:lang w:val="en_US" w:bidi="en_US"/>
+        </w:rPr>
+        <w:t>4:18</w:t>
+      </w:r>
       <w:r>
         <w:rPr>
           <w:lang w:val="en_US" w:bidi="en_US"/>
@@ -9127,18 +7555,12 @@
         </w:rPr>
         <w:t>: This may refer to honoring church leaders or recognizing new leaders in the church (</w:t>
       </w:r>
-      <w:hyperlink r:id="rId239">
-        <w:r>
-          <w:rPr>
-            <w:lang w:val="en_US" w:bidi="en_US"/>
-          </w:rPr>
-          <w:rPr>
-            <w:color w:val="0000EE"/>
-            <w:u w:val="single"/>
-          </w:rPr>
-          <w:t>1 Corinthians 16:15–16</w:t>
-        </w:r>
-      </w:hyperlink>
+      <w:r>
+        <w:rPr>
+          <w:lang w:val="en_US" w:bidi="en_US"/>
+        </w:rPr>
+        <w:t>1 Corinthians 16:15–16</w:t>
+      </w:r>
       <w:r>
         <w:rPr>
           <w:lang w:val="en_US" w:bidi="en_US"/>
@@ -9157,108 +7579,72 @@
         </w:rPr>
         <w:t xml:space="preserve"> and govern to serve (</w:t>
       </w:r>
-      <w:hyperlink r:id="rId240">
-        <w:r>
-          <w:rPr>
-            <w:lang w:val="en_US" w:bidi="en_US"/>
-          </w:rPr>
-          <w:rPr>
-            <w:color w:val="0000EE"/>
-            <w:u w:val="single"/>
-          </w:rPr>
-          <w:t>1 Timothy 4:10</w:t>
-        </w:r>
-      </w:hyperlink>
-      <w:r>
-        <w:rPr>
-          <w:lang w:val="en_US" w:bidi="en_US"/>
-        </w:rPr>
-        <w:t xml:space="preserve">; </w:t>
-      </w:r>
-      <w:hyperlink r:id="rId241">
-        <w:r>
-          <w:rPr>
-            <w:lang w:val="en_US" w:bidi="en_US"/>
-          </w:rPr>
-          <w:rPr>
-            <w:color w:val="0000EE"/>
-            <w:u w:val="single"/>
-          </w:rPr>
-          <w:t>5:17</w:t>
-        </w:r>
-      </w:hyperlink>
-      <w:r>
-        <w:rPr>
-          <w:lang w:val="en_US" w:bidi="en_US"/>
-        </w:rPr>
-        <w:t xml:space="preserve">; </w:t>
-      </w:r>
-      <w:hyperlink r:id="rId57">
-        <w:r>
-          <w:rPr>
-            <w:lang w:val="en_US" w:bidi="en_US"/>
-          </w:rPr>
-          <w:rPr>
-            <w:color w:val="0000EE"/>
-            <w:u w:val="single"/>
-          </w:rPr>
-          <w:t>Matthew 20:25–28</w:t>
-        </w:r>
-      </w:hyperlink>
+      <w:r>
+        <w:rPr>
+          <w:lang w:val="en_US" w:bidi="en_US"/>
+        </w:rPr>
+        <w:t>1 Timothy 4:10</w:t>
+      </w:r>
+      <w:r>
+        <w:rPr>
+          <w:lang w:val="en_US" w:bidi="en_US"/>
+        </w:rPr>
+        <w:t xml:space="preserve">; </w:t>
+      </w:r>
+      <w:r>
+        <w:rPr>
+          <w:lang w:val="en_US" w:bidi="en_US"/>
+        </w:rPr>
+        <w:t>5:17</w:t>
+      </w:r>
+      <w:r>
+        <w:rPr>
+          <w:lang w:val="en_US" w:bidi="en_US"/>
+        </w:rPr>
+        <w:t xml:space="preserve">; </w:t>
+      </w:r>
+      <w:r>
+        <w:rPr>
+          <w:lang w:val="en_US" w:bidi="en_US"/>
+        </w:rPr>
+        <w:t>Matthew 20:25–28</w:t>
+      </w:r>
       <w:r>
         <w:rPr>
           <w:lang w:val="en_US" w:bidi="en_US"/>
         </w:rPr>
         <w:t>). They lead, help, and protect the church (</w:t>
       </w:r>
-      <w:hyperlink r:id="rId242">
-        <w:r>
-          <w:rPr>
-            <w:lang w:val="en_US" w:bidi="en_US"/>
-          </w:rPr>
-          <w:rPr>
-            <w:color w:val="0000EE"/>
-            <w:u w:val="single"/>
-          </w:rPr>
-          <w:t>Romans 16:1–2</w:t>
-        </w:r>
-      </w:hyperlink>
-      <w:r>
-        <w:rPr>
-          <w:lang w:val="en_US" w:bidi="en_US"/>
-        </w:rPr>
-        <w:t xml:space="preserve">; </w:t>
-      </w:r>
-      <w:hyperlink r:id="rId243">
-        <w:r>
-          <w:rPr>
-            <w:lang w:val="en_US" w:bidi="en_US"/>
-          </w:rPr>
-          <w:rPr>
-            <w:color w:val="0000EE"/>
-            <w:u w:val="single"/>
-          </w:rPr>
-          <w:t>1 Timothy 3:4–5</w:t>
-        </w:r>
-      </w:hyperlink>
+      <w:r>
+        <w:rPr>
+          <w:lang w:val="en_US" w:bidi="en_US"/>
+        </w:rPr>
+        <w:t>Romans 16:1–2</w:t>
+      </w:r>
+      <w:r>
+        <w:rPr>
+          <w:lang w:val="en_US" w:bidi="en_US"/>
+        </w:rPr>
+        <w:t xml:space="preserve">; </w:t>
+      </w:r>
+      <w:r>
+        <w:rPr>
+          <w:lang w:val="en_US" w:bidi="en_US"/>
+        </w:rPr>
+        <w:t>1 Timothy 3:4–5</w:t>
+      </w:r>
       <w:r>
         <w:rPr>
           <w:lang w:val="en_US" w:bidi="en_US"/>
         </w:rPr>
         <w:t xml:space="preserve">, </w:t>
       </w:r>
-      <w:hyperlink r:id="rId244">
-        <w:r>
-          <w:rPr>
-            <w:lang w:val="en_US" w:bidi="en_US"/>
-          </w:rPr>
-          <w:rPr>
-            <w:color w:val="0000EE"/>
-            <w:u w:val="single"/>
-          </w:rPr>
-          <w:t>12</w:t>
-        </w:r>
-      </w:hyperlink>
+      <w:r>
+        <w:rPr>
+          <w:lang w:val="en_US" w:bidi="en_US"/>
+        </w:rPr>
+        <w:t>12</w:t>
+      </w:r>
       <w:r>
         <w:rPr>
           <w:lang w:val="en_US" w:bidi="en_US"/>
@@ -9290,54 +7676,36 @@
         </w:rPr>
         <w:t>: Leaders correct moral errors and protect the church against false doctrine (</w:t>
       </w:r>
-      <w:hyperlink r:id="rId245">
-        <w:r>
-          <w:rPr>
-            <w:lang w:val="en_US" w:bidi="en_US"/>
-          </w:rPr>
-          <w:rPr>
-            <w:color w:val="0000EE"/>
-            <w:u w:val="single"/>
-          </w:rPr>
-          <w:t>Acts 20:31</w:t>
-        </w:r>
-      </w:hyperlink>
-      <w:r>
-        <w:rPr>
-          <w:lang w:val="en_US" w:bidi="en_US"/>
-        </w:rPr>
-        <w:t xml:space="preserve">; </w:t>
-      </w:r>
-      <w:hyperlink r:id="rId246">
-        <w:r>
-          <w:rPr>
-            <w:lang w:val="en_US" w:bidi="en_US"/>
-          </w:rPr>
-          <w:rPr>
-            <w:color w:val="0000EE"/>
-            <w:u w:val="single"/>
-          </w:rPr>
-          <w:t>1 Corinthians 4:14</w:t>
-        </w:r>
-      </w:hyperlink>
-      <w:r>
-        <w:rPr>
-          <w:lang w:val="en_US" w:bidi="en_US"/>
-        </w:rPr>
-        <w:t xml:space="preserve">; </w:t>
-      </w:r>
-      <w:hyperlink r:id="rId247">
-        <w:r>
-          <w:rPr>
-            <w:lang w:val="en_US" w:bidi="en_US"/>
-          </w:rPr>
-          <w:rPr>
-            <w:color w:val="0000EE"/>
-            <w:u w:val="single"/>
-          </w:rPr>
-          <w:t>Colossians 1:28</w:t>
-        </w:r>
-      </w:hyperlink>
+      <w:r>
+        <w:rPr>
+          <w:lang w:val="en_US" w:bidi="en_US"/>
+        </w:rPr>
+        <w:t>Acts 20:31</w:t>
+      </w:r>
+      <w:r>
+        <w:rPr>
+          <w:lang w:val="en_US" w:bidi="en_US"/>
+        </w:rPr>
+        <w:t xml:space="preserve">; </w:t>
+      </w:r>
+      <w:r>
+        <w:rPr>
+          <w:lang w:val="en_US" w:bidi="en_US"/>
+        </w:rPr>
+        <w:t>1 Corinthians 4:14</w:t>
+      </w:r>
+      <w:r>
+        <w:rPr>
+          <w:lang w:val="en_US" w:bidi="en_US"/>
+        </w:rPr>
+        <w:t xml:space="preserve">; </w:t>
+      </w:r>
+      <w:r>
+        <w:rPr>
+          <w:lang w:val="en_US" w:bidi="en_US"/>
+        </w:rPr>
+        <w:t>Colossians 1:28</w:t>
+      </w:r>
       <w:r>
         <w:rPr>
           <w:lang w:val="en_US" w:bidi="en_US"/>
@@ -9421,18 +7789,12 @@
         </w:rPr>
         <w:t>: Teaching about community peace and harmony was common in ancient moral lessons. Harmony between Christians and leaders was crucial because of the persecution the church experienced (</w:t>
       </w:r>
-      <w:hyperlink r:id="rId27">
-        <w:r>
-          <w:rPr>
-            <w:lang w:val="en_US" w:bidi="en_US"/>
-          </w:rPr>
-          <w:rPr>
-            <w:color w:val="0000EE"/>
-            <w:u w:val="single"/>
-          </w:rPr>
-          <w:t>2:14</w:t>
-        </w:r>
-      </w:hyperlink>
+      <w:r>
+        <w:rPr>
+          <w:lang w:val="en_US" w:bidi="en_US"/>
+        </w:rPr>
+        <w:t>2:14</w:t>
+      </w:r>
       <w:r>
         <w:rPr>
           <w:lang w:val="en_US" w:bidi="en_US"/>
@@ -9491,54 +7853,36 @@
         </w:rPr>
         <w:t>The leaders are not the only ones responsible for the congregation's moral progress (</w:t>
       </w:r>
-      <w:hyperlink r:id="rId238">
-        <w:r>
-          <w:rPr>
-            <w:lang w:val="en_US" w:bidi="en_US"/>
-          </w:rPr>
-          <w:rPr>
-            <w:color w:val="0000EE"/>
-            <w:u w:val="single"/>
-          </w:rPr>
-          <w:t>4:18</w:t>
-        </w:r>
-      </w:hyperlink>
-      <w:r>
-        <w:rPr>
-          <w:lang w:val="en_US" w:bidi="en_US"/>
-        </w:rPr>
-        <w:t xml:space="preserve">; </w:t>
-      </w:r>
-      <w:hyperlink r:id="rId248">
-        <w:r>
-          <w:rPr>
-            <w:lang w:val="en_US" w:bidi="en_US"/>
-          </w:rPr>
-          <w:rPr>
-            <w:color w:val="0000EE"/>
-            <w:u w:val="single"/>
-          </w:rPr>
-          <w:t>5:11</w:t>
-        </w:r>
-      </w:hyperlink>
+      <w:r>
+        <w:rPr>
+          <w:lang w:val="en_US" w:bidi="en_US"/>
+        </w:rPr>
+        <w:t>4:18</w:t>
+      </w:r>
+      <w:r>
+        <w:rPr>
+          <w:lang w:val="en_US" w:bidi="en_US"/>
+        </w:rPr>
+        <w:t xml:space="preserve">; </w:t>
+      </w:r>
+      <w:r>
+        <w:rPr>
+          <w:lang w:val="en_US" w:bidi="en_US"/>
+        </w:rPr>
+        <w:t>5:11</w:t>
+      </w:r>
       <w:r>
         <w:rPr>
           <w:lang w:val="en_US" w:bidi="en_US"/>
         </w:rPr>
         <w:t xml:space="preserve">). Paul urged the church to warn those who are lazy (unruly), and those who did not follow the apostles’ instructions (see </w:t>
       </w:r>
-      <w:hyperlink r:id="rId249">
-        <w:r>
-          <w:rPr>
-            <w:lang w:val="en_US" w:bidi="en_US"/>
-          </w:rPr>
-          <w:rPr>
-            <w:color w:val="0000EE"/>
-            <w:u w:val="single"/>
-          </w:rPr>
-          <w:t>2 Thessalonians 3:6–15</w:t>
-        </w:r>
-      </w:hyperlink>
+      <w:r>
+        <w:rPr>
+          <w:lang w:val="en_US" w:bidi="en_US"/>
+        </w:rPr>
+        <w:t>2 Thessalonians 3:6–15</w:t>
+      </w:r>
       <w:r>
         <w:rPr>
           <w:lang w:val="en_US" w:bidi="en_US"/>
@@ -9594,36 +7938,24 @@
         </w:rPr>
         <w:t>Instead of being annoyed, Christians should be patient in their relationships (</w:t>
       </w:r>
-      <w:hyperlink r:id="rId250">
-        <w:r>
-          <w:rPr>
-            <w:lang w:val="en_US" w:bidi="en_US"/>
-          </w:rPr>
-          <w:rPr>
-            <w:color w:val="0000EE"/>
-            <w:u w:val="single"/>
-          </w:rPr>
-          <w:t>Galatians 5:23</w:t>
-        </w:r>
-      </w:hyperlink>
-      <w:r>
-        <w:rPr>
-          <w:lang w:val="en_US" w:bidi="en_US"/>
-        </w:rPr>
-        <w:t xml:space="preserve">; </w:t>
-      </w:r>
-      <w:hyperlink r:id="rId251">
-        <w:r>
-          <w:rPr>
-            <w:lang w:val="en_US" w:bidi="en_US"/>
-          </w:rPr>
-          <w:rPr>
-            <w:color w:val="0000EE"/>
-            <w:u w:val="single"/>
-          </w:rPr>
-          <w:t>Ephesians 4:2</w:t>
-        </w:r>
-      </w:hyperlink>
+      <w:r>
+        <w:rPr>
+          <w:lang w:val="en_US" w:bidi="en_US"/>
+        </w:rPr>
+        <w:t>Galatians 5:23</w:t>
+      </w:r>
+      <w:r>
+        <w:rPr>
+          <w:lang w:val="en_US" w:bidi="en_US"/>
+        </w:rPr>
+        <w:t xml:space="preserve">; </w:t>
+      </w:r>
+      <w:r>
+        <w:rPr>
+          <w:lang w:val="en_US" w:bidi="en_US"/>
+        </w:rPr>
+        <w:t>Ephesians 4:2</w:t>
+      </w:r>
       <w:r>
         <w:rPr>
           <w:lang w:val="en_US" w:bidi="en_US"/>
@@ -9678,126 +8010,84 @@
         </w:rPr>
         <w:t>Jesus and the apostles advised against revenge (</w:t>
       </w:r>
-      <w:hyperlink r:id="rId252">
-        <w:r>
-          <w:rPr>
-            <w:lang w:val="en_US" w:bidi="en_US"/>
-          </w:rPr>
-          <w:rPr>
-            <w:color w:val="0000EE"/>
-            <w:u w:val="single"/>
-          </w:rPr>
-          <w:t>Matthew 5:38–48</w:t>
-        </w:r>
-      </w:hyperlink>
-      <w:r>
-        <w:rPr>
-          <w:lang w:val="en_US" w:bidi="en_US"/>
-        </w:rPr>
-        <w:t xml:space="preserve">; </w:t>
-      </w:r>
-      <w:hyperlink r:id="rId253">
-        <w:r>
-          <w:rPr>
-            <w:lang w:val="en_US" w:bidi="en_US"/>
-          </w:rPr>
-          <w:rPr>
-            <w:color w:val="0000EE"/>
-            <w:u w:val="single"/>
-          </w:rPr>
-          <w:t>Luke 6:27–36</w:t>
-        </w:r>
-      </w:hyperlink>
-      <w:r>
-        <w:rPr>
-          <w:lang w:val="en_US" w:bidi="en_US"/>
-        </w:rPr>
-        <w:t xml:space="preserve">; </w:t>
-      </w:r>
-      <w:hyperlink r:id="rId254">
-        <w:r>
-          <w:rPr>
-            <w:lang w:val="en_US" w:bidi="en_US"/>
-          </w:rPr>
-          <w:rPr>
-            <w:color w:val="0000EE"/>
-            <w:u w:val="single"/>
-          </w:rPr>
-          <w:t>Romans 12:17–21</w:t>
-        </w:r>
-      </w:hyperlink>
-      <w:r>
-        <w:rPr>
-          <w:lang w:val="en_US" w:bidi="en_US"/>
-        </w:rPr>
-        <w:t xml:space="preserve">; </w:t>
-      </w:r>
-      <w:hyperlink r:id="rId255">
-        <w:r>
-          <w:rPr>
-            <w:lang w:val="en_US" w:bidi="en_US"/>
-          </w:rPr>
-          <w:rPr>
-            <w:color w:val="0000EE"/>
-            <w:u w:val="single"/>
-          </w:rPr>
-          <w:t>1 Peter 3:9</w:t>
-        </w:r>
-      </w:hyperlink>
+      <w:r>
+        <w:rPr>
+          <w:lang w:val="en_US" w:bidi="en_US"/>
+        </w:rPr>
+        <w:t>Matthew 5:38–48</w:t>
+      </w:r>
+      <w:r>
+        <w:rPr>
+          <w:lang w:val="en_US" w:bidi="en_US"/>
+        </w:rPr>
+        <w:t xml:space="preserve">; </w:t>
+      </w:r>
+      <w:r>
+        <w:rPr>
+          <w:lang w:val="en_US" w:bidi="en_US"/>
+        </w:rPr>
+        <w:t>Luke 6:27–36</w:t>
+      </w:r>
+      <w:r>
+        <w:rPr>
+          <w:lang w:val="en_US" w:bidi="en_US"/>
+        </w:rPr>
+        <w:t xml:space="preserve">; </w:t>
+      </w:r>
+      <w:r>
+        <w:rPr>
+          <w:lang w:val="en_US" w:bidi="en_US"/>
+        </w:rPr>
+        <w:t>Romans 12:17–21</w:t>
+      </w:r>
+      <w:r>
+        <w:rPr>
+          <w:lang w:val="en_US" w:bidi="en_US"/>
+        </w:rPr>
+        <w:t xml:space="preserve">; </w:t>
+      </w:r>
+      <w:r>
+        <w:rPr>
+          <w:lang w:val="en_US" w:bidi="en_US"/>
+        </w:rPr>
+        <w:t>1 Peter 3:9</w:t>
+      </w:r>
       <w:r>
         <w:rPr>
           <w:lang w:val="en_US" w:bidi="en_US"/>
         </w:rPr>
         <w:t>). In contrast, the Roman author Seneca believed revenge was necessary to restore lost social honor. Paul urged Christians to do good to everyone, including church members and those outside the Christian community, even those who persecuted them (</w:t>
       </w:r>
-      <w:hyperlink r:id="rId27">
-        <w:r>
-          <w:rPr>
-            <w:lang w:val="en_US" w:bidi="en_US"/>
-          </w:rPr>
-          <w:rPr>
-            <w:color w:val="0000EE"/>
-            <w:u w:val="single"/>
-          </w:rPr>
-          <w:t>1 Thessalonians 2:14</w:t>
-        </w:r>
-      </w:hyperlink>
+      <w:r>
+        <w:rPr>
+          <w:lang w:val="en_US" w:bidi="en_US"/>
+        </w:rPr>
+        <w:t>1 Thessalonians 2:14</w:t>
+      </w:r>
       <w:r>
         <w:rPr>
           <w:lang w:val="en_US" w:bidi="en_US"/>
         </w:rPr>
         <w:t xml:space="preserve">; see </w:t>
       </w:r>
-      <w:hyperlink r:id="rId256">
-        <w:r>
-          <w:rPr>
-            <w:lang w:val="en_US" w:bidi="en_US"/>
-          </w:rPr>
-          <w:rPr>
-            <w:color w:val="0000EE"/>
-            <w:u w:val="single"/>
-          </w:rPr>
-          <w:t>3:12</w:t>
-        </w:r>
-      </w:hyperlink>
-      <w:r>
-        <w:rPr>
-          <w:lang w:val="en_US" w:bidi="en_US"/>
-        </w:rPr>
-        <w:t xml:space="preserve">; </w:t>
-      </w:r>
-      <w:hyperlink r:id="rId109">
-        <w:r>
-          <w:rPr>
-            <w:lang w:val="en_US" w:bidi="en_US"/>
-          </w:rPr>
-          <w:rPr>
-            <w:color w:val="0000EE"/>
-            <w:u w:val="single"/>
-          </w:rPr>
-          <w:t>Galatians 6:10</w:t>
-        </w:r>
-      </w:hyperlink>
+      <w:r>
+        <w:rPr>
+          <w:lang w:val="en_US" w:bidi="en_US"/>
+        </w:rPr>
+        <w:t>3:12</w:t>
+      </w:r>
+      <w:r>
+        <w:rPr>
+          <w:lang w:val="en_US" w:bidi="en_US"/>
+        </w:rPr>
+        <w:t xml:space="preserve">; </w:t>
+      </w:r>
+      <w:r>
+        <w:rPr>
+          <w:lang w:val="en_US" w:bidi="en_US"/>
+        </w:rPr>
+        <w:t>Galatians 6:10</w:t>
+      </w:r>
       <w:r>
         <w:rPr>
           <w:lang w:val="en_US" w:bidi="en_US"/>
@@ -9859,72 +8149,48 @@
         </w:rPr>
         <w:t xml:space="preserve"> means to be spiritually alert and persist in prayer (</w:t>
       </w:r>
-      <w:hyperlink r:id="rId66">
-        <w:r>
-          <w:rPr>
-            <w:lang w:val="en_US" w:bidi="en_US"/>
-          </w:rPr>
-          <w:rPr>
-            <w:color w:val="0000EE"/>
-            <w:u w:val="single"/>
-          </w:rPr>
-          <w:t>1:2</w:t>
-        </w:r>
-      </w:hyperlink>
-      <w:r>
-        <w:rPr>
-          <w:lang w:val="en_US" w:bidi="en_US"/>
-        </w:rPr>
-        <w:t xml:space="preserve">; </w:t>
-      </w:r>
-      <w:hyperlink r:id="rId257">
-        <w:r>
-          <w:rPr>
-            <w:lang w:val="en_US" w:bidi="en_US"/>
-          </w:rPr>
-          <w:rPr>
-            <w:color w:val="0000EE"/>
-            <w:u w:val="single"/>
-          </w:rPr>
-          <w:t>Luke 18:1</w:t>
-        </w:r>
-      </w:hyperlink>
-      <w:r>
-        <w:rPr>
-          <w:lang w:val="en_US" w:bidi="en_US"/>
-        </w:rPr>
-        <w:t xml:space="preserve">; </w:t>
-      </w:r>
-      <w:hyperlink r:id="rId31">
-        <w:r>
-          <w:rPr>
-            <w:lang w:val="en_US" w:bidi="en_US"/>
-          </w:rPr>
-          <w:rPr>
-            <w:color w:val="0000EE"/>
-            <w:u w:val="single"/>
-          </w:rPr>
-          <w:t>Romans 12:12</w:t>
-        </w:r>
-      </w:hyperlink>
-      <w:r>
-        <w:rPr>
-          <w:lang w:val="en_US" w:bidi="en_US"/>
-        </w:rPr>
-        <w:t xml:space="preserve">; </w:t>
-      </w:r>
-      <w:hyperlink r:id="rId258">
-        <w:r>
-          <w:rPr>
-            <w:lang w:val="en_US" w:bidi="en_US"/>
-          </w:rPr>
-          <w:rPr>
-            <w:color w:val="0000EE"/>
-            <w:u w:val="single"/>
-          </w:rPr>
-          <w:t>Ephesians 6:18</w:t>
-        </w:r>
-      </w:hyperlink>
+      <w:r>
+        <w:rPr>
+          <w:lang w:val="en_US" w:bidi="en_US"/>
+        </w:rPr>
+        <w:t>1:2</w:t>
+      </w:r>
+      <w:r>
+        <w:rPr>
+          <w:lang w:val="en_US" w:bidi="en_US"/>
+        </w:rPr>
+        <w:t xml:space="preserve">; </w:t>
+      </w:r>
+      <w:r>
+        <w:rPr>
+          <w:lang w:val="en_US" w:bidi="en_US"/>
+        </w:rPr>
+        <w:t>Luke 18:1</w:t>
+      </w:r>
+      <w:r>
+        <w:rPr>
+          <w:lang w:val="en_US" w:bidi="en_US"/>
+        </w:rPr>
+        <w:t xml:space="preserve">; </w:t>
+      </w:r>
+      <w:r>
+        <w:rPr>
+          <w:lang w:val="en_US" w:bidi="en_US"/>
+        </w:rPr>
+        <w:t>Romans 12:12</w:t>
+      </w:r>
+      <w:r>
+        <w:rPr>
+          <w:lang w:val="en_US" w:bidi="en_US"/>
+        </w:rPr>
+        <w:t xml:space="preserve">; </w:t>
+      </w:r>
+      <w:r>
+        <w:rPr>
+          <w:lang w:val="en_US" w:bidi="en_US"/>
+        </w:rPr>
+        <w:t>Ephesians 6:18</w:t>
+      </w:r>
       <w:r>
         <w:rPr>
           <w:lang w:val="en_US" w:bidi="en_US"/>
@@ -9986,18 +8252,12 @@
         </w:rPr>
         <w:t>: God is in total control and can redeem any situation (</w:t>
       </w:r>
-      <w:hyperlink r:id="rId259">
-        <w:r>
-          <w:rPr>
-            <w:lang w:val="en_US" w:bidi="en_US"/>
-          </w:rPr>
-          <w:rPr>
-            <w:color w:val="0000EE"/>
-            <w:u w:val="single"/>
-          </w:rPr>
-          <w:t>Romans 8:28</w:t>
-        </w:r>
-      </w:hyperlink>
+      <w:r>
+        <w:rPr>
+          <w:lang w:val="en_US" w:bidi="en_US"/>
+        </w:rPr>
+        <w:t>Romans 8:28</w:t>
+      </w:r>
       <w:r>
         <w:rPr>
           <w:lang w:val="en_US" w:bidi="en_US"/>
@@ -10059,90 +8319,60 @@
         </w:rPr>
         <w:t>: Paul commands the Thessalonian Christians to keep the Spirit's presence active among them by allowing prophecy in the church (</w:t>
       </w:r>
-      <w:hyperlink r:id="rId260">
-        <w:r>
-          <w:rPr>
-            <w:lang w:val="en_US" w:bidi="en_US"/>
-          </w:rPr>
-          <w:rPr>
-            <w:color w:val="0000EE"/>
-            <w:u w:val="single"/>
-          </w:rPr>
-          <w:t>Matthew 3:11</w:t>
-        </w:r>
-      </w:hyperlink>
-      <w:r>
-        <w:rPr>
-          <w:lang w:val="en_US" w:bidi="en_US"/>
-        </w:rPr>
-        <w:t xml:space="preserve">; </w:t>
-      </w:r>
-      <w:hyperlink r:id="rId261">
-        <w:r>
-          <w:rPr>
-            <w:lang w:val="en_US" w:bidi="en_US"/>
-          </w:rPr>
-          <w:rPr>
-            <w:color w:val="0000EE"/>
-            <w:u w:val="single"/>
-          </w:rPr>
-          <w:t>Acts 2:3</w:t>
-        </w:r>
-      </w:hyperlink>
-      <w:r>
-        <w:rPr>
-          <w:lang w:val="en_US" w:bidi="en_US"/>
-        </w:rPr>
-        <w:t xml:space="preserve">; </w:t>
-      </w:r>
-      <w:hyperlink r:id="rId262">
-        <w:r>
-          <w:rPr>
-            <w:lang w:val="en_US" w:bidi="en_US"/>
-          </w:rPr>
-          <w:rPr>
-            <w:color w:val="0000EE"/>
-            <w:u w:val="single"/>
-          </w:rPr>
-          <w:t>2 Timothy 1:6</w:t>
-        </w:r>
-      </w:hyperlink>
-      <w:r>
-        <w:rPr>
-          <w:lang w:val="en_US" w:bidi="en_US"/>
-        </w:rPr>
-        <w:t xml:space="preserve">; </w:t>
-      </w:r>
-      <w:hyperlink r:id="rId263">
-        <w:r>
-          <w:rPr>
-            <w:lang w:val="en_US" w:bidi="en_US"/>
-          </w:rPr>
-          <w:rPr>
-            <w:color w:val="0000EE"/>
-            <w:u w:val="single"/>
-          </w:rPr>
-          <w:t>Jeremiah 20:9</w:t>
-        </w:r>
-      </w:hyperlink>
-      <w:r>
-        <w:rPr>
-          <w:lang w:val="en_US" w:bidi="en_US"/>
-        </w:rPr>
-        <w:t xml:space="preserve">; </w:t>
-      </w:r>
-      <w:hyperlink r:id="rId264">
-        <w:r>
-          <w:rPr>
-            <w:lang w:val="en_US" w:bidi="en_US"/>
-          </w:rPr>
-          <w:rPr>
-            <w:color w:val="0000EE"/>
-            <w:u w:val="single"/>
-          </w:rPr>
-          <w:t>1 John 4:1–2</w:t>
-        </w:r>
-      </w:hyperlink>
+      <w:r>
+        <w:rPr>
+          <w:lang w:val="en_US" w:bidi="en_US"/>
+        </w:rPr>
+        <w:t>Matthew 3:11</w:t>
+      </w:r>
+      <w:r>
+        <w:rPr>
+          <w:lang w:val="en_US" w:bidi="en_US"/>
+        </w:rPr>
+        <w:t xml:space="preserve">; </w:t>
+      </w:r>
+      <w:r>
+        <w:rPr>
+          <w:lang w:val="en_US" w:bidi="en_US"/>
+        </w:rPr>
+        <w:t>Acts 2:3</w:t>
+      </w:r>
+      <w:r>
+        <w:rPr>
+          <w:lang w:val="en_US" w:bidi="en_US"/>
+        </w:rPr>
+        <w:t xml:space="preserve">; </w:t>
+      </w:r>
+      <w:r>
+        <w:rPr>
+          <w:lang w:val="en_US" w:bidi="en_US"/>
+        </w:rPr>
+        <w:t>2 Timothy 1:6</w:t>
+      </w:r>
+      <w:r>
+        <w:rPr>
+          <w:lang w:val="en_US" w:bidi="en_US"/>
+        </w:rPr>
+        <w:t xml:space="preserve">; </w:t>
+      </w:r>
+      <w:r>
+        <w:rPr>
+          <w:lang w:val="en_US" w:bidi="en_US"/>
+        </w:rPr>
+        <w:t>Jeremiah 20:9</w:t>
+      </w:r>
+      <w:r>
+        <w:rPr>
+          <w:lang w:val="en_US" w:bidi="en_US"/>
+        </w:rPr>
+        <w:t xml:space="preserve">; </w:t>
+      </w:r>
+      <w:r>
+        <w:rPr>
+          <w:lang w:val="en_US" w:bidi="en_US"/>
+        </w:rPr>
+        <w:t>1 John 4:1–2</w:t>
+      </w:r>
       <w:r>
         <w:rPr>
           <w:lang w:val="en_US" w:bidi="en_US"/>
@@ -10204,108 +8434,72 @@
         </w:rPr>
         <w:t xml:space="preserve"> No one should dismiss prophecy intended to spiritually strengthen the church (</w:t>
       </w:r>
-      <w:hyperlink r:id="rId265">
-        <w:r>
-          <w:rPr>
-            <w:lang w:val="en_US" w:bidi="en_US"/>
-          </w:rPr>
-          <w:rPr>
-            <w:color w:val="0000EE"/>
-            <w:u w:val="single"/>
-          </w:rPr>
-          <w:t>1 Corinthians 14:1–4</w:t>
-        </w:r>
-      </w:hyperlink>
+      <w:r>
+        <w:rPr>
+          <w:lang w:val="en_US" w:bidi="en_US"/>
+        </w:rPr>
+        <w:t>1 Corinthians 14:1–4</w:t>
+      </w:r>
       <w:r>
         <w:rPr>
           <w:lang w:val="en_US" w:bidi="en_US"/>
         </w:rPr>
         <w:t>). Instead, the Thessalonians should evaluate the prophecies to understand where they come from. Paul says they should make sure any prophecies align with the apostles' teachings (</w:t>
       </w:r>
-      <w:hyperlink r:id="rId266">
-        <w:r>
-          <w:rPr>
-            <w:lang w:val="en_US" w:bidi="en_US"/>
-          </w:rPr>
-          <w:rPr>
-            <w:color w:val="0000EE"/>
-            <w:u w:val="single"/>
-          </w:rPr>
-          <w:t>1 Corinthians 12:10</w:t>
-        </w:r>
-      </w:hyperlink>
-      <w:r>
-        <w:rPr>
-          <w:lang w:val="en_US" w:bidi="en_US"/>
-        </w:rPr>
-        <w:t xml:space="preserve">; </w:t>
-      </w:r>
-      <w:hyperlink r:id="rId267">
-        <w:r>
-          <w:rPr>
-            <w:lang w:val="en_US" w:bidi="en_US"/>
-          </w:rPr>
-          <w:rPr>
-            <w:color w:val="0000EE"/>
-            <w:u w:val="single"/>
-          </w:rPr>
-          <w:t>14:29</w:t>
-        </w:r>
-      </w:hyperlink>
-      <w:r>
-        <w:rPr>
-          <w:lang w:val="en_US" w:bidi="en_US"/>
-        </w:rPr>
-        <w:t xml:space="preserve">; </w:t>
-      </w:r>
-      <w:hyperlink r:id="rId268">
-        <w:r>
-          <w:rPr>
-            <w:lang w:val="en_US" w:bidi="en_US"/>
-          </w:rPr>
-          <w:rPr>
-            <w:color w:val="0000EE"/>
-            <w:u w:val="single"/>
-          </w:rPr>
-          <w:t>2 Thessalonians 2:2</w:t>
-        </w:r>
-      </w:hyperlink>
-      <w:r>
-        <w:rPr>
-          <w:lang w:val="en_US" w:bidi="en_US"/>
-        </w:rPr>
-        <w:t xml:space="preserve">; </w:t>
-      </w:r>
-      <w:hyperlink r:id="rId269">
-        <w:r>
-          <w:rPr>
-            <w:lang w:val="en_US" w:bidi="en_US"/>
-          </w:rPr>
-          <w:rPr>
-            <w:color w:val="0000EE"/>
-            <w:u w:val="single"/>
-          </w:rPr>
-          <w:t>1 John 4:1–3</w:t>
-        </w:r>
-      </w:hyperlink>
+      <w:r>
+        <w:rPr>
+          <w:lang w:val="en_US" w:bidi="en_US"/>
+        </w:rPr>
+        <w:t>1 Corinthians 12:10</w:t>
+      </w:r>
+      <w:r>
+        <w:rPr>
+          <w:lang w:val="en_US" w:bidi="en_US"/>
+        </w:rPr>
+        <w:t xml:space="preserve">; </w:t>
+      </w:r>
+      <w:r>
+        <w:rPr>
+          <w:lang w:val="en_US" w:bidi="en_US"/>
+        </w:rPr>
+        <w:t>14:29</w:t>
+      </w:r>
+      <w:r>
+        <w:rPr>
+          <w:lang w:val="en_US" w:bidi="en_US"/>
+        </w:rPr>
+        <w:t xml:space="preserve">; </w:t>
+      </w:r>
+      <w:r>
+        <w:rPr>
+          <w:lang w:val="en_US" w:bidi="en_US"/>
+        </w:rPr>
+        <w:t>2 Thessalonians 2:2</w:t>
+      </w:r>
+      <w:r>
+        <w:rPr>
+          <w:lang w:val="en_US" w:bidi="en_US"/>
+        </w:rPr>
+        <w:t xml:space="preserve">; </w:t>
+      </w:r>
+      <w:r>
+        <w:rPr>
+          <w:lang w:val="en_US" w:bidi="en_US"/>
+        </w:rPr>
+        <w:t>1 John 4:1–3</w:t>
+      </w:r>
       <w:r>
         <w:rPr>
           <w:lang w:val="en_US" w:bidi="en_US"/>
         </w:rPr>
         <w:t>). The church should also assess the character of those who deliver the prophecies (</w:t>
       </w:r>
-      <w:hyperlink r:id="rId270">
-        <w:r>
-          <w:rPr>
-            <w:lang w:val="en_US" w:bidi="en_US"/>
-          </w:rPr>
-          <w:rPr>
-            <w:color w:val="0000EE"/>
-            <w:u w:val="single"/>
-          </w:rPr>
-          <w:t>Matthew 7:15–20</w:t>
-        </w:r>
-      </w:hyperlink>
+      <w:r>
+        <w:rPr>
+          <w:lang w:val="en_US" w:bidi="en_US"/>
+        </w:rPr>
+        <w:t>Matthew 7:15–20</w:t>
+      </w:r>
       <w:r>
         <w:rPr>
           <w:lang w:val="en_US" w:bidi="en_US"/>
@@ -10387,18 +8581,12 @@
         </w:rPr>
         <w:t>They should reject every form of evil, especially false prophecies (</w:t>
       </w:r>
-      <w:hyperlink r:id="rId271">
-        <w:r>
-          <w:rPr>
-            <w:lang w:val="en_US" w:bidi="en_US"/>
-          </w:rPr>
-          <w:rPr>
-            <w:color w:val="0000EE"/>
-            <w:u w:val="single"/>
-          </w:rPr>
-          <w:t>5:19–21</w:t>
-        </w:r>
-      </w:hyperlink>
+      <w:r>
+        <w:rPr>
+          <w:lang w:val="en_US" w:bidi="en_US"/>
+        </w:rPr>
+        <w:t>5:19–21</w:t>
+      </w:r>
       <w:r>
         <w:rPr>
           <w:lang w:val="en_US" w:bidi="en_US"/>
@@ -10453,72 +8641,48 @@
         </w:rPr>
         <w:t>God helps Christians become holy (</w:t>
       </w:r>
-      <w:hyperlink r:id="rId112">
-        <w:r>
-          <w:rPr>
-            <w:lang w:val="en_US" w:bidi="en_US"/>
-          </w:rPr>
-          <w:rPr>
-            <w:color w:val="0000EE"/>
-            <w:u w:val="single"/>
-          </w:rPr>
-          <w:t>3:11–13</w:t>
-        </w:r>
-      </w:hyperlink>
+      <w:r>
+        <w:rPr>
+          <w:lang w:val="en_US" w:bidi="en_US"/>
+        </w:rPr>
+        <w:t>3:11–13</w:t>
+      </w:r>
       <w:r>
         <w:rPr>
           <w:lang w:val="en_US" w:bidi="en_US"/>
         </w:rPr>
         <w:t xml:space="preserve">). His work to sanctify extends to the spirit, soul, and body, which means all parts of human life (see also </w:t>
       </w:r>
-      <w:hyperlink r:id="rId272">
-        <w:r>
-          <w:rPr>
-            <w:lang w:val="en_US" w:bidi="en_US"/>
-          </w:rPr>
-          <w:rPr>
-            <w:color w:val="0000EE"/>
-            <w:u w:val="single"/>
-          </w:rPr>
-          <w:t>Matthew 10:28</w:t>
-        </w:r>
-      </w:hyperlink>
-      <w:r>
-        <w:rPr>
-          <w:lang w:val="en_US" w:bidi="en_US"/>
-        </w:rPr>
-        <w:t xml:space="preserve">; </w:t>
-      </w:r>
-      <w:hyperlink r:id="rId273">
-        <w:r>
-          <w:rPr>
-            <w:lang w:val="en_US" w:bidi="en_US"/>
-          </w:rPr>
-          <w:rPr>
-            <w:color w:val="0000EE"/>
-            <w:u w:val="single"/>
-          </w:rPr>
-          <w:t>Mark 12:30</w:t>
-        </w:r>
-      </w:hyperlink>
-      <w:r>
-        <w:rPr>
-          <w:lang w:val="en_US" w:bidi="en_US"/>
-        </w:rPr>
-        <w:t xml:space="preserve">; </w:t>
-      </w:r>
-      <w:hyperlink r:id="rId274">
-        <w:r>
-          <w:rPr>
-            <w:lang w:val="en_US" w:bidi="en_US"/>
-          </w:rPr>
-          <w:rPr>
-            <w:color w:val="0000EE"/>
-            <w:u w:val="single"/>
-          </w:rPr>
-          <w:t>1 Corinthians 7:34</w:t>
-        </w:r>
-      </w:hyperlink>
+      <w:r>
+        <w:rPr>
+          <w:lang w:val="en_US" w:bidi="en_US"/>
+        </w:rPr>
+        <w:t>Matthew 10:28</w:t>
+      </w:r>
+      <w:r>
+        <w:rPr>
+          <w:lang w:val="en_US" w:bidi="en_US"/>
+        </w:rPr>
+        <w:t xml:space="preserve">; </w:t>
+      </w:r>
+      <w:r>
+        <w:rPr>
+          <w:lang w:val="en_US" w:bidi="en_US"/>
+        </w:rPr>
+        <w:t>Mark 12:30</w:t>
+      </w:r>
+      <w:r>
+        <w:rPr>
+          <w:lang w:val="en_US" w:bidi="en_US"/>
+        </w:rPr>
+        <w:t xml:space="preserve">; </w:t>
+      </w:r>
+      <w:r>
+        <w:rPr>
+          <w:lang w:val="en_US" w:bidi="en_US"/>
+        </w:rPr>
+        <w:t>1 Corinthians 7:34</w:t>
+      </w:r>
       <w:r>
         <w:rPr>
           <w:lang w:val="en_US" w:bidi="en_US"/>
@@ -10634,72 +8798,48 @@
         </w:rPr>
         <w:t xml:space="preserve"> Paul places complete trust in God's faithful character (</w:t>
       </w:r>
-      <w:hyperlink r:id="rId275">
-        <w:r>
-          <w:rPr>
-            <w:lang w:val="en_US" w:bidi="en_US"/>
-          </w:rPr>
-          <w:rPr>
-            <w:color w:val="0000EE"/>
-            <w:u w:val="single"/>
-          </w:rPr>
-          <w:t>1 Corinthians 1:9</w:t>
-        </w:r>
-      </w:hyperlink>
-      <w:r>
-        <w:rPr>
-          <w:lang w:val="en_US" w:bidi="en_US"/>
-        </w:rPr>
-        <w:t xml:space="preserve">; </w:t>
-      </w:r>
-      <w:hyperlink r:id="rId276">
-        <w:r>
-          <w:rPr>
-            <w:lang w:val="en_US" w:bidi="en_US"/>
-          </w:rPr>
-          <w:rPr>
-            <w:color w:val="0000EE"/>
-            <w:u w:val="single"/>
-          </w:rPr>
-          <w:t>2 Thessalonians 3:3</w:t>
-        </w:r>
-      </w:hyperlink>
-      <w:r>
-        <w:rPr>
-          <w:lang w:val="en_US" w:bidi="en_US"/>
-        </w:rPr>
-        <w:t xml:space="preserve">; </w:t>
-      </w:r>
-      <w:hyperlink r:id="rId277">
-        <w:r>
-          <w:rPr>
-            <w:lang w:val="en_US" w:bidi="en_US"/>
-          </w:rPr>
-          <w:rPr>
-            <w:color w:val="0000EE"/>
-            <w:u w:val="single"/>
-          </w:rPr>
-          <w:t>2 Timothy 2:13</w:t>
-        </w:r>
-      </w:hyperlink>
-      <w:r>
-        <w:rPr>
-          <w:lang w:val="en_US" w:bidi="en_US"/>
-        </w:rPr>
-        <w:t xml:space="preserve">; </w:t>
-      </w:r>
-      <w:hyperlink r:id="rId278">
-        <w:r>
-          <w:rPr>
-            <w:lang w:val="en_US" w:bidi="en_US"/>
-          </w:rPr>
-          <w:rPr>
-            <w:color w:val="0000EE"/>
-            <w:u w:val="single"/>
-          </w:rPr>
-          <w:t>1 John 1:9</w:t>
-        </w:r>
-      </w:hyperlink>
+      <w:r>
+        <w:rPr>
+          <w:lang w:val="en_US" w:bidi="en_US"/>
+        </w:rPr>
+        <w:t>1 Corinthians 1:9</w:t>
+      </w:r>
+      <w:r>
+        <w:rPr>
+          <w:lang w:val="en_US" w:bidi="en_US"/>
+        </w:rPr>
+        <w:t xml:space="preserve">; </w:t>
+      </w:r>
+      <w:r>
+        <w:rPr>
+          <w:lang w:val="en_US" w:bidi="en_US"/>
+        </w:rPr>
+        <w:t>2 Thessalonians 3:3</w:t>
+      </w:r>
+      <w:r>
+        <w:rPr>
+          <w:lang w:val="en_US" w:bidi="en_US"/>
+        </w:rPr>
+        <w:t xml:space="preserve">; </w:t>
+      </w:r>
+      <w:r>
+        <w:rPr>
+          <w:lang w:val="en_US" w:bidi="en_US"/>
+        </w:rPr>
+        <w:t>2 Timothy 2:13</w:t>
+      </w:r>
+      <w:r>
+        <w:rPr>
+          <w:lang w:val="en_US" w:bidi="en_US"/>
+        </w:rPr>
+        <w:t xml:space="preserve">; </w:t>
+      </w:r>
+      <w:r>
+        <w:rPr>
+          <w:lang w:val="en_US" w:bidi="en_US"/>
+        </w:rPr>
+        <w:t>1 John 1:9</w:t>
+      </w:r>
       <w:r>
         <w:rPr>
           <w:lang w:val="en_US" w:bidi="en_US"/>
@@ -10761,144 +8901,96 @@
         </w:rPr>
         <w:t xml:space="preserve"> (see also </w:t>
       </w:r>
-      <w:hyperlink r:id="rId279">
-        <w:r>
-          <w:rPr>
-            <w:lang w:val="en_US" w:bidi="en_US"/>
-          </w:rPr>
-          <w:rPr>
-            <w:color w:val="0000EE"/>
-            <w:u w:val="single"/>
-          </w:rPr>
-          <w:t>Romans 16:16</w:t>
-        </w:r>
-      </w:hyperlink>
-      <w:r>
-        <w:rPr>
-          <w:lang w:val="en_US" w:bidi="en_US"/>
-        </w:rPr>
-        <w:t xml:space="preserve">; </w:t>
-      </w:r>
-      <w:hyperlink r:id="rId280">
-        <w:r>
-          <w:rPr>
-            <w:lang w:val="en_US" w:bidi="en_US"/>
-          </w:rPr>
-          <w:rPr>
-            <w:color w:val="0000EE"/>
-            <w:u w:val="single"/>
-          </w:rPr>
-          <w:t>1 Corinthians 16:20</w:t>
-        </w:r>
-      </w:hyperlink>
-      <w:r>
-        <w:rPr>
-          <w:lang w:val="en_US" w:bidi="en_US"/>
-        </w:rPr>
-        <w:t xml:space="preserve">; </w:t>
-      </w:r>
-      <w:hyperlink r:id="rId281">
-        <w:r>
-          <w:rPr>
-            <w:lang w:val="en_US" w:bidi="en_US"/>
-          </w:rPr>
-          <w:rPr>
-            <w:color w:val="0000EE"/>
-            <w:u w:val="single"/>
-          </w:rPr>
-          <w:t>2 Corinthians 13:12</w:t>
-        </w:r>
-      </w:hyperlink>
-      <w:r>
-        <w:rPr>
-          <w:lang w:val="en_US" w:bidi="en_US"/>
-        </w:rPr>
-        <w:t xml:space="preserve">; </w:t>
-      </w:r>
-      <w:hyperlink r:id="rId282">
-        <w:r>
-          <w:rPr>
-            <w:lang w:val="en_US" w:bidi="en_US"/>
-          </w:rPr>
-          <w:rPr>
-            <w:color w:val="0000EE"/>
-            <w:u w:val="single"/>
-          </w:rPr>
-          <w:t>1 Peter 5:14</w:t>
-        </w:r>
-      </w:hyperlink>
+      <w:r>
+        <w:rPr>
+          <w:lang w:val="en_US" w:bidi="en_US"/>
+        </w:rPr>
+        <w:t>Romans 16:16</w:t>
+      </w:r>
+      <w:r>
+        <w:rPr>
+          <w:lang w:val="en_US" w:bidi="en_US"/>
+        </w:rPr>
+        <w:t xml:space="preserve">; </w:t>
+      </w:r>
+      <w:r>
+        <w:rPr>
+          <w:lang w:val="en_US" w:bidi="en_US"/>
+        </w:rPr>
+        <w:t>1 Corinthians 16:20</w:t>
+      </w:r>
+      <w:r>
+        <w:rPr>
+          <w:lang w:val="en_US" w:bidi="en_US"/>
+        </w:rPr>
+        <w:t xml:space="preserve">; </w:t>
+      </w:r>
+      <w:r>
+        <w:rPr>
+          <w:lang w:val="en_US" w:bidi="en_US"/>
+        </w:rPr>
+        <w:t>2 Corinthians 13:12</w:t>
+      </w:r>
+      <w:r>
+        <w:rPr>
+          <w:lang w:val="en_US" w:bidi="en_US"/>
+        </w:rPr>
+        <w:t xml:space="preserve">; </w:t>
+      </w:r>
+      <w:r>
+        <w:rPr>
+          <w:lang w:val="en_US" w:bidi="en_US"/>
+        </w:rPr>
+        <w:t>1 Peter 5:14</w:t>
+      </w:r>
       <w:r>
         <w:rPr>
           <w:lang w:val="en_US" w:bidi="en_US"/>
         </w:rPr>
         <w:t>): People often greeted each other by kissing on the cheek or forehead. This showed honor, friendship, and love among family members (</w:t>
       </w:r>
-      <w:hyperlink r:id="rId283">
-        <w:r>
-          <w:rPr>
-            <w:lang w:val="en_US" w:bidi="en_US"/>
-          </w:rPr>
-          <w:rPr>
-            <w:color w:val="0000EE"/>
-            <w:u w:val="single"/>
-          </w:rPr>
-          <w:t>Mark 14:44–45</w:t>
-        </w:r>
-      </w:hyperlink>
-      <w:r>
-        <w:rPr>
-          <w:lang w:val="en_US" w:bidi="en_US"/>
-        </w:rPr>
-        <w:t xml:space="preserve">; </w:t>
-      </w:r>
-      <w:hyperlink r:id="rId284">
-        <w:r>
-          <w:rPr>
-            <w:lang w:val="en_US" w:bidi="en_US"/>
-          </w:rPr>
-          <w:rPr>
-            <w:color w:val="0000EE"/>
-            <w:u w:val="single"/>
-          </w:rPr>
-          <w:t>Luke 7:36–47</w:t>
-        </w:r>
-      </w:hyperlink>
-      <w:r>
-        <w:rPr>
-          <w:lang w:val="en_US" w:bidi="en_US"/>
-        </w:rPr>
-        <w:t xml:space="preserve">; </w:t>
-      </w:r>
-      <w:hyperlink r:id="rId285">
-        <w:r>
-          <w:rPr>
-            <w:lang w:val="en_US" w:bidi="en_US"/>
-          </w:rPr>
-          <w:rPr>
-            <w:color w:val="0000EE"/>
-            <w:u w:val="single"/>
-          </w:rPr>
-          <w:t>15:20</w:t>
-        </w:r>
-      </w:hyperlink>
-      <w:r>
-        <w:rPr>
-          <w:lang w:val="en_US" w:bidi="en_US"/>
-        </w:rPr>
-        <w:t xml:space="preserve">; </w:t>
-      </w:r>
-      <w:hyperlink r:id="rId286">
-        <w:r>
-          <w:rPr>
-            <w:lang w:val="en_US" w:bidi="en_US"/>
-          </w:rPr>
-          <w:rPr>
-            <w:color w:val="0000EE"/>
-            <w:u w:val="single"/>
-          </w:rPr>
-          <w:t>Acts 20:37</w:t>
-        </w:r>
-      </w:hyperlink>
+      <w:r>
+        <w:rPr>
+          <w:lang w:val="en_US" w:bidi="en_US"/>
+        </w:rPr>
+        <w:t>Mark 14:44–45</w:t>
+      </w:r>
+      <w:r>
+        <w:rPr>
+          <w:lang w:val="en_US" w:bidi="en_US"/>
+        </w:rPr>
+        <w:t xml:space="preserve">; </w:t>
+      </w:r>
+      <w:r>
+        <w:rPr>
+          <w:lang w:val="en_US" w:bidi="en_US"/>
+        </w:rPr>
+        <w:t>Luke 7:36–47</w:t>
+      </w:r>
+      <w:r>
+        <w:rPr>
+          <w:lang w:val="en_US" w:bidi="en_US"/>
+        </w:rPr>
+        <w:t xml:space="preserve">; </w:t>
+      </w:r>
+      <w:r>
+        <w:rPr>
+          <w:lang w:val="en_US" w:bidi="en_US"/>
+        </w:rPr>
+        <w:t>15:20</w:t>
+      </w:r>
+      <w:r>
+        <w:rPr>
+          <w:lang w:val="en_US" w:bidi="en_US"/>
+        </w:rPr>
+        <w:t xml:space="preserve">; </w:t>
+      </w:r>
+      <w:r>
+        <w:rPr>
+          <w:lang w:val="en_US" w:bidi="en_US"/>
+        </w:rPr>
+        <w:t>Acts 20:37</w:t>
+      </w:r>
       <w:r>
         <w:rPr>
           <w:lang w:val="en_US" w:bidi="en_US"/>
@@ -10960,72 +9052,48 @@
         </w:rPr>
         <w:t>: People read Scripture out loud in synagogues (local Jewish places of worship) and churches (</w:t>
       </w:r>
-      <w:hyperlink r:id="rId287">
-        <w:r>
-          <w:rPr>
-            <w:lang w:val="en_US" w:bidi="en_US"/>
-          </w:rPr>
-          <w:rPr>
-            <w:color w:val="0000EE"/>
-            <w:u w:val="single"/>
-          </w:rPr>
-          <w:t>Luke 4:16</w:t>
-        </w:r>
-      </w:hyperlink>
-      <w:r>
-        <w:rPr>
-          <w:lang w:val="en_US" w:bidi="en_US"/>
-        </w:rPr>
-        <w:t xml:space="preserve">; </w:t>
-      </w:r>
-      <w:hyperlink r:id="rId288">
-        <w:r>
-          <w:rPr>
-            <w:lang w:val="en_US" w:bidi="en_US"/>
-          </w:rPr>
-          <w:rPr>
-            <w:color w:val="0000EE"/>
-            <w:u w:val="single"/>
-          </w:rPr>
-          <w:t>Acts 13:15</w:t>
-        </w:r>
-      </w:hyperlink>
-      <w:r>
-        <w:rPr>
-          <w:lang w:val="en_US" w:bidi="en_US"/>
-        </w:rPr>
-        <w:t xml:space="preserve">; </w:t>
-      </w:r>
-      <w:hyperlink r:id="rId289">
-        <w:r>
-          <w:rPr>
-            <w:lang w:val="en_US" w:bidi="en_US"/>
-          </w:rPr>
-          <w:rPr>
-            <w:color w:val="0000EE"/>
-            <w:u w:val="single"/>
-          </w:rPr>
-          <w:t>1 Timothy 4:13</w:t>
-        </w:r>
-      </w:hyperlink>
+      <w:r>
+        <w:rPr>
+          <w:lang w:val="en_US" w:bidi="en_US"/>
+        </w:rPr>
+        <w:t>Luke 4:16</w:t>
+      </w:r>
+      <w:r>
+        <w:rPr>
+          <w:lang w:val="en_US" w:bidi="en_US"/>
+        </w:rPr>
+        <w:t xml:space="preserve">; </w:t>
+      </w:r>
+      <w:r>
+        <w:rPr>
+          <w:lang w:val="en_US" w:bidi="en_US"/>
+        </w:rPr>
+        <w:t>Acts 13:15</w:t>
+      </w:r>
+      <w:r>
+        <w:rPr>
+          <w:lang w:val="en_US" w:bidi="en_US"/>
+        </w:rPr>
+        <w:t xml:space="preserve">; </w:t>
+      </w:r>
+      <w:r>
+        <w:rPr>
+          <w:lang w:val="en_US" w:bidi="en_US"/>
+        </w:rPr>
+        <w:t>1 Timothy 4:13</w:t>
+      </w:r>
       <w:r>
         <w:rPr>
           <w:lang w:val="en_US" w:bidi="en_US"/>
         </w:rPr>
         <w:t>). Paul encouraged the practice of reading his letters out loud to the entire congregation (</w:t>
       </w:r>
-      <w:hyperlink r:id="rId290">
-        <w:r>
-          <w:rPr>
-            <w:lang w:val="en_US" w:bidi="en_US"/>
-          </w:rPr>
-          <w:rPr>
-            <w:color w:val="0000EE"/>
-            <w:u w:val="single"/>
-          </w:rPr>
-          <w:t>Colossians 4:16</w:t>
-        </w:r>
-      </w:hyperlink>
+      <w:r>
+        <w:rPr>
+          <w:lang w:val="en_US" w:bidi="en_US"/>
+        </w:rPr>
+        <w:t>Colossians 4:16</w:t>
+      </w:r>
       <w:r>
         <w:rPr>
           <w:lang w:val="en_US" w:bidi="en_US"/>
@@ -11080,90 +9148,60 @@
         </w:rPr>
         <w:t>Paul adds to the usual greeting by including a blessing of grace at the end of his letters (</w:t>
       </w:r>
-      <w:hyperlink r:id="rId86">
-        <w:r>
-          <w:rPr>
-            <w:lang w:val="en_US" w:bidi="en_US"/>
-          </w:rPr>
-          <w:rPr>
-            <w:color w:val="0000EE"/>
-            <w:u w:val="single"/>
-          </w:rPr>
-          <w:t>Romans 16:20</w:t>
-        </w:r>
-      </w:hyperlink>
-      <w:r>
-        <w:rPr>
-          <w:lang w:val="en_US" w:bidi="en_US"/>
-        </w:rPr>
-        <w:t xml:space="preserve">; </w:t>
-      </w:r>
-      <w:hyperlink r:id="rId291">
-        <w:r>
-          <w:rPr>
-            <w:lang w:val="en_US" w:bidi="en_US"/>
-          </w:rPr>
-          <w:rPr>
-            <w:color w:val="0000EE"/>
-            <w:u w:val="single"/>
-          </w:rPr>
-          <w:t>1 Corinthians 16:23</w:t>
-        </w:r>
-      </w:hyperlink>
-      <w:r>
-        <w:rPr>
-          <w:lang w:val="en_US" w:bidi="en_US"/>
-        </w:rPr>
-        <w:t xml:space="preserve">; </w:t>
-      </w:r>
-      <w:hyperlink r:id="rId292">
-        <w:r>
-          <w:rPr>
-            <w:lang w:val="en_US" w:bidi="en_US"/>
-          </w:rPr>
-          <w:rPr>
-            <w:color w:val="0000EE"/>
-            <w:u w:val="single"/>
-          </w:rPr>
-          <w:t>Galatians 6:18</w:t>
-        </w:r>
-      </w:hyperlink>
-      <w:r>
-        <w:rPr>
-          <w:lang w:val="en_US" w:bidi="en_US"/>
-        </w:rPr>
-        <w:t xml:space="preserve">; </w:t>
-      </w:r>
-      <w:hyperlink r:id="rId293">
-        <w:r>
-          <w:rPr>
-            <w:lang w:val="en_US" w:bidi="en_US"/>
-          </w:rPr>
-          <w:rPr>
-            <w:color w:val="0000EE"/>
-            <w:u w:val="single"/>
-          </w:rPr>
-          <w:t>Ephesians 6:24</w:t>
-        </w:r>
-      </w:hyperlink>
-      <w:r>
-        <w:rPr>
-          <w:lang w:val="en_US" w:bidi="en_US"/>
-        </w:rPr>
-        <w:t xml:space="preserve">; </w:t>
-      </w:r>
-      <w:hyperlink r:id="rId294">
-        <w:r>
-          <w:rPr>
-            <w:lang w:val="en_US" w:bidi="en_US"/>
-          </w:rPr>
-          <w:rPr>
-            <w:color w:val="0000EE"/>
-            <w:u w:val="single"/>
-          </w:rPr>
-          <w:t>2 Thessalonians 3:18</w:t>
-        </w:r>
-      </w:hyperlink>
+      <w:r>
+        <w:rPr>
+          <w:lang w:val="en_US" w:bidi="en_US"/>
+        </w:rPr>
+        <w:t>Romans 16:20</w:t>
+      </w:r>
+      <w:r>
+        <w:rPr>
+          <w:lang w:val="en_US" w:bidi="en_US"/>
+        </w:rPr>
+        <w:t xml:space="preserve">; </w:t>
+      </w:r>
+      <w:r>
+        <w:rPr>
+          <w:lang w:val="en_US" w:bidi="en_US"/>
+        </w:rPr>
+        <w:t>1 Corinthians 16:23</w:t>
+      </w:r>
+      <w:r>
+        <w:rPr>
+          <w:lang w:val="en_US" w:bidi="en_US"/>
+        </w:rPr>
+        <w:t xml:space="preserve">; </w:t>
+      </w:r>
+      <w:r>
+        <w:rPr>
+          <w:lang w:val="en_US" w:bidi="en_US"/>
+        </w:rPr>
+        <w:t>Galatians 6:18</w:t>
+      </w:r>
+      <w:r>
+        <w:rPr>
+          <w:lang w:val="en_US" w:bidi="en_US"/>
+        </w:rPr>
+        <w:t xml:space="preserve">; </w:t>
+      </w:r>
+      <w:r>
+        <w:rPr>
+          <w:lang w:val="en_US" w:bidi="en_US"/>
+        </w:rPr>
+        <w:t>Ephesians 6:24</w:t>
+      </w:r>
+      <w:r>
+        <w:rPr>
+          <w:lang w:val="en_US" w:bidi="en_US"/>
+        </w:rPr>
+        <w:t xml:space="preserve">; </w:t>
+      </w:r>
+      <w:r>
+        <w:rPr>
+          <w:lang w:val="en_US" w:bidi="en_US"/>
+        </w:rPr>
+        <w:t>2 Thessalonians 3:18</w:t>
+      </w:r>
       <w:r>
         <w:rPr>
           <w:lang w:val="en_US" w:bidi="en_US"/>
